--- a/docs/FANG_PROJECT/FANG_PROJECT_P1.docx
+++ b/docs/FANG_PROJECT/FANG_PROJECT_P1.docx
@@ -60,7 +60,12 @@
         <w:t>The book was published in 201</w:t>
       </w:r>
       <w:r>
-        <w:t xml:space="preserve">1, which at the time of this writing is over 14 years old. The book and software </w:t>
+        <w:t xml:space="preserve">1, which at the time of this writing is over 14 years old. </w:t>
+      </w:r>
+    </w:p>
+    <w:p>
+      <w:r>
+        <w:t xml:space="preserve">The book and software </w:t>
       </w:r>
       <w:r>
         <w:t>were</w:t>
@@ -120,7 +125,15 @@
         <w:t xml:space="preserve"> in game development</w:t>
       </w:r>
       <w:r>
-        <w:t xml:space="preserve"> that spanned programming, </w:t>
+        <w:t xml:space="preserve"> that </w:t>
+      </w:r>
+      <w:proofErr w:type="gramStart"/>
+      <w:r>
+        <w:t>spanned</w:t>
+      </w:r>
+      <w:proofErr w:type="gramEnd"/>
+      <w:r>
+        <w:t xml:space="preserve"> programming, </w:t>
       </w:r>
       <w:r>
         <w:t xml:space="preserve">game </w:t>
@@ -176,7 +189,15 @@
         <w:t xml:space="preserve">or dropped the notion of teaching game creation and programming at the same time. In addition, </w:t>
       </w:r>
       <w:r>
-        <w:t xml:space="preserve">in many computer science curriculums </w:t>
+        <w:t xml:space="preserve">in many </w:t>
+      </w:r>
+      <w:proofErr w:type="gramStart"/>
+      <w:r>
+        <w:t>computer</w:t>
+      </w:r>
+      <w:proofErr w:type="gramEnd"/>
+      <w:r>
+        <w:t xml:space="preserve"> science curriculums </w:t>
       </w:r>
       <w:r>
         <w:t xml:space="preserve">Java has been replaced as the first programming language </w:t>
@@ -188,10 +209,15 @@
         <w:t xml:space="preserve"> </w:t>
       </w:r>
       <w:r>
-        <w:t xml:space="preserve">other languages </w:t>
-      </w:r>
-      <w:r>
-        <w:t xml:space="preserve">such as, </w:t>
+        <w:t xml:space="preserve">other languages such </w:t>
+      </w:r>
+      <w:proofErr w:type="gramStart"/>
+      <w:r>
+        <w:t>as,</w:t>
+      </w:r>
+      <w:proofErr w:type="gramEnd"/>
+      <w:r>
+        <w:t xml:space="preserve"> </w:t>
       </w:r>
       <w:r>
         <w:t>Python</w:t>
@@ -206,13 +232,29 @@
         <w:t xml:space="preserve"> </w:t>
       </w:r>
       <w:r>
-        <w:t>The trend away from Java seems natural since everyone can see the trends in the last decade has been</w:t>
+        <w:t xml:space="preserve">The trend away from Java seems natural since everyone can see the trends in the last decade </w:t>
+      </w:r>
+      <w:proofErr w:type="gramStart"/>
+      <w:r>
+        <w:t>has</w:t>
+      </w:r>
+      <w:proofErr w:type="gramEnd"/>
+      <w:r>
+        <w:t xml:space="preserve"> been</w:t>
       </w:r>
       <w:r>
         <w:t xml:space="preserve"> towards</w:t>
       </w:r>
       <w:r>
-        <w:t xml:space="preserve"> data science, AI, front-end web development, using nodejs and other tools.</w:t>
+        <w:t xml:space="preserve"> data science, AI, front-end web development, using </w:t>
+      </w:r>
+      <w:proofErr w:type="spellStart"/>
+      <w:r>
+        <w:t>nodejs</w:t>
+      </w:r>
+      <w:proofErr w:type="spellEnd"/>
+      <w:r>
+        <w:t xml:space="preserve"> and other tools.</w:t>
       </w:r>
       <w:r>
         <w:t xml:space="preserve"> </w:t>
@@ -338,8 +380,16 @@
       <w:r>
         <w:t xml:space="preserve"> but not all the other packages (e.g. </w:t>
       </w:r>
-      <w:r>
-        <w:t>spacesprites)</w:t>
+      <w:proofErr w:type="spellStart"/>
+      <w:r>
+        <w:rPr>
+          <w:rFonts w:ascii="Consolas" w:hAnsi="Consolas"/>
+        </w:rPr>
+        <w:t>spacesprites</w:t>
+      </w:r>
+      <w:proofErr w:type="spellEnd"/>
+      <w:r>
+        <w:t>)</w:t>
       </w:r>
       <w:r>
         <w:t xml:space="preserve">. </w:t>
@@ -366,30 +416,49 @@
         <w:t xml:space="preserve">configure the browser to allow them to run. </w:t>
       </w:r>
       <w:r>
-        <w:t>What is even tougher is that the last Java version to support applets was Java version 8, it was deprecated starting with Java 9 and completely removed in Java 17!</w:t>
-      </w:r>
-    </w:p>
-    <w:p>
+        <w:t xml:space="preserve">What is even tougher is that the last Java </w:t>
+      </w:r>
       <w:r>
         <w:lastRenderedPageBreak/>
+        <w:t>version to support applets was Java version 8, it was deprecated starting with Java 9 and completely removed in Java 17!</w:t>
+      </w:r>
+    </w:p>
+    <w:p>
+      <w:r>
         <w:t xml:space="preserve">I had to install Java 8 on my machine and by </w:t>
       </w:r>
       <w:r>
-        <w:t>2030 there will be 0 support. I plan on building a version of fang for Java 17 and Java 21. Since I plan on making all the code available anyone should be able to create a jar for any target version of Java they desire.</w:t>
-      </w:r>
-    </w:p>
-    <w:p>
-      <w:r>
-        <w:t xml:space="preserve">Note: </w:t>
-      </w:r>
-      <w:r>
-        <w:t>Game names, game company names, and video game program names are the property of their respective</w:t>
-      </w:r>
-      <w:r>
-        <w:t xml:space="preserve"> </w:t>
-      </w:r>
-      <w:r>
-        <w:t>trademark or copyright holders.</w:t>
+        <w:t xml:space="preserve">2030 there will be </w:t>
+      </w:r>
+      <w:r>
+        <w:t>no</w:t>
+      </w:r>
+      <w:r>
+        <w:t xml:space="preserve"> support</w:t>
+      </w:r>
+      <w:r>
+        <w:t xml:space="preserve"> for this version of Java</w:t>
+      </w:r>
+      <w:r>
+        <w:t>. I plan on building a version of fang for Java 17 and Java 21. Since I plan on making all the code available anyone should be able to create a jar for any target version of Java they desire.</w:t>
+      </w:r>
+    </w:p>
+    <w:p>
+      <w:r>
+        <w:t>Note: Game names, game company names, and video game program names are the property of their respective trademark or copyright holders.</w:t>
+      </w:r>
+    </w:p>
+    <w:p>
+      <w:pPr>
+        <w:pStyle w:val="Heading2"/>
+      </w:pPr>
+      <w:r>
+        <w:t>Preserving Java Game Programming</w:t>
+      </w:r>
+    </w:p>
+    <w:p>
+      <w:r>
+        <w:t xml:space="preserve">There was a time when many books came out on the topic of Java Game Programming.  I went through a couple of them around 2012. </w:t>
       </w:r>
     </w:p>
     <w:p>
@@ -410,7 +479,7 @@
       <w:r>
         <w:t>plan on learning how to use JavaFX and maybe FXGL (</w:t>
       </w:r>
-      <w:hyperlink r:id="rId6" w:history="1">
+      <w:hyperlink r:id="rId7" w:history="1">
         <w:r>
           <w:rPr>
             <w:rStyle w:val="Hyperlink"/>
@@ -441,6 +510,3011 @@
     </w:p>
     <w:p>
       <w:pPr>
+        <w:pStyle w:val="Heading2"/>
+      </w:pPr>
+      <w:r>
+        <w:t>Phase #1</w:t>
+      </w:r>
+    </w:p>
+    <w:p>
+      <w:r>
+        <w:t>The first step is that I need to have the code in the book work. I need to set up a Java 8 environment (using Eclipse) and run the programs in chapter 1</w:t>
+      </w:r>
+      <w:r>
+        <w:t xml:space="preserve"> exactly as they were intended to work.</w:t>
+      </w:r>
+    </w:p>
+    <w:p>
+      <w:pPr>
+        <w:pStyle w:val="Heading3"/>
+      </w:pPr>
+      <w:r>
+        <w:t>Example Program #1</w:t>
+      </w:r>
+    </w:p>
+    <w:p>
+      <w:pPr>
+        <w:pStyle w:val="ListParagraph"/>
+        <w:numPr>
+          <w:ilvl w:val="0"/>
+          <w:numId w:val="1"/>
+        </w:numPr>
+      </w:pPr>
+      <w:r>
+        <w:t>Create an Eclipse workspace fang2</w:t>
+      </w:r>
+    </w:p>
+    <w:p>
+      <w:pPr>
+        <w:pStyle w:val="ListParagraph"/>
+        <w:numPr>
+          <w:ilvl w:val="1"/>
+          <w:numId w:val="1"/>
+        </w:numPr>
+      </w:pPr>
+      <w:r>
+        <w:t>Make sure the project is created for Java 1.8</w:t>
+      </w:r>
+    </w:p>
+    <w:p>
+      <w:pPr>
+        <w:pStyle w:val="ListParagraph"/>
+        <w:numPr>
+          <w:ilvl w:val="0"/>
+          <w:numId w:val="1"/>
+        </w:numPr>
+      </w:pPr>
+      <w:r>
+        <w:t>Create the Java project simple_project_01</w:t>
+      </w:r>
+    </w:p>
+    <w:p>
+      <w:pPr>
+        <w:pStyle w:val="ListParagraph"/>
+        <w:numPr>
+          <w:ilvl w:val="1"/>
+          <w:numId w:val="1"/>
+        </w:numPr>
+      </w:pPr>
+      <w:r>
+        <w:t>Right-click the project</w:t>
+      </w:r>
+    </w:p>
+    <w:p>
+      <w:pPr>
+        <w:pStyle w:val="ListParagraph"/>
+        <w:numPr>
+          <w:ilvl w:val="1"/>
+          <w:numId w:val="1"/>
+        </w:numPr>
+      </w:pPr>
+      <w:r>
+        <w:t xml:space="preserve">Select Build Path </w:t>
+      </w:r>
+      <w:r>
+        <w:sym w:font="Wingdings" w:char="F0E8"/>
+      </w:r>
+      <w:r>
+        <w:t xml:space="preserve"> Configure Build Path…</w:t>
+      </w:r>
+    </w:p>
+    <w:p>
+      <w:pPr>
+        <w:pStyle w:val="ListParagraph"/>
+        <w:numPr>
+          <w:ilvl w:val="1"/>
+          <w:numId w:val="1"/>
+        </w:numPr>
+      </w:pPr>
+      <w:r>
+        <w:t>Make sure you do two things:</w:t>
+      </w:r>
+    </w:p>
+    <w:p>
+      <w:pPr>
+        <w:pStyle w:val="ListParagraph"/>
+        <w:numPr>
+          <w:ilvl w:val="2"/>
+          <w:numId w:val="1"/>
+        </w:numPr>
+      </w:pPr>
+      <w:r>
+        <w:t>Add External JARS… to fang2120420.jar</w:t>
+      </w:r>
+    </w:p>
+    <w:p>
+      <w:pPr>
+        <w:pStyle w:val="ListParagraph"/>
+        <w:numPr>
+          <w:ilvl w:val="2"/>
+          <w:numId w:val="1"/>
+        </w:numPr>
+      </w:pPr>
+      <w:r>
+        <w:t>Set the JRE Library to jre1.8.0_xxx</w:t>
+      </w:r>
+    </w:p>
+    <w:p>
+      <w:pPr>
+        <w:jc w:val="center"/>
+      </w:pPr>
+      <w:r>
+        <w:rPr>
+          <w:noProof/>
+        </w:rPr>
+        <w:lastRenderedPageBreak/>
+        <w:drawing>
+          <wp:inline distT="0" distB="0" distL="0" distR="0" wp14:anchorId="352F4D24" wp14:editId="3188D7B7">
+            <wp:extent cx="4561840" cy="1218440"/>
+            <wp:effectExtent l="0" t="0" r="0" b="1270"/>
+            <wp:docPr id="1655591796" name="Picture 1"/>
+            <wp:cNvGraphicFramePr>
+              <a:graphicFrameLocks xmlns:a="http://schemas.openxmlformats.org/drawingml/2006/main" noChangeAspect="1"/>
+            </wp:cNvGraphicFramePr>
+            <a:graphic xmlns:a="http://schemas.openxmlformats.org/drawingml/2006/main">
+              <a:graphicData uri="http://schemas.openxmlformats.org/drawingml/2006/picture">
+                <pic:pic xmlns:pic="http://schemas.openxmlformats.org/drawingml/2006/picture">
+                  <pic:nvPicPr>
+                    <pic:cNvPr id="1655591796" name=""/>
+                    <pic:cNvPicPr/>
+                  </pic:nvPicPr>
+                  <pic:blipFill>
+                    <a:blip r:embed="rId8"/>
+                    <a:stretch>
+                      <a:fillRect/>
+                    </a:stretch>
+                  </pic:blipFill>
+                  <pic:spPr>
+                    <a:xfrm>
+                      <a:off x="0" y="0"/>
+                      <a:ext cx="4588415" cy="1225538"/>
+                    </a:xfrm>
+                    <a:prstGeom prst="rect">
+                      <a:avLst/>
+                    </a:prstGeom>
+                  </pic:spPr>
+                </pic:pic>
+              </a:graphicData>
+            </a:graphic>
+          </wp:inline>
+        </w:drawing>
+      </w:r>
+    </w:p>
+    <w:p>
+      <w:pPr>
+        <w:pStyle w:val="ListParagraph"/>
+        <w:numPr>
+          <w:ilvl w:val="0"/>
+          <w:numId w:val="3"/>
+        </w:numPr>
+      </w:pPr>
+      <w:r>
+        <w:t xml:space="preserve">Create the class file </w:t>
+      </w:r>
+      <w:proofErr w:type="spellStart"/>
+      <w:r>
+        <w:t>FirstProgram</w:t>
+      </w:r>
+      <w:proofErr w:type="spellEnd"/>
+      <w:r>
+        <w:t>:</w:t>
+      </w:r>
+    </w:p>
+    <w:p>
+      <w:pPr>
+        <w:pStyle w:val="NormalWeb"/>
+        <w:pBdr>
+          <w:top w:val="single" w:sz="6" w:space="2" w:color="888888"/>
+          <w:left w:val="single" w:sz="6" w:space="2" w:color="888888"/>
+          <w:bottom w:val="single" w:sz="6" w:space="2" w:color="888888"/>
+          <w:right w:val="single" w:sz="6" w:space="2" w:color="888888"/>
+        </w:pBdr>
+        <w:tabs>
+          <w:tab w:val="left" w:pos="916"/>
+          <w:tab w:val="left" w:pos="1832"/>
+          <w:tab w:val="left" w:pos="2748"/>
+          <w:tab w:val="left" w:pos="3664"/>
+          <w:tab w:val="left" w:pos="4580"/>
+          <w:tab w:val="left" w:pos="5496"/>
+          <w:tab w:val="left" w:pos="6412"/>
+          <w:tab w:val="left" w:pos="7328"/>
+          <w:tab w:val="left" w:pos="8244"/>
+          <w:tab w:val="left" w:pos="9160"/>
+          <w:tab w:val="left" w:pos="10076"/>
+          <w:tab w:val="left" w:pos="10992"/>
+          <w:tab w:val="left" w:pos="11908"/>
+          <w:tab w:val="left" w:pos="12824"/>
+          <w:tab w:val="left" w:pos="13740"/>
+          <w:tab w:val="left" w:pos="14656"/>
+        </w:tabs>
+        <w:spacing w:before="0" w:beforeAutospacing="0" w:after="0" w:afterAutospacing="0"/>
+        <w:divId w:val="77601209"/>
+        <w:rPr>
+          <w:rFonts w:ascii="Consolas" w:hAnsi="Consolas" w:cs="Courier New"/>
+          <w:sz w:val="17"/>
+          <w:szCs w:val="17"/>
+        </w:rPr>
+      </w:pPr>
+      <w:r>
+        <w:rPr>
+          <w:rFonts w:ascii="Consolas" w:hAnsi="Consolas" w:cs="Courier New"/>
+          <w:sz w:val="17"/>
+          <w:szCs w:val="17"/>
+        </w:rPr>
+        <w:t xml:space="preserve"> 1. </w:t>
+      </w:r>
+      <w:r>
+        <w:rPr>
+          <w:rFonts w:ascii="Consolas" w:hAnsi="Consolas" w:cs="Courier New"/>
+          <w:color w:val="000088"/>
+          <w:sz w:val="17"/>
+          <w:szCs w:val="17"/>
+        </w:rPr>
+        <w:t>package</w:t>
+      </w:r>
+      <w:r>
+        <w:rPr>
+          <w:rFonts w:ascii="Consolas" w:hAnsi="Consolas" w:cs="Courier New"/>
+          <w:color w:val="000000"/>
+          <w:sz w:val="17"/>
+          <w:szCs w:val="17"/>
+        </w:rPr>
+        <w:t xml:space="preserve"> </w:t>
+      </w:r>
+      <w:proofErr w:type="spellStart"/>
+      <w:proofErr w:type="gramStart"/>
+      <w:r>
+        <w:rPr>
+          <w:rFonts w:ascii="Consolas" w:hAnsi="Consolas" w:cs="Courier New"/>
+          <w:color w:val="000000"/>
+          <w:sz w:val="17"/>
+          <w:szCs w:val="17"/>
+        </w:rPr>
+        <w:t>com</w:t>
+      </w:r>
+      <w:r>
+        <w:rPr>
+          <w:rFonts w:ascii="Consolas" w:hAnsi="Consolas" w:cs="Courier New"/>
+          <w:color w:val="666600"/>
+          <w:sz w:val="17"/>
+          <w:szCs w:val="17"/>
+        </w:rPr>
+        <w:t>.</w:t>
+      </w:r>
+      <w:r>
+        <w:rPr>
+          <w:rFonts w:ascii="Consolas" w:hAnsi="Consolas" w:cs="Courier New"/>
+          <w:color w:val="000000"/>
+          <w:sz w:val="17"/>
+          <w:szCs w:val="17"/>
+        </w:rPr>
+        <w:t>brainycode</w:t>
+      </w:r>
+      <w:proofErr w:type="spellEnd"/>
+      <w:proofErr w:type="gramEnd"/>
+      <w:r>
+        <w:rPr>
+          <w:rFonts w:ascii="Consolas" w:hAnsi="Consolas" w:cs="Courier New"/>
+          <w:color w:val="666600"/>
+          <w:sz w:val="17"/>
+          <w:szCs w:val="17"/>
+        </w:rPr>
+        <w:t>;</w:t>
+      </w:r>
+    </w:p>
+    <w:p>
+      <w:pPr>
+        <w:pStyle w:val="NormalWeb"/>
+        <w:pBdr>
+          <w:top w:val="single" w:sz="6" w:space="2" w:color="888888"/>
+          <w:left w:val="single" w:sz="6" w:space="2" w:color="888888"/>
+          <w:bottom w:val="single" w:sz="6" w:space="2" w:color="888888"/>
+          <w:right w:val="single" w:sz="6" w:space="2" w:color="888888"/>
+        </w:pBdr>
+        <w:tabs>
+          <w:tab w:val="left" w:pos="916"/>
+          <w:tab w:val="left" w:pos="1832"/>
+          <w:tab w:val="left" w:pos="2748"/>
+          <w:tab w:val="left" w:pos="3664"/>
+          <w:tab w:val="left" w:pos="4580"/>
+          <w:tab w:val="left" w:pos="5496"/>
+          <w:tab w:val="left" w:pos="6412"/>
+          <w:tab w:val="left" w:pos="7328"/>
+          <w:tab w:val="left" w:pos="8244"/>
+          <w:tab w:val="left" w:pos="9160"/>
+          <w:tab w:val="left" w:pos="10076"/>
+          <w:tab w:val="left" w:pos="10992"/>
+          <w:tab w:val="left" w:pos="11908"/>
+          <w:tab w:val="left" w:pos="12824"/>
+          <w:tab w:val="left" w:pos="13740"/>
+          <w:tab w:val="left" w:pos="14656"/>
+        </w:tabs>
+        <w:spacing w:before="0" w:beforeAutospacing="0" w:after="0" w:afterAutospacing="0"/>
+        <w:divId w:val="77601209"/>
+        <w:rPr>
+          <w:rFonts w:ascii="Consolas" w:hAnsi="Consolas" w:cs="Courier New"/>
+          <w:sz w:val="17"/>
+          <w:szCs w:val="17"/>
+        </w:rPr>
+      </w:pPr>
+      <w:r>
+        <w:rPr>
+          <w:rFonts w:ascii="Consolas" w:hAnsi="Consolas" w:cs="Courier New"/>
+          <w:sz w:val="17"/>
+          <w:szCs w:val="17"/>
+        </w:rPr>
+        <w:t xml:space="preserve"> 2. </w:t>
+      </w:r>
+      <w:r>
+        <w:rPr>
+          <w:rFonts w:ascii="Consolas" w:hAnsi="Consolas" w:cs="Courier New"/>
+          <w:color w:val="000000"/>
+          <w:sz w:val="17"/>
+          <w:szCs w:val="17"/>
+        </w:rPr>
+        <w:t> </w:t>
+      </w:r>
+    </w:p>
+    <w:p>
+      <w:pPr>
+        <w:pStyle w:val="NormalWeb"/>
+        <w:pBdr>
+          <w:top w:val="single" w:sz="6" w:space="2" w:color="888888"/>
+          <w:left w:val="single" w:sz="6" w:space="2" w:color="888888"/>
+          <w:bottom w:val="single" w:sz="6" w:space="2" w:color="888888"/>
+          <w:right w:val="single" w:sz="6" w:space="2" w:color="888888"/>
+        </w:pBdr>
+        <w:tabs>
+          <w:tab w:val="left" w:pos="916"/>
+          <w:tab w:val="left" w:pos="1832"/>
+          <w:tab w:val="left" w:pos="2748"/>
+          <w:tab w:val="left" w:pos="3664"/>
+          <w:tab w:val="left" w:pos="4580"/>
+          <w:tab w:val="left" w:pos="5496"/>
+          <w:tab w:val="left" w:pos="6412"/>
+          <w:tab w:val="left" w:pos="7328"/>
+          <w:tab w:val="left" w:pos="8244"/>
+          <w:tab w:val="left" w:pos="9160"/>
+          <w:tab w:val="left" w:pos="10076"/>
+          <w:tab w:val="left" w:pos="10992"/>
+          <w:tab w:val="left" w:pos="11908"/>
+          <w:tab w:val="left" w:pos="12824"/>
+          <w:tab w:val="left" w:pos="13740"/>
+          <w:tab w:val="left" w:pos="14656"/>
+        </w:tabs>
+        <w:spacing w:before="0" w:beforeAutospacing="0" w:after="0" w:afterAutospacing="0"/>
+        <w:divId w:val="77601209"/>
+        <w:rPr>
+          <w:rFonts w:ascii="Consolas" w:hAnsi="Consolas" w:cs="Courier New"/>
+          <w:sz w:val="17"/>
+          <w:szCs w:val="17"/>
+        </w:rPr>
+      </w:pPr>
+      <w:r>
+        <w:rPr>
+          <w:rFonts w:ascii="Consolas" w:hAnsi="Consolas" w:cs="Courier New"/>
+          <w:sz w:val="17"/>
+          <w:szCs w:val="17"/>
+        </w:rPr>
+        <w:t xml:space="preserve"> 3. </w:t>
+      </w:r>
+      <w:r>
+        <w:rPr>
+          <w:rFonts w:ascii="Consolas" w:hAnsi="Consolas" w:cs="Courier New"/>
+          <w:color w:val="000000"/>
+          <w:sz w:val="17"/>
+          <w:szCs w:val="17"/>
+        </w:rPr>
+        <w:t> </w:t>
+      </w:r>
+    </w:p>
+    <w:p>
+      <w:pPr>
+        <w:pStyle w:val="NormalWeb"/>
+        <w:pBdr>
+          <w:top w:val="single" w:sz="6" w:space="2" w:color="888888"/>
+          <w:left w:val="single" w:sz="6" w:space="2" w:color="888888"/>
+          <w:bottom w:val="single" w:sz="6" w:space="2" w:color="888888"/>
+          <w:right w:val="single" w:sz="6" w:space="2" w:color="888888"/>
+        </w:pBdr>
+        <w:tabs>
+          <w:tab w:val="left" w:pos="916"/>
+          <w:tab w:val="left" w:pos="1832"/>
+          <w:tab w:val="left" w:pos="2748"/>
+          <w:tab w:val="left" w:pos="3664"/>
+          <w:tab w:val="left" w:pos="4580"/>
+          <w:tab w:val="left" w:pos="5496"/>
+          <w:tab w:val="left" w:pos="6412"/>
+          <w:tab w:val="left" w:pos="7328"/>
+          <w:tab w:val="left" w:pos="8244"/>
+          <w:tab w:val="left" w:pos="9160"/>
+          <w:tab w:val="left" w:pos="10076"/>
+          <w:tab w:val="left" w:pos="10992"/>
+          <w:tab w:val="left" w:pos="11908"/>
+          <w:tab w:val="left" w:pos="12824"/>
+          <w:tab w:val="left" w:pos="13740"/>
+          <w:tab w:val="left" w:pos="14656"/>
+        </w:tabs>
+        <w:spacing w:before="0" w:beforeAutospacing="0" w:after="0" w:afterAutospacing="0"/>
+        <w:divId w:val="77601209"/>
+        <w:rPr>
+          <w:rFonts w:ascii="Consolas" w:hAnsi="Consolas" w:cs="Courier New"/>
+          <w:sz w:val="17"/>
+          <w:szCs w:val="17"/>
+        </w:rPr>
+      </w:pPr>
+      <w:r>
+        <w:rPr>
+          <w:rFonts w:ascii="Consolas" w:hAnsi="Consolas" w:cs="Courier New"/>
+          <w:sz w:val="17"/>
+          <w:szCs w:val="17"/>
+        </w:rPr>
+        <w:t xml:space="preserve"> 4. </w:t>
+      </w:r>
+      <w:r>
+        <w:rPr>
+          <w:rFonts w:ascii="Consolas" w:hAnsi="Consolas" w:cs="Courier New"/>
+          <w:color w:val="000088"/>
+          <w:sz w:val="17"/>
+          <w:szCs w:val="17"/>
+        </w:rPr>
+        <w:t>import</w:t>
+      </w:r>
+      <w:r>
+        <w:rPr>
+          <w:rFonts w:ascii="Consolas" w:hAnsi="Consolas" w:cs="Courier New"/>
+          <w:color w:val="000000"/>
+          <w:sz w:val="17"/>
+          <w:szCs w:val="17"/>
+        </w:rPr>
+        <w:t xml:space="preserve"> </w:t>
+      </w:r>
+      <w:proofErr w:type="gramStart"/>
+      <w:r>
+        <w:rPr>
+          <w:rFonts w:ascii="Consolas" w:hAnsi="Consolas" w:cs="Courier New"/>
+          <w:color w:val="000000"/>
+          <w:sz w:val="17"/>
+          <w:szCs w:val="17"/>
+        </w:rPr>
+        <w:t>fang2</w:t>
+      </w:r>
+      <w:r>
+        <w:rPr>
+          <w:rFonts w:ascii="Consolas" w:hAnsi="Consolas" w:cs="Courier New"/>
+          <w:color w:val="666600"/>
+          <w:sz w:val="17"/>
+          <w:szCs w:val="17"/>
+        </w:rPr>
+        <w:t>.</w:t>
+      </w:r>
+      <w:r>
+        <w:rPr>
+          <w:rFonts w:ascii="Consolas" w:hAnsi="Consolas" w:cs="Courier New"/>
+          <w:color w:val="000000"/>
+          <w:sz w:val="17"/>
+          <w:szCs w:val="17"/>
+        </w:rPr>
+        <w:t>core</w:t>
+      </w:r>
+      <w:r>
+        <w:rPr>
+          <w:rFonts w:ascii="Consolas" w:hAnsi="Consolas" w:cs="Courier New"/>
+          <w:color w:val="666600"/>
+          <w:sz w:val="17"/>
+          <w:szCs w:val="17"/>
+        </w:rPr>
+        <w:t>.</w:t>
+      </w:r>
+      <w:r>
+        <w:rPr>
+          <w:rFonts w:ascii="Consolas" w:hAnsi="Consolas" w:cs="Courier New"/>
+          <w:color w:val="660066"/>
+          <w:sz w:val="17"/>
+          <w:szCs w:val="17"/>
+        </w:rPr>
+        <w:t>Game</w:t>
+      </w:r>
+      <w:proofErr w:type="gramEnd"/>
+      <w:r>
+        <w:rPr>
+          <w:rFonts w:ascii="Consolas" w:hAnsi="Consolas" w:cs="Courier New"/>
+          <w:color w:val="666600"/>
+          <w:sz w:val="17"/>
+          <w:szCs w:val="17"/>
+        </w:rPr>
+        <w:t>;</w:t>
+      </w:r>
+    </w:p>
+    <w:p>
+      <w:pPr>
+        <w:pStyle w:val="NormalWeb"/>
+        <w:pBdr>
+          <w:top w:val="single" w:sz="6" w:space="2" w:color="888888"/>
+          <w:left w:val="single" w:sz="6" w:space="2" w:color="888888"/>
+          <w:bottom w:val="single" w:sz="6" w:space="2" w:color="888888"/>
+          <w:right w:val="single" w:sz="6" w:space="2" w:color="888888"/>
+        </w:pBdr>
+        <w:tabs>
+          <w:tab w:val="left" w:pos="916"/>
+          <w:tab w:val="left" w:pos="1832"/>
+          <w:tab w:val="left" w:pos="2748"/>
+          <w:tab w:val="left" w:pos="3664"/>
+          <w:tab w:val="left" w:pos="4580"/>
+          <w:tab w:val="left" w:pos="5496"/>
+          <w:tab w:val="left" w:pos="6412"/>
+          <w:tab w:val="left" w:pos="7328"/>
+          <w:tab w:val="left" w:pos="8244"/>
+          <w:tab w:val="left" w:pos="9160"/>
+          <w:tab w:val="left" w:pos="10076"/>
+          <w:tab w:val="left" w:pos="10992"/>
+          <w:tab w:val="left" w:pos="11908"/>
+          <w:tab w:val="left" w:pos="12824"/>
+          <w:tab w:val="left" w:pos="13740"/>
+          <w:tab w:val="left" w:pos="14656"/>
+        </w:tabs>
+        <w:spacing w:before="0" w:beforeAutospacing="0" w:after="0" w:afterAutospacing="0"/>
+        <w:divId w:val="77601209"/>
+        <w:rPr>
+          <w:rFonts w:ascii="Consolas" w:hAnsi="Consolas" w:cs="Courier New"/>
+          <w:sz w:val="17"/>
+          <w:szCs w:val="17"/>
+        </w:rPr>
+      </w:pPr>
+      <w:r>
+        <w:rPr>
+          <w:rFonts w:ascii="Consolas" w:hAnsi="Consolas" w:cs="Courier New"/>
+          <w:sz w:val="17"/>
+          <w:szCs w:val="17"/>
+        </w:rPr>
+        <w:t xml:space="preserve"> 5. </w:t>
+      </w:r>
+      <w:r>
+        <w:rPr>
+          <w:rFonts w:ascii="Consolas" w:hAnsi="Consolas" w:cs="Courier New"/>
+          <w:color w:val="000000"/>
+          <w:sz w:val="17"/>
+          <w:szCs w:val="17"/>
+        </w:rPr>
+        <w:t> </w:t>
+      </w:r>
+    </w:p>
+    <w:p>
+      <w:pPr>
+        <w:pStyle w:val="NormalWeb"/>
+        <w:pBdr>
+          <w:top w:val="single" w:sz="6" w:space="2" w:color="888888"/>
+          <w:left w:val="single" w:sz="6" w:space="2" w:color="888888"/>
+          <w:bottom w:val="single" w:sz="6" w:space="2" w:color="888888"/>
+          <w:right w:val="single" w:sz="6" w:space="2" w:color="888888"/>
+        </w:pBdr>
+        <w:tabs>
+          <w:tab w:val="left" w:pos="916"/>
+          <w:tab w:val="left" w:pos="1832"/>
+          <w:tab w:val="left" w:pos="2748"/>
+          <w:tab w:val="left" w:pos="3664"/>
+          <w:tab w:val="left" w:pos="4580"/>
+          <w:tab w:val="left" w:pos="5496"/>
+          <w:tab w:val="left" w:pos="6412"/>
+          <w:tab w:val="left" w:pos="7328"/>
+          <w:tab w:val="left" w:pos="8244"/>
+          <w:tab w:val="left" w:pos="9160"/>
+          <w:tab w:val="left" w:pos="10076"/>
+          <w:tab w:val="left" w:pos="10992"/>
+          <w:tab w:val="left" w:pos="11908"/>
+          <w:tab w:val="left" w:pos="12824"/>
+          <w:tab w:val="left" w:pos="13740"/>
+          <w:tab w:val="left" w:pos="14656"/>
+        </w:tabs>
+        <w:spacing w:before="0" w:beforeAutospacing="0" w:after="0" w:afterAutospacing="0"/>
+        <w:divId w:val="77601209"/>
+        <w:rPr>
+          <w:rFonts w:ascii="Consolas" w:hAnsi="Consolas" w:cs="Courier New"/>
+          <w:sz w:val="17"/>
+          <w:szCs w:val="17"/>
+        </w:rPr>
+      </w:pPr>
+      <w:r>
+        <w:rPr>
+          <w:rFonts w:ascii="Consolas" w:hAnsi="Consolas" w:cs="Courier New"/>
+          <w:sz w:val="17"/>
+          <w:szCs w:val="17"/>
+        </w:rPr>
+        <w:t xml:space="preserve"> 6. </w:t>
+      </w:r>
+      <w:proofErr w:type="gramStart"/>
+      <w:r>
+        <w:rPr>
+          <w:rFonts w:ascii="Consolas" w:hAnsi="Consolas" w:cs="Courier New"/>
+          <w:color w:val="000088"/>
+          <w:sz w:val="17"/>
+          <w:szCs w:val="17"/>
+        </w:rPr>
+        <w:t>public</w:t>
+      </w:r>
+      <w:proofErr w:type="gramEnd"/>
+      <w:r>
+        <w:rPr>
+          <w:rFonts w:ascii="Consolas" w:hAnsi="Consolas" w:cs="Courier New"/>
+          <w:color w:val="000000"/>
+          <w:sz w:val="17"/>
+          <w:szCs w:val="17"/>
+        </w:rPr>
+        <w:t xml:space="preserve"> </w:t>
+      </w:r>
+      <w:r>
+        <w:rPr>
+          <w:rFonts w:ascii="Consolas" w:hAnsi="Consolas" w:cs="Courier New"/>
+          <w:color w:val="000088"/>
+          <w:sz w:val="17"/>
+          <w:szCs w:val="17"/>
+        </w:rPr>
+        <w:t>class</w:t>
+      </w:r>
+      <w:r>
+        <w:rPr>
+          <w:rFonts w:ascii="Consolas" w:hAnsi="Consolas" w:cs="Courier New"/>
+          <w:color w:val="000000"/>
+          <w:sz w:val="17"/>
+          <w:szCs w:val="17"/>
+        </w:rPr>
+        <w:t xml:space="preserve"> </w:t>
+      </w:r>
+      <w:proofErr w:type="spellStart"/>
+      <w:proofErr w:type="gramStart"/>
+      <w:r>
+        <w:rPr>
+          <w:rFonts w:ascii="Consolas" w:hAnsi="Consolas" w:cs="Courier New"/>
+          <w:color w:val="660066"/>
+          <w:sz w:val="17"/>
+          <w:szCs w:val="17"/>
+        </w:rPr>
+        <w:t>FirstProgram</w:t>
+      </w:r>
+      <w:proofErr w:type="spellEnd"/>
+      <w:r>
+        <w:rPr>
+          <w:rFonts w:ascii="Consolas" w:hAnsi="Consolas" w:cs="Courier New"/>
+          <w:color w:val="000000"/>
+          <w:sz w:val="17"/>
+          <w:szCs w:val="17"/>
+        </w:rPr>
+        <w:t xml:space="preserve">  </w:t>
+      </w:r>
+      <w:r>
+        <w:rPr>
+          <w:rFonts w:ascii="Consolas" w:hAnsi="Consolas" w:cs="Courier New"/>
+          <w:color w:val="000088"/>
+          <w:sz w:val="17"/>
+          <w:szCs w:val="17"/>
+        </w:rPr>
+        <w:t>extends</w:t>
+      </w:r>
+      <w:proofErr w:type="gramEnd"/>
+      <w:r>
+        <w:rPr>
+          <w:rFonts w:ascii="Consolas" w:hAnsi="Consolas" w:cs="Courier New"/>
+          <w:color w:val="000000"/>
+          <w:sz w:val="17"/>
+          <w:szCs w:val="17"/>
+        </w:rPr>
+        <w:t xml:space="preserve"> </w:t>
+      </w:r>
+      <w:r>
+        <w:rPr>
+          <w:rFonts w:ascii="Consolas" w:hAnsi="Consolas" w:cs="Courier New"/>
+          <w:color w:val="660066"/>
+          <w:sz w:val="17"/>
+          <w:szCs w:val="17"/>
+        </w:rPr>
+        <w:t>Game</w:t>
+      </w:r>
+      <w:r>
+        <w:rPr>
+          <w:rFonts w:ascii="Consolas" w:hAnsi="Consolas" w:cs="Courier New"/>
+          <w:color w:val="000000"/>
+          <w:sz w:val="17"/>
+          <w:szCs w:val="17"/>
+        </w:rPr>
+        <w:t xml:space="preserve"> </w:t>
+      </w:r>
+      <w:r>
+        <w:rPr>
+          <w:rFonts w:ascii="Consolas" w:hAnsi="Consolas" w:cs="Courier New"/>
+          <w:color w:val="666600"/>
+          <w:sz w:val="17"/>
+          <w:szCs w:val="17"/>
+        </w:rPr>
+        <w:t>{</w:t>
+      </w:r>
+    </w:p>
+    <w:p>
+      <w:pPr>
+        <w:pStyle w:val="NormalWeb"/>
+        <w:pBdr>
+          <w:top w:val="single" w:sz="6" w:space="2" w:color="888888"/>
+          <w:left w:val="single" w:sz="6" w:space="2" w:color="888888"/>
+          <w:bottom w:val="single" w:sz="6" w:space="2" w:color="888888"/>
+          <w:right w:val="single" w:sz="6" w:space="2" w:color="888888"/>
+        </w:pBdr>
+        <w:tabs>
+          <w:tab w:val="left" w:pos="916"/>
+          <w:tab w:val="left" w:pos="1832"/>
+          <w:tab w:val="left" w:pos="2748"/>
+          <w:tab w:val="left" w:pos="3664"/>
+          <w:tab w:val="left" w:pos="4580"/>
+          <w:tab w:val="left" w:pos="5496"/>
+          <w:tab w:val="left" w:pos="6412"/>
+          <w:tab w:val="left" w:pos="7328"/>
+          <w:tab w:val="left" w:pos="8244"/>
+          <w:tab w:val="left" w:pos="9160"/>
+          <w:tab w:val="left" w:pos="10076"/>
+          <w:tab w:val="left" w:pos="10992"/>
+          <w:tab w:val="left" w:pos="11908"/>
+          <w:tab w:val="left" w:pos="12824"/>
+          <w:tab w:val="left" w:pos="13740"/>
+          <w:tab w:val="left" w:pos="14656"/>
+        </w:tabs>
+        <w:spacing w:before="0" w:beforeAutospacing="0" w:after="0" w:afterAutospacing="0"/>
+        <w:divId w:val="77601209"/>
+        <w:rPr>
+          <w:rFonts w:ascii="Consolas" w:hAnsi="Consolas" w:cs="Courier New"/>
+          <w:sz w:val="17"/>
+          <w:szCs w:val="17"/>
+        </w:rPr>
+      </w:pPr>
+      <w:r>
+        <w:rPr>
+          <w:rFonts w:ascii="Consolas" w:hAnsi="Consolas" w:cs="Courier New"/>
+          <w:sz w:val="17"/>
+          <w:szCs w:val="17"/>
+        </w:rPr>
+        <w:t xml:space="preserve"> 7. </w:t>
+      </w:r>
+      <w:r>
+        <w:rPr>
+          <w:rFonts w:ascii="Consolas" w:hAnsi="Consolas" w:cs="Courier New"/>
+          <w:color w:val="000000"/>
+          <w:sz w:val="17"/>
+          <w:szCs w:val="17"/>
+        </w:rPr>
+        <w:t> </w:t>
+      </w:r>
+    </w:p>
+    <w:p>
+      <w:pPr>
+        <w:pStyle w:val="NormalWeb"/>
+        <w:pBdr>
+          <w:top w:val="single" w:sz="6" w:space="2" w:color="888888"/>
+          <w:left w:val="single" w:sz="6" w:space="2" w:color="888888"/>
+          <w:bottom w:val="single" w:sz="6" w:space="2" w:color="888888"/>
+          <w:right w:val="single" w:sz="6" w:space="2" w:color="888888"/>
+        </w:pBdr>
+        <w:tabs>
+          <w:tab w:val="left" w:pos="916"/>
+          <w:tab w:val="left" w:pos="1832"/>
+          <w:tab w:val="left" w:pos="2748"/>
+          <w:tab w:val="left" w:pos="3664"/>
+          <w:tab w:val="left" w:pos="4580"/>
+          <w:tab w:val="left" w:pos="5496"/>
+          <w:tab w:val="left" w:pos="6412"/>
+          <w:tab w:val="left" w:pos="7328"/>
+          <w:tab w:val="left" w:pos="8244"/>
+          <w:tab w:val="left" w:pos="9160"/>
+          <w:tab w:val="left" w:pos="10076"/>
+          <w:tab w:val="left" w:pos="10992"/>
+          <w:tab w:val="left" w:pos="11908"/>
+          <w:tab w:val="left" w:pos="12824"/>
+          <w:tab w:val="left" w:pos="13740"/>
+          <w:tab w:val="left" w:pos="14656"/>
+        </w:tabs>
+        <w:spacing w:before="0" w:beforeAutospacing="0" w:after="0" w:afterAutospacing="0"/>
+        <w:divId w:val="77601209"/>
+        <w:rPr>
+          <w:rFonts w:ascii="Consolas" w:hAnsi="Consolas" w:cs="Courier New"/>
+          <w:sz w:val="17"/>
+          <w:szCs w:val="17"/>
+        </w:rPr>
+      </w:pPr>
+      <w:r>
+        <w:rPr>
+          <w:rFonts w:ascii="Consolas" w:hAnsi="Consolas" w:cs="Courier New"/>
+          <w:sz w:val="17"/>
+          <w:szCs w:val="17"/>
+        </w:rPr>
+        <w:t xml:space="preserve"> 8. </w:t>
+      </w:r>
+      <w:r>
+        <w:rPr>
+          <w:rFonts w:ascii="Consolas" w:hAnsi="Consolas" w:cs="Courier New"/>
+          <w:color w:val="000000"/>
+          <w:sz w:val="17"/>
+          <w:szCs w:val="17"/>
+        </w:rPr>
+        <w:t> </w:t>
+      </w:r>
+    </w:p>
+    <w:p>
+      <w:pPr>
+        <w:pStyle w:val="NormalWeb"/>
+        <w:pBdr>
+          <w:top w:val="single" w:sz="6" w:space="2" w:color="888888"/>
+          <w:left w:val="single" w:sz="6" w:space="2" w:color="888888"/>
+          <w:bottom w:val="single" w:sz="6" w:space="2" w:color="888888"/>
+          <w:right w:val="single" w:sz="6" w:space="2" w:color="888888"/>
+        </w:pBdr>
+        <w:tabs>
+          <w:tab w:val="left" w:pos="916"/>
+          <w:tab w:val="left" w:pos="1832"/>
+          <w:tab w:val="left" w:pos="2748"/>
+          <w:tab w:val="left" w:pos="3664"/>
+          <w:tab w:val="left" w:pos="4580"/>
+          <w:tab w:val="left" w:pos="5496"/>
+          <w:tab w:val="left" w:pos="6412"/>
+          <w:tab w:val="left" w:pos="7328"/>
+          <w:tab w:val="left" w:pos="8244"/>
+          <w:tab w:val="left" w:pos="9160"/>
+          <w:tab w:val="left" w:pos="10076"/>
+          <w:tab w:val="left" w:pos="10992"/>
+          <w:tab w:val="left" w:pos="11908"/>
+          <w:tab w:val="left" w:pos="12824"/>
+          <w:tab w:val="left" w:pos="13740"/>
+          <w:tab w:val="left" w:pos="14656"/>
+        </w:tabs>
+        <w:spacing w:before="0" w:beforeAutospacing="0" w:after="0" w:afterAutospacing="0"/>
+        <w:divId w:val="77601209"/>
+        <w:rPr>
+          <w:rFonts w:ascii="Consolas" w:hAnsi="Consolas" w:cs="Courier New"/>
+          <w:sz w:val="17"/>
+          <w:szCs w:val="17"/>
+        </w:rPr>
+      </w:pPr>
+      <w:r>
+        <w:rPr>
+          <w:rFonts w:ascii="Consolas" w:hAnsi="Consolas" w:cs="Courier New"/>
+          <w:sz w:val="17"/>
+          <w:szCs w:val="17"/>
+        </w:rPr>
+        <w:t xml:space="preserve"> </w:t>
+      </w:r>
+      <w:proofErr w:type="gramStart"/>
+      <w:r>
+        <w:rPr>
+          <w:rFonts w:ascii="Consolas" w:hAnsi="Consolas" w:cs="Courier New"/>
+          <w:sz w:val="17"/>
+          <w:szCs w:val="17"/>
+        </w:rPr>
+        <w:t xml:space="preserve">9. </w:t>
+      </w:r>
+      <w:r>
+        <w:rPr>
+          <w:rFonts w:ascii="Consolas" w:hAnsi="Consolas" w:cs="Courier New"/>
+          <w:color w:val="666600"/>
+          <w:sz w:val="17"/>
+          <w:szCs w:val="17"/>
+        </w:rPr>
+        <w:t>}</w:t>
+      </w:r>
+      <w:proofErr w:type="gramEnd"/>
+    </w:p>
+    <w:p/>
+    <w:p>
+      <w:r>
+        <w:t xml:space="preserve">Since the above will run as an applet to avoid issues I create an empty </w:t>
+      </w:r>
+      <w:r>
+        <w:rPr>
+          <w:rFonts w:ascii="Consolas" w:hAnsi="Consolas"/>
+        </w:rPr>
+        <w:t>properties</w:t>
+      </w:r>
+      <w:r>
+        <w:t xml:space="preserve"> file in my user Users\&lt;</w:t>
+      </w:r>
+      <w:proofErr w:type="spellStart"/>
+      <w:r>
+        <w:t>user_name</w:t>
+      </w:r>
+      <w:proofErr w:type="spellEnd"/>
+      <w:r>
+        <w:t>&gt;</w:t>
+      </w:r>
+      <w:proofErr w:type="gramStart"/>
+      <w:r>
+        <w:t>\.</w:t>
+      </w:r>
+      <w:proofErr w:type="spellStart"/>
+      <w:r>
+        <w:t>hotjava</w:t>
+      </w:r>
+      <w:proofErr w:type="spellEnd"/>
+      <w:proofErr w:type="gramEnd"/>
+      <w:r>
+        <w:t xml:space="preserve"> </w:t>
+      </w:r>
+    </w:p>
+    <w:p>
+      <w:pPr>
+        <w:pStyle w:val="ListParagraph"/>
+        <w:numPr>
+          <w:ilvl w:val="0"/>
+          <w:numId w:val="3"/>
+        </w:numPr>
+      </w:pPr>
+      <w:r>
+        <w:t xml:space="preserve">I had to first create the </w:t>
+      </w:r>
+      <w:proofErr w:type="gramStart"/>
+      <w:r>
+        <w:t>folder .</w:t>
+      </w:r>
+      <w:proofErr w:type="spellStart"/>
+      <w:r>
+        <w:t>hotjava</w:t>
+      </w:r>
+      <w:proofErr w:type="spellEnd"/>
+      <w:proofErr w:type="gramEnd"/>
+    </w:p>
+    <w:p>
+      <w:pPr>
+        <w:pStyle w:val="ListParagraph"/>
+        <w:numPr>
+          <w:ilvl w:val="0"/>
+          <w:numId w:val="3"/>
+        </w:numPr>
+      </w:pPr>
+      <w:r>
+        <w:t>Created empty properties file</w:t>
+      </w:r>
+    </w:p>
+    <w:p>
+      <w:r>
+        <w:t>It you run the above you will see:</w:t>
+      </w:r>
+    </w:p>
+    <w:p>
+      <w:pPr>
+        <w:jc w:val="center"/>
+      </w:pPr>
+      <w:r>
+        <w:rPr>
+          <w:noProof/>
+        </w:rPr>
+        <w:drawing>
+          <wp:inline distT="0" distB="0" distL="0" distR="0" wp14:anchorId="5B075958" wp14:editId="106D4ECB">
+            <wp:extent cx="1841425" cy="2161540"/>
+            <wp:effectExtent l="0" t="0" r="6985" b="0"/>
+            <wp:docPr id="1610908451" name="Picture 1"/>
+            <wp:cNvGraphicFramePr>
+              <a:graphicFrameLocks xmlns:a="http://schemas.openxmlformats.org/drawingml/2006/main" noChangeAspect="1"/>
+            </wp:cNvGraphicFramePr>
+            <a:graphic xmlns:a="http://schemas.openxmlformats.org/drawingml/2006/main">
+              <a:graphicData uri="http://schemas.openxmlformats.org/drawingml/2006/picture">
+                <pic:pic xmlns:pic="http://schemas.openxmlformats.org/drawingml/2006/picture">
+                  <pic:nvPicPr>
+                    <pic:cNvPr id="1610908451" name=""/>
+                    <pic:cNvPicPr/>
+                  </pic:nvPicPr>
+                  <pic:blipFill>
+                    <a:blip r:embed="rId9"/>
+                    <a:stretch>
+                      <a:fillRect/>
+                    </a:stretch>
+                  </pic:blipFill>
+                  <pic:spPr>
+                    <a:xfrm>
+                      <a:off x="0" y="0"/>
+                      <a:ext cx="1858237" cy="2181275"/>
+                    </a:xfrm>
+                    <a:prstGeom prst="rect">
+                      <a:avLst/>
+                    </a:prstGeom>
+                  </pic:spPr>
+                </pic:pic>
+              </a:graphicData>
+            </a:graphic>
+          </wp:inline>
+        </w:drawing>
+      </w:r>
+    </w:p>
+    <w:p>
+      <w:r>
+        <w:t>To get the window the right size I did the following:</w:t>
+      </w:r>
+    </w:p>
+    <w:p>
+      <w:pPr>
+        <w:pStyle w:val="ListParagraph"/>
+        <w:numPr>
+          <w:ilvl w:val="0"/>
+          <w:numId w:val="4"/>
+        </w:numPr>
+      </w:pPr>
+      <w:r>
+        <w:t>Right-click on the project name simple_project_01</w:t>
+      </w:r>
+    </w:p>
+    <w:p>
+      <w:pPr>
+        <w:pStyle w:val="ListParagraph"/>
+        <w:numPr>
+          <w:ilvl w:val="0"/>
+          <w:numId w:val="4"/>
+        </w:numPr>
+      </w:pPr>
+      <w:r>
+        <w:t xml:space="preserve">Select “Run As” </w:t>
+      </w:r>
+      <w:r>
+        <w:sym w:font="Wingdings" w:char="F0E8"/>
+      </w:r>
+      <w:r>
+        <w:t xml:space="preserve"> Run Configurations…</w:t>
+      </w:r>
+    </w:p>
+    <w:p>
+      <w:r>
+        <w:rPr>
+          <w:noProof/>
+        </w:rPr>
+        <w:lastRenderedPageBreak/>
+        <w:drawing>
+          <wp:inline distT="0" distB="0" distL="0" distR="0" wp14:anchorId="6ECB4A17" wp14:editId="574A85A6">
+            <wp:extent cx="5943600" cy="1427480"/>
+            <wp:effectExtent l="0" t="0" r="0" b="1270"/>
+            <wp:docPr id="897516243" name="Picture 1"/>
+            <wp:cNvGraphicFramePr>
+              <a:graphicFrameLocks xmlns:a="http://schemas.openxmlformats.org/drawingml/2006/main" noChangeAspect="1"/>
+            </wp:cNvGraphicFramePr>
+            <a:graphic xmlns:a="http://schemas.openxmlformats.org/drawingml/2006/main">
+              <a:graphicData uri="http://schemas.openxmlformats.org/drawingml/2006/picture">
+                <pic:pic xmlns:pic="http://schemas.openxmlformats.org/drawingml/2006/picture">
+                  <pic:nvPicPr>
+                    <pic:cNvPr id="897516243" name=""/>
+                    <pic:cNvPicPr/>
+                  </pic:nvPicPr>
+                  <pic:blipFill>
+                    <a:blip r:embed="rId10"/>
+                    <a:stretch>
+                      <a:fillRect/>
+                    </a:stretch>
+                  </pic:blipFill>
+                  <pic:spPr>
+                    <a:xfrm>
+                      <a:off x="0" y="0"/>
+                      <a:ext cx="5943600" cy="1427480"/>
+                    </a:xfrm>
+                    <a:prstGeom prst="rect">
+                      <a:avLst/>
+                    </a:prstGeom>
+                  </pic:spPr>
+                </pic:pic>
+              </a:graphicData>
+            </a:graphic>
+          </wp:inline>
+        </w:drawing>
+      </w:r>
+    </w:p>
+    <w:p>
+      <w:pPr>
+        <w:pStyle w:val="ListParagraph"/>
+        <w:numPr>
+          <w:ilvl w:val="0"/>
+          <w:numId w:val="5"/>
+        </w:numPr>
+      </w:pPr>
+      <w:r>
+        <w:t xml:space="preserve">Select “Java Applet” </w:t>
+      </w:r>
+    </w:p>
+    <w:p>
+      <w:pPr>
+        <w:pStyle w:val="ListParagraph"/>
+        <w:numPr>
+          <w:ilvl w:val="0"/>
+          <w:numId w:val="5"/>
+        </w:numPr>
+      </w:pPr>
+      <w:r>
+        <w:t>Select the parameters tab and enter width and height values that fit your screen</w:t>
+      </w:r>
+    </w:p>
+    <w:p>
+      <w:pPr>
+        <w:jc w:val="center"/>
+      </w:pPr>
+      <w:r>
+        <w:rPr>
+          <w:noProof/>
+        </w:rPr>
+        <w:drawing>
+          <wp:inline distT="0" distB="0" distL="0" distR="0" wp14:anchorId="63AF7A01" wp14:editId="3810B22A">
+            <wp:extent cx="3642360" cy="2390493"/>
+            <wp:effectExtent l="0" t="0" r="0" b="0"/>
+            <wp:docPr id="514004536" name="Picture 1"/>
+            <wp:cNvGraphicFramePr>
+              <a:graphicFrameLocks xmlns:a="http://schemas.openxmlformats.org/drawingml/2006/main" noChangeAspect="1"/>
+            </wp:cNvGraphicFramePr>
+            <a:graphic xmlns:a="http://schemas.openxmlformats.org/drawingml/2006/main">
+              <a:graphicData uri="http://schemas.openxmlformats.org/drawingml/2006/picture">
+                <pic:pic xmlns:pic="http://schemas.openxmlformats.org/drawingml/2006/picture">
+                  <pic:nvPicPr>
+                    <pic:cNvPr id="514004536" name=""/>
+                    <pic:cNvPicPr/>
+                  </pic:nvPicPr>
+                  <pic:blipFill>
+                    <a:blip r:embed="rId11"/>
+                    <a:stretch>
+                      <a:fillRect/>
+                    </a:stretch>
+                  </pic:blipFill>
+                  <pic:spPr>
+                    <a:xfrm>
+                      <a:off x="0" y="0"/>
+                      <a:ext cx="3662759" cy="2403881"/>
+                    </a:xfrm>
+                    <a:prstGeom prst="rect">
+                      <a:avLst/>
+                    </a:prstGeom>
+                  </pic:spPr>
+                </pic:pic>
+              </a:graphicData>
+            </a:graphic>
+          </wp:inline>
+        </w:drawing>
+      </w:r>
+    </w:p>
+    <w:p/>
+    <w:p>
+      <w:pPr>
+        <w:pStyle w:val="Heading3"/>
+      </w:pPr>
+      <w:r>
+        <w:t>Book Example: Meteors</w:t>
+      </w:r>
+    </w:p>
+    <w:p>
+      <w:pPr>
+        <w:pStyle w:val="ListParagraph"/>
+        <w:numPr>
+          <w:ilvl w:val="0"/>
+          <w:numId w:val="6"/>
+        </w:numPr>
+      </w:pPr>
+      <w:r>
+        <w:t xml:space="preserve">Create new </w:t>
+      </w:r>
+      <w:r>
+        <w:t>Java class file Meteors:</w:t>
+      </w:r>
+    </w:p>
+    <w:p>
+      <w:pPr>
+        <w:shd w:val="clear" w:color="auto" w:fill="FFFFFF"/>
+        <w:spacing w:after="0" w:line="240" w:lineRule="auto"/>
+        <w:rPr>
+          <w:rFonts w:ascii="Consolas" w:eastAsia="Times New Roman" w:hAnsi="Consolas" w:cs="Times New Roman"/>
+          <w:color w:val="000000"/>
+          <w:kern w:val="0"/>
+          <w14:ligatures w14:val="none"/>
+        </w:rPr>
+      </w:pPr>
+      <w:r>
+        <w:rPr>
+          <w:rFonts w:ascii="Consolas" w:eastAsia="Times New Roman" w:hAnsi="Consolas" w:cs="Times New Roman"/>
+          <w:color w:val="7F0055"/>
+          <w:kern w:val="0"/>
+          <w14:ligatures w14:val="none"/>
+        </w:rPr>
+        <w:t>package</w:t>
+      </w:r>
+      <w:r>
+        <w:rPr>
+          <w:rFonts w:ascii="Consolas" w:eastAsia="Times New Roman" w:hAnsi="Consolas" w:cs="Times New Roman"/>
+          <w:color w:val="000000"/>
+          <w:kern w:val="0"/>
+          <w14:ligatures w14:val="none"/>
+        </w:rPr>
+        <w:t xml:space="preserve"> </w:t>
+      </w:r>
+      <w:proofErr w:type="spellStart"/>
+      <w:proofErr w:type="gramStart"/>
+      <w:r>
+        <w:rPr>
+          <w:rFonts w:ascii="Consolas" w:eastAsia="Times New Roman" w:hAnsi="Consolas" w:cs="Times New Roman"/>
+          <w:color w:val="000000"/>
+          <w:kern w:val="0"/>
+          <w14:ligatures w14:val="none"/>
+        </w:rPr>
+        <w:t>com.brainycode</w:t>
+      </w:r>
+      <w:proofErr w:type="spellEnd"/>
+      <w:proofErr w:type="gramEnd"/>
+      <w:r>
+        <w:rPr>
+          <w:rFonts w:ascii="Consolas" w:eastAsia="Times New Roman" w:hAnsi="Consolas" w:cs="Times New Roman"/>
+          <w:color w:val="000000"/>
+          <w:kern w:val="0"/>
+          <w14:ligatures w14:val="none"/>
+        </w:rPr>
+        <w:t>;</w:t>
+      </w:r>
+    </w:p>
+    <w:p>
+      <w:pPr>
+        <w:shd w:val="clear" w:color="auto" w:fill="FFFFFF"/>
+        <w:spacing w:after="0" w:line="240" w:lineRule="auto"/>
+        <w:rPr>
+          <w:rFonts w:ascii="Consolas" w:eastAsia="Times New Roman" w:hAnsi="Consolas" w:cs="Times New Roman"/>
+          <w:color w:val="000000"/>
+          <w:kern w:val="0"/>
+          <w14:ligatures w14:val="none"/>
+        </w:rPr>
+      </w:pPr>
+    </w:p>
+    <w:p>
+      <w:pPr>
+        <w:shd w:val="clear" w:color="auto" w:fill="FFFFFF"/>
+        <w:spacing w:after="0" w:line="240" w:lineRule="auto"/>
+        <w:rPr>
+          <w:rFonts w:ascii="Consolas" w:eastAsia="Times New Roman" w:hAnsi="Consolas" w:cs="Times New Roman"/>
+          <w:color w:val="000000"/>
+          <w:kern w:val="0"/>
+          <w14:ligatures w14:val="none"/>
+        </w:rPr>
+      </w:pPr>
+      <w:r>
+        <w:rPr>
+          <w:rFonts w:ascii="Consolas" w:eastAsia="Times New Roman" w:hAnsi="Consolas" w:cs="Times New Roman"/>
+          <w:color w:val="7F0055"/>
+          <w:kern w:val="0"/>
+          <w14:ligatures w14:val="none"/>
+        </w:rPr>
+        <w:t>import</w:t>
+      </w:r>
+      <w:r>
+        <w:rPr>
+          <w:rFonts w:ascii="Consolas" w:eastAsia="Times New Roman" w:hAnsi="Consolas" w:cs="Times New Roman"/>
+          <w:color w:val="000000"/>
+          <w:kern w:val="0"/>
+          <w14:ligatures w14:val="none"/>
+        </w:rPr>
+        <w:t xml:space="preserve"> </w:t>
+      </w:r>
+      <w:proofErr w:type="spellStart"/>
+      <w:proofErr w:type="gramStart"/>
+      <w:r>
+        <w:rPr>
+          <w:rFonts w:ascii="Consolas" w:eastAsia="Times New Roman" w:hAnsi="Consolas" w:cs="Times New Roman"/>
+          <w:color w:val="000000"/>
+          <w:kern w:val="0"/>
+          <w14:ligatures w14:val="none"/>
+        </w:rPr>
+        <w:t>spacesprites</w:t>
+      </w:r>
+      <w:proofErr w:type="spellEnd"/>
+      <w:r>
+        <w:rPr>
+          <w:rFonts w:ascii="Consolas" w:eastAsia="Times New Roman" w:hAnsi="Consolas" w:cs="Times New Roman"/>
+          <w:color w:val="000000"/>
+          <w:kern w:val="0"/>
+          <w14:ligatures w14:val="none"/>
+        </w:rPr>
+        <w:t>.*</w:t>
+      </w:r>
+      <w:proofErr w:type="gramEnd"/>
+      <w:r>
+        <w:rPr>
+          <w:rFonts w:ascii="Consolas" w:eastAsia="Times New Roman" w:hAnsi="Consolas" w:cs="Times New Roman"/>
+          <w:color w:val="000000"/>
+          <w:kern w:val="0"/>
+          <w14:ligatures w14:val="none"/>
+        </w:rPr>
+        <w:t>;</w:t>
+      </w:r>
+    </w:p>
+    <w:p>
+      <w:pPr>
+        <w:shd w:val="clear" w:color="auto" w:fill="FFFFFF"/>
+        <w:spacing w:after="0" w:line="240" w:lineRule="auto"/>
+        <w:rPr>
+          <w:rFonts w:ascii="Consolas" w:eastAsia="Times New Roman" w:hAnsi="Consolas" w:cs="Times New Roman"/>
+          <w:color w:val="000000"/>
+          <w:kern w:val="0"/>
+          <w14:ligatures w14:val="none"/>
+        </w:rPr>
+      </w:pPr>
+      <w:r>
+        <w:rPr>
+          <w:rFonts w:ascii="Consolas" w:eastAsia="Times New Roman" w:hAnsi="Consolas" w:cs="Times New Roman"/>
+          <w:color w:val="7F0055"/>
+          <w:kern w:val="0"/>
+          <w14:ligatures w14:val="none"/>
+        </w:rPr>
+        <w:t>import</w:t>
+      </w:r>
+      <w:r>
+        <w:rPr>
+          <w:rFonts w:ascii="Consolas" w:eastAsia="Times New Roman" w:hAnsi="Consolas" w:cs="Times New Roman"/>
+          <w:color w:val="000000"/>
+          <w:kern w:val="0"/>
+          <w14:ligatures w14:val="none"/>
+        </w:rPr>
+        <w:t xml:space="preserve"> </w:t>
+      </w:r>
+      <w:proofErr w:type="gramStart"/>
+      <w:r>
+        <w:rPr>
+          <w:rFonts w:ascii="Consolas" w:eastAsia="Times New Roman" w:hAnsi="Consolas" w:cs="Times New Roman"/>
+          <w:color w:val="000000"/>
+          <w:kern w:val="0"/>
+          <w14:ligatures w14:val="none"/>
+        </w:rPr>
+        <w:t>fang2.core.Game</w:t>
+      </w:r>
+      <w:proofErr w:type="gramEnd"/>
+      <w:r>
+        <w:rPr>
+          <w:rFonts w:ascii="Consolas" w:eastAsia="Times New Roman" w:hAnsi="Consolas" w:cs="Times New Roman"/>
+          <w:color w:val="000000"/>
+          <w:kern w:val="0"/>
+          <w14:ligatures w14:val="none"/>
+        </w:rPr>
+        <w:t>;</w:t>
+      </w:r>
+    </w:p>
+    <w:p>
+      <w:pPr>
+        <w:shd w:val="clear" w:color="auto" w:fill="FFFFFF"/>
+        <w:spacing w:after="0" w:line="240" w:lineRule="auto"/>
+        <w:rPr>
+          <w:rFonts w:ascii="Consolas" w:eastAsia="Times New Roman" w:hAnsi="Consolas" w:cs="Times New Roman"/>
+          <w:color w:val="000000"/>
+          <w:kern w:val="0"/>
+          <w14:ligatures w14:val="none"/>
+        </w:rPr>
+      </w:pPr>
+    </w:p>
+    <w:p>
+      <w:pPr>
+        <w:shd w:val="clear" w:color="auto" w:fill="FFFFFF"/>
+        <w:spacing w:after="0" w:line="240" w:lineRule="auto"/>
+        <w:rPr>
+          <w:rFonts w:ascii="Consolas" w:eastAsia="Times New Roman" w:hAnsi="Consolas" w:cs="Times New Roman"/>
+          <w:color w:val="000000"/>
+          <w:kern w:val="0"/>
+          <w14:ligatures w14:val="none"/>
+        </w:rPr>
+      </w:pPr>
+      <w:r>
+        <w:rPr>
+          <w:rFonts w:ascii="Consolas" w:eastAsia="Times New Roman" w:hAnsi="Consolas" w:cs="Times New Roman"/>
+          <w:color w:val="7F0055"/>
+          <w:kern w:val="0"/>
+          <w14:ligatures w14:val="none"/>
+        </w:rPr>
+        <w:t>public</w:t>
+      </w:r>
+      <w:r>
+        <w:rPr>
+          <w:rFonts w:ascii="Consolas" w:eastAsia="Times New Roman" w:hAnsi="Consolas" w:cs="Times New Roman"/>
+          <w:color w:val="000000"/>
+          <w:kern w:val="0"/>
+          <w14:ligatures w14:val="none"/>
+        </w:rPr>
+        <w:t xml:space="preserve"> </w:t>
+      </w:r>
+      <w:r>
+        <w:rPr>
+          <w:rFonts w:ascii="Consolas" w:eastAsia="Times New Roman" w:hAnsi="Consolas" w:cs="Times New Roman"/>
+          <w:color w:val="7F0055"/>
+          <w:kern w:val="0"/>
+          <w14:ligatures w14:val="none"/>
+        </w:rPr>
+        <w:t>class</w:t>
+      </w:r>
+      <w:r>
+        <w:rPr>
+          <w:rFonts w:ascii="Consolas" w:eastAsia="Times New Roman" w:hAnsi="Consolas" w:cs="Times New Roman"/>
+          <w:color w:val="000000"/>
+          <w:kern w:val="0"/>
+          <w14:ligatures w14:val="none"/>
+        </w:rPr>
+        <w:t xml:space="preserve"> </w:t>
+      </w:r>
+      <w:r>
+        <w:rPr>
+          <w:rFonts w:ascii="Consolas" w:eastAsia="Times New Roman" w:hAnsi="Consolas" w:cs="Times New Roman"/>
+          <w:color w:val="000000"/>
+          <w:kern w:val="0"/>
+          <w:u w:val="single"/>
+          <w14:ligatures w14:val="none"/>
+        </w:rPr>
+        <w:t>Meteors</w:t>
+      </w:r>
+      <w:r>
+        <w:rPr>
+          <w:rFonts w:ascii="Consolas" w:eastAsia="Times New Roman" w:hAnsi="Consolas" w:cs="Times New Roman"/>
+          <w:color w:val="000000"/>
+          <w:kern w:val="0"/>
+          <w14:ligatures w14:val="none"/>
+        </w:rPr>
+        <w:t xml:space="preserve"> </w:t>
+      </w:r>
+      <w:r>
+        <w:rPr>
+          <w:rFonts w:ascii="Consolas" w:eastAsia="Times New Roman" w:hAnsi="Consolas" w:cs="Times New Roman"/>
+          <w:color w:val="7F0055"/>
+          <w:kern w:val="0"/>
+          <w14:ligatures w14:val="none"/>
+        </w:rPr>
+        <w:t>extends</w:t>
+      </w:r>
+      <w:r>
+        <w:rPr>
+          <w:rFonts w:ascii="Consolas" w:eastAsia="Times New Roman" w:hAnsi="Consolas" w:cs="Times New Roman"/>
+          <w:color w:val="000000"/>
+          <w:kern w:val="0"/>
+          <w14:ligatures w14:val="none"/>
+        </w:rPr>
+        <w:t xml:space="preserve"> Game {</w:t>
+      </w:r>
+    </w:p>
+    <w:p>
+      <w:pPr>
+        <w:shd w:val="clear" w:color="auto" w:fill="FFFFFF"/>
+        <w:spacing w:after="0" w:line="240" w:lineRule="auto"/>
+        <w:rPr>
+          <w:rFonts w:ascii="Consolas" w:eastAsia="Times New Roman" w:hAnsi="Consolas" w:cs="Times New Roman"/>
+          <w:color w:val="000000"/>
+          <w:kern w:val="0"/>
+          <w14:ligatures w14:val="none"/>
+        </w:rPr>
+      </w:pPr>
+      <w:r>
+        <w:rPr>
+          <w:rFonts w:ascii="Consolas" w:eastAsia="Times New Roman" w:hAnsi="Consolas" w:cs="Times New Roman"/>
+          <w:color w:val="000000"/>
+          <w:kern w:val="0"/>
+          <w14:ligatures w14:val="none"/>
+        </w:rPr>
+        <w:tab/>
+      </w:r>
+      <w:r>
+        <w:rPr>
+          <w:rFonts w:ascii="Consolas" w:eastAsia="Times New Roman" w:hAnsi="Consolas" w:cs="Times New Roman"/>
+          <w:color w:val="7F0055"/>
+          <w:kern w:val="0"/>
+          <w14:ligatures w14:val="none"/>
+        </w:rPr>
+        <w:t>private</w:t>
+      </w:r>
+      <w:r>
+        <w:rPr>
+          <w:rFonts w:ascii="Consolas" w:eastAsia="Times New Roman" w:hAnsi="Consolas" w:cs="Times New Roman"/>
+          <w:color w:val="000000"/>
+          <w:kern w:val="0"/>
+          <w14:ligatures w14:val="none"/>
+        </w:rPr>
+        <w:t xml:space="preserve"> Ship </w:t>
+      </w:r>
+      <w:proofErr w:type="spellStart"/>
+      <w:r>
+        <w:rPr>
+          <w:rFonts w:ascii="Consolas" w:eastAsia="Times New Roman" w:hAnsi="Consolas" w:cs="Times New Roman"/>
+          <w:color w:val="0000C0"/>
+          <w:kern w:val="0"/>
+          <w14:ligatures w14:val="none"/>
+        </w:rPr>
+        <w:t>playersShip</w:t>
+      </w:r>
+      <w:proofErr w:type="spellEnd"/>
+      <w:r>
+        <w:rPr>
+          <w:rFonts w:ascii="Consolas" w:eastAsia="Times New Roman" w:hAnsi="Consolas" w:cs="Times New Roman"/>
+          <w:color w:val="000000"/>
+          <w:kern w:val="0"/>
+          <w14:ligatures w14:val="none"/>
+        </w:rPr>
+        <w:t>;</w:t>
+      </w:r>
+      <w:r>
+        <w:rPr>
+          <w:rFonts w:ascii="Consolas" w:eastAsia="Times New Roman" w:hAnsi="Consolas" w:cs="Times New Roman"/>
+          <w:color w:val="000000"/>
+          <w:kern w:val="0"/>
+          <w14:ligatures w14:val="none"/>
+        </w:rPr>
+        <w:tab/>
+      </w:r>
+      <w:r>
+        <w:rPr>
+          <w:rFonts w:ascii="Consolas" w:eastAsia="Times New Roman" w:hAnsi="Consolas" w:cs="Times New Roman"/>
+          <w:color w:val="3F7F5F"/>
+          <w:kern w:val="0"/>
+          <w14:ligatures w14:val="none"/>
+        </w:rPr>
+        <w:t>// Ship = component type for game</w:t>
+      </w:r>
+    </w:p>
+    <w:p>
+      <w:pPr>
+        <w:shd w:val="clear" w:color="auto" w:fill="FFFFFF"/>
+        <w:spacing w:after="0" w:line="240" w:lineRule="auto"/>
+        <w:rPr>
+          <w:rFonts w:ascii="Consolas" w:eastAsia="Times New Roman" w:hAnsi="Consolas" w:cs="Times New Roman"/>
+          <w:color w:val="000000"/>
+          <w:kern w:val="0"/>
+          <w14:ligatures w14:val="none"/>
+        </w:rPr>
+      </w:pPr>
+      <w:r>
+        <w:rPr>
+          <w:rFonts w:ascii="Consolas" w:eastAsia="Times New Roman" w:hAnsi="Consolas" w:cs="Times New Roman"/>
+          <w:color w:val="000000"/>
+          <w:kern w:val="0"/>
+          <w14:ligatures w14:val="none"/>
+        </w:rPr>
+        <w:tab/>
+      </w:r>
+      <w:r>
+        <w:rPr>
+          <w:rFonts w:ascii="Consolas" w:eastAsia="Times New Roman" w:hAnsi="Consolas" w:cs="Times New Roman"/>
+          <w:color w:val="7F0055"/>
+          <w:kern w:val="0"/>
+          <w14:ligatures w14:val="none"/>
+        </w:rPr>
+        <w:t>private</w:t>
+      </w:r>
+      <w:r>
+        <w:rPr>
+          <w:rFonts w:ascii="Consolas" w:eastAsia="Times New Roman" w:hAnsi="Consolas" w:cs="Times New Roman"/>
+          <w:color w:val="000000"/>
+          <w:kern w:val="0"/>
+          <w14:ligatures w14:val="none"/>
+        </w:rPr>
+        <w:t xml:space="preserve"> Meteor </w:t>
+      </w:r>
+      <w:r>
+        <w:rPr>
+          <w:rFonts w:ascii="Consolas" w:eastAsia="Times New Roman" w:hAnsi="Consolas" w:cs="Times New Roman"/>
+          <w:color w:val="0000C0"/>
+          <w:kern w:val="0"/>
+          <w14:ligatures w14:val="none"/>
+        </w:rPr>
+        <w:t>rock</w:t>
+      </w:r>
+      <w:proofErr w:type="gramStart"/>
+      <w:r>
+        <w:rPr>
+          <w:rFonts w:ascii="Consolas" w:eastAsia="Times New Roman" w:hAnsi="Consolas" w:cs="Times New Roman"/>
+          <w:color w:val="000000"/>
+          <w:kern w:val="0"/>
+          <w14:ligatures w14:val="none"/>
+        </w:rPr>
+        <w:t>;</w:t>
+      </w:r>
+      <w:r>
+        <w:rPr>
+          <w:rFonts w:ascii="Consolas" w:eastAsia="Times New Roman" w:hAnsi="Consolas" w:cs="Times New Roman"/>
+          <w:color w:val="000000"/>
+          <w:kern w:val="0"/>
+          <w14:ligatures w14:val="none"/>
+        </w:rPr>
+        <w:tab/>
+      </w:r>
+      <w:r>
+        <w:rPr>
+          <w:rFonts w:ascii="Consolas" w:eastAsia="Times New Roman" w:hAnsi="Consolas" w:cs="Times New Roman"/>
+          <w:color w:val="000000"/>
+          <w:kern w:val="0"/>
+          <w14:ligatures w14:val="none"/>
+        </w:rPr>
+        <w:tab/>
+      </w:r>
+      <w:r>
+        <w:rPr>
+          <w:rFonts w:ascii="Consolas" w:eastAsia="Times New Roman" w:hAnsi="Consolas" w:cs="Times New Roman"/>
+          <w:color w:val="3F7F5F"/>
+          <w:kern w:val="0"/>
+          <w14:ligatures w14:val="none"/>
+        </w:rPr>
+        <w:t>/</w:t>
+      </w:r>
+      <w:proofErr w:type="gramEnd"/>
+      <w:r>
+        <w:rPr>
+          <w:rFonts w:ascii="Consolas" w:eastAsia="Times New Roman" w:hAnsi="Consolas" w:cs="Times New Roman"/>
+          <w:color w:val="3F7F5F"/>
+          <w:kern w:val="0"/>
+          <w14:ligatures w14:val="none"/>
+        </w:rPr>
+        <w:t>/ Meteor = component type for game</w:t>
+      </w:r>
+    </w:p>
+    <w:p>
+      <w:pPr>
+        <w:shd w:val="clear" w:color="auto" w:fill="FFFFFF"/>
+        <w:spacing w:after="0" w:line="240" w:lineRule="auto"/>
+        <w:rPr>
+          <w:rFonts w:ascii="Consolas" w:eastAsia="Times New Roman" w:hAnsi="Consolas" w:cs="Times New Roman"/>
+          <w:color w:val="000000"/>
+          <w:kern w:val="0"/>
+          <w14:ligatures w14:val="none"/>
+        </w:rPr>
+      </w:pPr>
+      <w:r>
+        <w:rPr>
+          <w:rFonts w:ascii="Consolas" w:eastAsia="Times New Roman" w:hAnsi="Consolas" w:cs="Times New Roman"/>
+          <w:color w:val="000000"/>
+          <w:kern w:val="0"/>
+          <w14:ligatures w14:val="none"/>
+        </w:rPr>
+        <w:tab/>
+      </w:r>
+    </w:p>
+    <w:p>
+      <w:pPr>
+        <w:shd w:val="clear" w:color="auto" w:fill="FFFFFF"/>
+        <w:spacing w:after="0" w:line="240" w:lineRule="auto"/>
+        <w:rPr>
+          <w:rFonts w:ascii="Consolas" w:eastAsia="Times New Roman" w:hAnsi="Consolas" w:cs="Times New Roman"/>
+          <w:color w:val="000000"/>
+          <w:kern w:val="0"/>
+          <w14:ligatures w14:val="none"/>
+        </w:rPr>
+      </w:pPr>
+      <w:r>
+        <w:rPr>
+          <w:rFonts w:ascii="Consolas" w:eastAsia="Times New Roman" w:hAnsi="Consolas" w:cs="Times New Roman"/>
+          <w:color w:val="000000"/>
+          <w:kern w:val="0"/>
+          <w14:ligatures w14:val="none"/>
+        </w:rPr>
+        <w:tab/>
+      </w:r>
+      <w:r>
+        <w:rPr>
+          <w:rFonts w:ascii="Consolas" w:eastAsia="Times New Roman" w:hAnsi="Consolas" w:cs="Times New Roman"/>
+          <w:color w:val="3F7F5F"/>
+          <w:kern w:val="0"/>
+          <w14:ligatures w14:val="none"/>
+        </w:rPr>
+        <w:t>// Called (automatically by FANG before the game starts</w:t>
+      </w:r>
+    </w:p>
+    <w:p>
+      <w:pPr>
+        <w:shd w:val="clear" w:color="auto" w:fill="FFFFFF"/>
+        <w:spacing w:after="0" w:line="240" w:lineRule="auto"/>
+        <w:rPr>
+          <w:rFonts w:ascii="Consolas" w:eastAsia="Times New Roman" w:hAnsi="Consolas" w:cs="Times New Roman"/>
+          <w:color w:val="000000"/>
+          <w:kern w:val="0"/>
+          <w14:ligatures w14:val="none"/>
+        </w:rPr>
+      </w:pPr>
+      <w:r>
+        <w:rPr>
+          <w:rFonts w:ascii="Consolas" w:eastAsia="Times New Roman" w:hAnsi="Consolas" w:cs="Times New Roman"/>
+          <w:color w:val="000000"/>
+          <w:kern w:val="0"/>
+          <w14:ligatures w14:val="none"/>
+        </w:rPr>
+        <w:tab/>
+      </w:r>
+      <w:proofErr w:type="gramStart"/>
+      <w:r>
+        <w:rPr>
+          <w:rFonts w:ascii="Consolas" w:eastAsia="Times New Roman" w:hAnsi="Consolas" w:cs="Times New Roman"/>
+          <w:color w:val="646464"/>
+          <w:kern w:val="0"/>
+          <w14:ligatures w14:val="none"/>
+        </w:rPr>
+        <w:t>@Override</w:t>
+      </w:r>
+      <w:proofErr w:type="gramEnd"/>
+    </w:p>
+    <w:p>
+      <w:pPr>
+        <w:shd w:val="clear" w:color="auto" w:fill="FFFFFF"/>
+        <w:spacing w:after="0" w:line="240" w:lineRule="auto"/>
+        <w:rPr>
+          <w:rFonts w:ascii="Consolas" w:eastAsia="Times New Roman" w:hAnsi="Consolas" w:cs="Times New Roman"/>
+          <w:color w:val="000000"/>
+          <w:kern w:val="0"/>
+          <w14:ligatures w14:val="none"/>
+        </w:rPr>
+      </w:pPr>
+      <w:r>
+        <w:rPr>
+          <w:rFonts w:ascii="Consolas" w:eastAsia="Times New Roman" w:hAnsi="Consolas" w:cs="Times New Roman"/>
+          <w:color w:val="000000"/>
+          <w:kern w:val="0"/>
+          <w14:ligatures w14:val="none"/>
+        </w:rPr>
+        <w:tab/>
+      </w:r>
+      <w:r>
+        <w:rPr>
+          <w:rFonts w:ascii="Consolas" w:eastAsia="Times New Roman" w:hAnsi="Consolas" w:cs="Times New Roman"/>
+          <w:color w:val="7F0055"/>
+          <w:kern w:val="0"/>
+          <w14:ligatures w14:val="none"/>
+        </w:rPr>
+        <w:t>public</w:t>
+      </w:r>
+      <w:r>
+        <w:rPr>
+          <w:rFonts w:ascii="Consolas" w:eastAsia="Times New Roman" w:hAnsi="Consolas" w:cs="Times New Roman"/>
+          <w:color w:val="000000"/>
+          <w:kern w:val="0"/>
+          <w14:ligatures w14:val="none"/>
+        </w:rPr>
+        <w:t xml:space="preserve"> </w:t>
+      </w:r>
+      <w:r>
+        <w:rPr>
+          <w:rFonts w:ascii="Consolas" w:eastAsia="Times New Roman" w:hAnsi="Consolas" w:cs="Times New Roman"/>
+          <w:color w:val="7F0055"/>
+          <w:kern w:val="0"/>
+          <w14:ligatures w14:val="none"/>
+        </w:rPr>
+        <w:t>void</w:t>
+      </w:r>
+      <w:r>
+        <w:rPr>
+          <w:rFonts w:ascii="Consolas" w:eastAsia="Times New Roman" w:hAnsi="Consolas" w:cs="Times New Roman"/>
+          <w:color w:val="000000"/>
+          <w:kern w:val="0"/>
+          <w14:ligatures w14:val="none"/>
+        </w:rPr>
+        <w:t xml:space="preserve"> </w:t>
+      </w:r>
+      <w:proofErr w:type="gramStart"/>
+      <w:r>
+        <w:rPr>
+          <w:rFonts w:ascii="Consolas" w:eastAsia="Times New Roman" w:hAnsi="Consolas" w:cs="Times New Roman"/>
+          <w:color w:val="000000"/>
+          <w:kern w:val="0"/>
+          <w14:ligatures w14:val="none"/>
+        </w:rPr>
+        <w:t>setup(</w:t>
+      </w:r>
+      <w:proofErr w:type="gramEnd"/>
+      <w:r>
+        <w:rPr>
+          <w:rFonts w:ascii="Consolas" w:eastAsia="Times New Roman" w:hAnsi="Consolas" w:cs="Times New Roman"/>
+          <w:color w:val="000000"/>
+          <w:kern w:val="0"/>
+          <w14:ligatures w14:val="none"/>
+        </w:rPr>
+        <w:t>) {</w:t>
+      </w:r>
+    </w:p>
+    <w:p>
+      <w:pPr>
+        <w:shd w:val="clear" w:color="auto" w:fill="FFFFFF"/>
+        <w:spacing w:after="0" w:line="240" w:lineRule="auto"/>
+        <w:rPr>
+          <w:rFonts w:ascii="Consolas" w:eastAsia="Times New Roman" w:hAnsi="Consolas" w:cs="Times New Roman"/>
+          <w:color w:val="000000"/>
+          <w:kern w:val="0"/>
+          <w14:ligatures w14:val="none"/>
+        </w:rPr>
+      </w:pPr>
+      <w:r>
+        <w:rPr>
+          <w:rFonts w:ascii="Consolas" w:eastAsia="Times New Roman" w:hAnsi="Consolas" w:cs="Times New Roman"/>
+          <w:color w:val="000000"/>
+          <w:kern w:val="0"/>
+          <w14:ligatures w14:val="none"/>
+        </w:rPr>
+        <w:tab/>
+      </w:r>
+      <w:r>
+        <w:rPr>
+          <w:rFonts w:ascii="Consolas" w:eastAsia="Times New Roman" w:hAnsi="Consolas" w:cs="Times New Roman"/>
+          <w:color w:val="000000"/>
+          <w:kern w:val="0"/>
+          <w14:ligatures w14:val="none"/>
+        </w:rPr>
+        <w:tab/>
+      </w:r>
+      <w:proofErr w:type="spellStart"/>
+      <w:r>
+        <w:rPr>
+          <w:rFonts w:ascii="Consolas" w:eastAsia="Times New Roman" w:hAnsi="Consolas" w:cs="Times New Roman"/>
+          <w:color w:val="0000C0"/>
+          <w:kern w:val="0"/>
+          <w14:ligatures w14:val="none"/>
+        </w:rPr>
+        <w:t>playersShip</w:t>
+      </w:r>
+      <w:proofErr w:type="spellEnd"/>
+      <w:r>
+        <w:rPr>
+          <w:rFonts w:ascii="Consolas" w:eastAsia="Times New Roman" w:hAnsi="Consolas" w:cs="Times New Roman"/>
+          <w:color w:val="000000"/>
+          <w:kern w:val="0"/>
+          <w14:ligatures w14:val="none"/>
+        </w:rPr>
+        <w:t xml:space="preserve"> = </w:t>
+      </w:r>
+      <w:r>
+        <w:rPr>
+          <w:rFonts w:ascii="Consolas" w:eastAsia="Times New Roman" w:hAnsi="Consolas" w:cs="Times New Roman"/>
+          <w:color w:val="7F0055"/>
+          <w:kern w:val="0"/>
+          <w14:ligatures w14:val="none"/>
+        </w:rPr>
+        <w:t>new</w:t>
+      </w:r>
+      <w:r>
+        <w:rPr>
+          <w:rFonts w:ascii="Consolas" w:eastAsia="Times New Roman" w:hAnsi="Consolas" w:cs="Times New Roman"/>
+          <w:color w:val="000000"/>
+          <w:kern w:val="0"/>
+          <w14:ligatures w14:val="none"/>
+        </w:rPr>
+        <w:t xml:space="preserve"> Ship(</w:t>
+      </w:r>
+      <w:r>
+        <w:rPr>
+          <w:rFonts w:ascii="Consolas" w:eastAsia="Times New Roman" w:hAnsi="Consolas" w:cs="Times New Roman"/>
+          <w:color w:val="7F0055"/>
+          <w:kern w:val="0"/>
+          <w14:ligatures w14:val="none"/>
+        </w:rPr>
+        <w:t>this</w:t>
+      </w:r>
+      <w:r>
+        <w:rPr>
+          <w:rFonts w:ascii="Consolas" w:eastAsia="Times New Roman" w:hAnsi="Consolas" w:cs="Times New Roman"/>
+          <w:color w:val="000000"/>
+          <w:kern w:val="0"/>
+          <w14:ligatures w14:val="none"/>
+        </w:rPr>
+        <w:t>);</w:t>
+      </w:r>
+      <w:r>
+        <w:rPr>
+          <w:rFonts w:ascii="Consolas" w:eastAsia="Times New Roman" w:hAnsi="Consolas" w:cs="Times New Roman"/>
+          <w:color w:val="000000"/>
+          <w:kern w:val="0"/>
+          <w14:ligatures w14:val="none"/>
+        </w:rPr>
+        <w:tab/>
+      </w:r>
+      <w:r>
+        <w:rPr>
+          <w:rFonts w:ascii="Consolas" w:eastAsia="Times New Roman" w:hAnsi="Consolas" w:cs="Times New Roman"/>
+          <w:color w:val="3F7F5F"/>
+          <w:kern w:val="0"/>
+          <w14:ligatures w14:val="none"/>
+        </w:rPr>
+        <w:t>// get new component from system</w:t>
+      </w:r>
+    </w:p>
+    <w:p>
+      <w:pPr>
+        <w:shd w:val="clear" w:color="auto" w:fill="FFFFFF"/>
+        <w:spacing w:after="0" w:line="240" w:lineRule="auto"/>
+        <w:rPr>
+          <w:rFonts w:ascii="Consolas" w:eastAsia="Times New Roman" w:hAnsi="Consolas" w:cs="Times New Roman"/>
+          <w:color w:val="000000"/>
+          <w:kern w:val="0"/>
+          <w14:ligatures w14:val="none"/>
+        </w:rPr>
+      </w:pPr>
+      <w:r>
+        <w:rPr>
+          <w:rFonts w:ascii="Consolas" w:eastAsia="Times New Roman" w:hAnsi="Consolas" w:cs="Times New Roman"/>
+          <w:color w:val="000000"/>
+          <w:kern w:val="0"/>
+          <w14:ligatures w14:val="none"/>
+        </w:rPr>
+        <w:lastRenderedPageBreak/>
+        <w:tab/>
+      </w:r>
+      <w:r>
+        <w:rPr>
+          <w:rFonts w:ascii="Consolas" w:eastAsia="Times New Roman" w:hAnsi="Consolas" w:cs="Times New Roman"/>
+          <w:color w:val="000000"/>
+          <w:kern w:val="0"/>
+          <w14:ligatures w14:val="none"/>
+        </w:rPr>
+        <w:tab/>
+      </w:r>
+      <w:proofErr w:type="spellStart"/>
+      <w:r>
+        <w:rPr>
+          <w:rFonts w:ascii="Consolas" w:eastAsia="Times New Roman" w:hAnsi="Consolas" w:cs="Times New Roman"/>
+          <w:color w:val="0000C0"/>
+          <w:kern w:val="0"/>
+          <w14:ligatures w14:val="none"/>
+        </w:rPr>
+        <w:t>playersShip</w:t>
+      </w:r>
+      <w:r>
+        <w:rPr>
+          <w:rFonts w:ascii="Consolas" w:eastAsia="Times New Roman" w:hAnsi="Consolas" w:cs="Times New Roman"/>
+          <w:color w:val="000000"/>
+          <w:kern w:val="0"/>
+          <w14:ligatures w14:val="none"/>
+        </w:rPr>
+        <w:t>.setColor</w:t>
+      </w:r>
+      <w:proofErr w:type="spellEnd"/>
+      <w:r>
+        <w:rPr>
+          <w:rFonts w:ascii="Consolas" w:eastAsia="Times New Roman" w:hAnsi="Consolas" w:cs="Times New Roman"/>
+          <w:color w:val="000000"/>
+          <w:kern w:val="0"/>
+          <w14:ligatures w14:val="none"/>
+        </w:rPr>
+        <w:t>(</w:t>
+      </w:r>
+      <w:proofErr w:type="spellStart"/>
+      <w:proofErr w:type="gramStart"/>
+      <w:r>
+        <w:rPr>
+          <w:rFonts w:ascii="Consolas" w:eastAsia="Times New Roman" w:hAnsi="Consolas" w:cs="Times New Roman"/>
+          <w:i/>
+          <w:iCs/>
+          <w:color w:val="000000"/>
+          <w:kern w:val="0"/>
+          <w14:ligatures w14:val="none"/>
+        </w:rPr>
+        <w:t>getColor</w:t>
+      </w:r>
+      <w:proofErr w:type="spellEnd"/>
+      <w:r>
+        <w:rPr>
+          <w:rFonts w:ascii="Consolas" w:eastAsia="Times New Roman" w:hAnsi="Consolas" w:cs="Times New Roman"/>
+          <w:color w:val="000000"/>
+          <w:kern w:val="0"/>
+          <w14:ligatures w14:val="none"/>
+        </w:rPr>
+        <w:t>(</w:t>
+      </w:r>
+      <w:proofErr w:type="gramEnd"/>
+      <w:r>
+        <w:rPr>
+          <w:rFonts w:ascii="Consolas" w:eastAsia="Times New Roman" w:hAnsi="Consolas" w:cs="Times New Roman"/>
+          <w:color w:val="2A00FF"/>
+          <w:kern w:val="0"/>
+          <w14:ligatures w14:val="none"/>
+        </w:rPr>
+        <w:t>"SCG Red"</w:t>
+      </w:r>
+      <w:r>
+        <w:rPr>
+          <w:rFonts w:ascii="Consolas" w:eastAsia="Times New Roman" w:hAnsi="Consolas" w:cs="Times New Roman"/>
+          <w:color w:val="000000"/>
+          <w:kern w:val="0"/>
+          <w14:ligatures w14:val="none"/>
+        </w:rPr>
+        <w:t>)</w:t>
+      </w:r>
+      <w:proofErr w:type="gramStart"/>
+      <w:r>
+        <w:rPr>
+          <w:rFonts w:ascii="Consolas" w:eastAsia="Times New Roman" w:hAnsi="Consolas" w:cs="Times New Roman"/>
+          <w:color w:val="000000"/>
+          <w:kern w:val="0"/>
+          <w14:ligatures w14:val="none"/>
+        </w:rPr>
+        <w:t>);</w:t>
+      </w:r>
+      <w:proofErr w:type="gramEnd"/>
+    </w:p>
+    <w:p>
+      <w:pPr>
+        <w:shd w:val="clear" w:color="auto" w:fill="FFFFFF"/>
+        <w:spacing w:after="0" w:line="240" w:lineRule="auto"/>
+        <w:rPr>
+          <w:rFonts w:ascii="Consolas" w:eastAsia="Times New Roman" w:hAnsi="Consolas" w:cs="Times New Roman"/>
+          <w:color w:val="000000"/>
+          <w:kern w:val="0"/>
+          <w14:ligatures w14:val="none"/>
+        </w:rPr>
+      </w:pPr>
+      <w:r>
+        <w:rPr>
+          <w:rFonts w:ascii="Consolas" w:eastAsia="Times New Roman" w:hAnsi="Consolas" w:cs="Times New Roman"/>
+          <w:color w:val="000000"/>
+          <w:kern w:val="0"/>
+          <w14:ligatures w14:val="none"/>
+        </w:rPr>
+        <w:tab/>
+      </w:r>
+      <w:r>
+        <w:rPr>
+          <w:rFonts w:ascii="Consolas" w:eastAsia="Times New Roman" w:hAnsi="Consolas" w:cs="Times New Roman"/>
+          <w:color w:val="000000"/>
+          <w:kern w:val="0"/>
+          <w14:ligatures w14:val="none"/>
+        </w:rPr>
+        <w:tab/>
+      </w:r>
+      <w:proofErr w:type="spellStart"/>
+      <w:r>
+        <w:rPr>
+          <w:rFonts w:ascii="Consolas" w:eastAsia="Times New Roman" w:hAnsi="Consolas" w:cs="Times New Roman"/>
+          <w:color w:val="0000C0"/>
+          <w:kern w:val="0"/>
+          <w14:ligatures w14:val="none"/>
+        </w:rPr>
+        <w:t>playersShip</w:t>
+      </w:r>
+      <w:r>
+        <w:rPr>
+          <w:rFonts w:ascii="Consolas" w:eastAsia="Times New Roman" w:hAnsi="Consolas" w:cs="Times New Roman"/>
+          <w:color w:val="000000"/>
+          <w:kern w:val="0"/>
+          <w14:ligatures w14:val="none"/>
+        </w:rPr>
+        <w:t>.setLocation</w:t>
+      </w:r>
+      <w:proofErr w:type="spellEnd"/>
+      <w:r>
+        <w:rPr>
+          <w:rFonts w:ascii="Consolas" w:eastAsia="Times New Roman" w:hAnsi="Consolas" w:cs="Times New Roman"/>
+          <w:color w:val="000000"/>
+          <w:kern w:val="0"/>
+          <w14:ligatures w14:val="none"/>
+        </w:rPr>
+        <w:t>(0.2, 0.8);</w:t>
+      </w:r>
+      <w:r>
+        <w:rPr>
+          <w:rFonts w:ascii="Consolas" w:eastAsia="Times New Roman" w:hAnsi="Consolas" w:cs="Times New Roman"/>
+          <w:color w:val="000000"/>
+          <w:kern w:val="0"/>
+          <w14:ligatures w14:val="none"/>
+        </w:rPr>
+        <w:tab/>
+      </w:r>
+      <w:r>
+        <w:rPr>
+          <w:rFonts w:ascii="Consolas" w:eastAsia="Times New Roman" w:hAnsi="Consolas" w:cs="Times New Roman"/>
+          <w:color w:val="3F7F5F"/>
+          <w:kern w:val="0"/>
+          <w14:ligatures w14:val="none"/>
+        </w:rPr>
+        <w:t xml:space="preserve">// </w:t>
+      </w:r>
+      <w:proofErr w:type="spellStart"/>
+      <w:proofErr w:type="gramStart"/>
+      <w:r>
+        <w:rPr>
+          <w:rFonts w:ascii="Consolas" w:eastAsia="Times New Roman" w:hAnsi="Consolas" w:cs="Times New Roman"/>
+          <w:color w:val="3F7F5F"/>
+          <w:kern w:val="0"/>
+          <w14:ligatures w14:val="none"/>
+        </w:rPr>
+        <w:t>id.command</w:t>
+      </w:r>
+      <w:proofErr w:type="spellEnd"/>
+      <w:proofErr w:type="gramEnd"/>
+      <w:r>
+        <w:rPr>
+          <w:rFonts w:ascii="Consolas" w:eastAsia="Times New Roman" w:hAnsi="Consolas" w:cs="Times New Roman"/>
+          <w:color w:val="3F7F5F"/>
+          <w:kern w:val="0"/>
+          <w14:ligatures w14:val="none"/>
+        </w:rPr>
+        <w:t>(parameters)</w:t>
+      </w:r>
+    </w:p>
+    <w:p>
+      <w:pPr>
+        <w:shd w:val="clear" w:color="auto" w:fill="FFFFFF"/>
+        <w:spacing w:after="0" w:line="240" w:lineRule="auto"/>
+        <w:rPr>
+          <w:rFonts w:ascii="Consolas" w:eastAsia="Times New Roman" w:hAnsi="Consolas" w:cs="Times New Roman"/>
+          <w:color w:val="000000"/>
+          <w:kern w:val="0"/>
+          <w14:ligatures w14:val="none"/>
+        </w:rPr>
+      </w:pPr>
+      <w:r>
+        <w:rPr>
+          <w:rFonts w:ascii="Consolas" w:eastAsia="Times New Roman" w:hAnsi="Consolas" w:cs="Times New Roman"/>
+          <w:color w:val="000000"/>
+          <w:kern w:val="0"/>
+          <w14:ligatures w14:val="none"/>
+        </w:rPr>
+        <w:tab/>
+      </w:r>
+      <w:r>
+        <w:rPr>
+          <w:rFonts w:ascii="Consolas" w:eastAsia="Times New Roman" w:hAnsi="Consolas" w:cs="Times New Roman"/>
+          <w:color w:val="000000"/>
+          <w:kern w:val="0"/>
+          <w14:ligatures w14:val="none"/>
+        </w:rPr>
+        <w:tab/>
+      </w:r>
+    </w:p>
+    <w:p>
+      <w:pPr>
+        <w:shd w:val="clear" w:color="auto" w:fill="FFFFFF"/>
+        <w:spacing w:after="0" w:line="240" w:lineRule="auto"/>
+        <w:rPr>
+          <w:rFonts w:ascii="Consolas" w:eastAsia="Times New Roman" w:hAnsi="Consolas" w:cs="Times New Roman"/>
+          <w:color w:val="000000"/>
+          <w:kern w:val="0"/>
+          <w14:ligatures w14:val="none"/>
+        </w:rPr>
+      </w:pPr>
+      <w:r>
+        <w:rPr>
+          <w:rFonts w:ascii="Consolas" w:eastAsia="Times New Roman" w:hAnsi="Consolas" w:cs="Times New Roman"/>
+          <w:color w:val="000000"/>
+          <w:kern w:val="0"/>
+          <w14:ligatures w14:val="none"/>
+        </w:rPr>
+        <w:tab/>
+      </w:r>
+      <w:r>
+        <w:rPr>
+          <w:rFonts w:ascii="Consolas" w:eastAsia="Times New Roman" w:hAnsi="Consolas" w:cs="Times New Roman"/>
+          <w:color w:val="000000"/>
+          <w:kern w:val="0"/>
+          <w14:ligatures w14:val="none"/>
+        </w:rPr>
+        <w:tab/>
+      </w:r>
+      <w:r>
+        <w:rPr>
+          <w:rFonts w:ascii="Consolas" w:eastAsia="Times New Roman" w:hAnsi="Consolas" w:cs="Times New Roman"/>
+          <w:color w:val="3F7F5F"/>
+          <w:kern w:val="0"/>
+          <w14:ligatures w14:val="none"/>
+        </w:rPr>
+        <w:t>// what to shoot, what to run into</w:t>
+      </w:r>
+    </w:p>
+    <w:p>
+      <w:pPr>
+        <w:shd w:val="clear" w:color="auto" w:fill="FFFFFF"/>
+        <w:spacing w:after="0" w:line="240" w:lineRule="auto"/>
+        <w:rPr>
+          <w:rFonts w:ascii="Consolas" w:eastAsia="Times New Roman" w:hAnsi="Consolas" w:cs="Times New Roman"/>
+          <w:color w:val="000000"/>
+          <w:kern w:val="0"/>
+          <w14:ligatures w14:val="none"/>
+        </w:rPr>
+      </w:pPr>
+      <w:r>
+        <w:rPr>
+          <w:rFonts w:ascii="Consolas" w:eastAsia="Times New Roman" w:hAnsi="Consolas" w:cs="Times New Roman"/>
+          <w:color w:val="000000"/>
+          <w:kern w:val="0"/>
+          <w14:ligatures w14:val="none"/>
+        </w:rPr>
+        <w:tab/>
+      </w:r>
+      <w:r>
+        <w:rPr>
+          <w:rFonts w:ascii="Consolas" w:eastAsia="Times New Roman" w:hAnsi="Consolas" w:cs="Times New Roman"/>
+          <w:color w:val="000000"/>
+          <w:kern w:val="0"/>
+          <w14:ligatures w14:val="none"/>
+        </w:rPr>
+        <w:tab/>
+      </w:r>
+      <w:proofErr w:type="spellStart"/>
+      <w:r>
+        <w:rPr>
+          <w:rFonts w:ascii="Consolas" w:eastAsia="Times New Roman" w:hAnsi="Consolas" w:cs="Times New Roman"/>
+          <w:color w:val="0000C0"/>
+          <w:kern w:val="0"/>
+          <w14:ligatures w14:val="none"/>
+        </w:rPr>
+        <w:t>playersShip</w:t>
+      </w:r>
+      <w:r>
+        <w:rPr>
+          <w:rFonts w:ascii="Consolas" w:eastAsia="Times New Roman" w:hAnsi="Consolas" w:cs="Times New Roman"/>
+          <w:color w:val="000000"/>
+          <w:kern w:val="0"/>
+          <w14:ligatures w14:val="none"/>
+        </w:rPr>
+        <w:t>.setTarget</w:t>
+      </w:r>
+      <w:proofErr w:type="spellEnd"/>
+      <w:r>
+        <w:rPr>
+          <w:rFonts w:ascii="Consolas" w:eastAsia="Times New Roman" w:hAnsi="Consolas" w:cs="Times New Roman"/>
+          <w:color w:val="000000"/>
+          <w:kern w:val="0"/>
+          <w14:ligatures w14:val="none"/>
+        </w:rPr>
+        <w:t>(</w:t>
+      </w:r>
+      <w:proofErr w:type="spellStart"/>
+      <w:r>
+        <w:rPr>
+          <w:rFonts w:ascii="Consolas" w:eastAsia="Times New Roman" w:hAnsi="Consolas" w:cs="Times New Roman"/>
+          <w:color w:val="000000"/>
+          <w:kern w:val="0"/>
+          <w14:ligatures w14:val="none"/>
+        </w:rPr>
+        <w:t>Meteor.</w:t>
+      </w:r>
+      <w:r>
+        <w:rPr>
+          <w:rFonts w:ascii="Consolas" w:eastAsia="Times New Roman" w:hAnsi="Consolas" w:cs="Times New Roman"/>
+          <w:color w:val="7F0055"/>
+          <w:kern w:val="0"/>
+          <w14:ligatures w14:val="none"/>
+        </w:rPr>
+        <w:t>class</w:t>
+      </w:r>
+      <w:proofErr w:type="spellEnd"/>
+      <w:proofErr w:type="gramStart"/>
+      <w:r>
+        <w:rPr>
+          <w:rFonts w:ascii="Consolas" w:eastAsia="Times New Roman" w:hAnsi="Consolas" w:cs="Times New Roman"/>
+          <w:color w:val="000000"/>
+          <w:kern w:val="0"/>
+          <w14:ligatures w14:val="none"/>
+        </w:rPr>
+        <w:t>);</w:t>
+      </w:r>
+      <w:proofErr w:type="gramEnd"/>
+    </w:p>
+    <w:p>
+      <w:pPr>
+        <w:shd w:val="clear" w:color="auto" w:fill="FFFFFF"/>
+        <w:spacing w:after="0" w:line="240" w:lineRule="auto"/>
+        <w:rPr>
+          <w:rFonts w:ascii="Consolas" w:eastAsia="Times New Roman" w:hAnsi="Consolas" w:cs="Times New Roman"/>
+          <w:color w:val="000000"/>
+          <w:kern w:val="0"/>
+          <w14:ligatures w14:val="none"/>
+        </w:rPr>
+      </w:pPr>
+      <w:r>
+        <w:rPr>
+          <w:rFonts w:ascii="Consolas" w:eastAsia="Times New Roman" w:hAnsi="Consolas" w:cs="Times New Roman"/>
+          <w:color w:val="000000"/>
+          <w:kern w:val="0"/>
+          <w14:ligatures w14:val="none"/>
+        </w:rPr>
+        <w:tab/>
+      </w:r>
+      <w:r>
+        <w:rPr>
+          <w:rFonts w:ascii="Consolas" w:eastAsia="Times New Roman" w:hAnsi="Consolas" w:cs="Times New Roman"/>
+          <w:color w:val="000000"/>
+          <w:kern w:val="0"/>
+          <w14:ligatures w14:val="none"/>
+        </w:rPr>
+        <w:tab/>
+      </w:r>
+      <w:proofErr w:type="spellStart"/>
+      <w:r>
+        <w:rPr>
+          <w:rFonts w:ascii="Consolas" w:eastAsia="Times New Roman" w:hAnsi="Consolas" w:cs="Times New Roman"/>
+          <w:color w:val="0000C0"/>
+          <w:kern w:val="0"/>
+          <w14:ligatures w14:val="none"/>
+        </w:rPr>
+        <w:t>playersShip</w:t>
+      </w:r>
+      <w:r>
+        <w:rPr>
+          <w:rFonts w:ascii="Consolas" w:eastAsia="Times New Roman" w:hAnsi="Consolas" w:cs="Times New Roman"/>
+          <w:color w:val="000000"/>
+          <w:kern w:val="0"/>
+          <w14:ligatures w14:val="none"/>
+        </w:rPr>
+        <w:t>.addCollision</w:t>
+      </w:r>
+      <w:proofErr w:type="spellEnd"/>
+      <w:r>
+        <w:rPr>
+          <w:rFonts w:ascii="Consolas" w:eastAsia="Times New Roman" w:hAnsi="Consolas" w:cs="Times New Roman"/>
+          <w:color w:val="000000"/>
+          <w:kern w:val="0"/>
+          <w14:ligatures w14:val="none"/>
+        </w:rPr>
+        <w:t>(</w:t>
+      </w:r>
+      <w:proofErr w:type="spellStart"/>
+      <w:r>
+        <w:rPr>
+          <w:rFonts w:ascii="Consolas" w:eastAsia="Times New Roman" w:hAnsi="Consolas" w:cs="Times New Roman"/>
+          <w:color w:val="000000"/>
+          <w:kern w:val="0"/>
+          <w14:ligatures w14:val="none"/>
+        </w:rPr>
+        <w:t>Meteor.</w:t>
+      </w:r>
+      <w:r>
+        <w:rPr>
+          <w:rFonts w:ascii="Consolas" w:eastAsia="Times New Roman" w:hAnsi="Consolas" w:cs="Times New Roman"/>
+          <w:color w:val="7F0055"/>
+          <w:kern w:val="0"/>
+          <w14:ligatures w14:val="none"/>
+        </w:rPr>
+        <w:t>class</w:t>
+      </w:r>
+      <w:proofErr w:type="spellEnd"/>
+      <w:proofErr w:type="gramStart"/>
+      <w:r>
+        <w:rPr>
+          <w:rFonts w:ascii="Consolas" w:eastAsia="Times New Roman" w:hAnsi="Consolas" w:cs="Times New Roman"/>
+          <w:color w:val="000000"/>
+          <w:kern w:val="0"/>
+          <w14:ligatures w14:val="none"/>
+        </w:rPr>
+        <w:t>);</w:t>
+      </w:r>
+      <w:proofErr w:type="gramEnd"/>
+    </w:p>
+    <w:p>
+      <w:pPr>
+        <w:shd w:val="clear" w:color="auto" w:fill="FFFFFF"/>
+        <w:spacing w:after="0" w:line="240" w:lineRule="auto"/>
+        <w:rPr>
+          <w:rFonts w:ascii="Consolas" w:eastAsia="Times New Roman" w:hAnsi="Consolas" w:cs="Times New Roman"/>
+          <w:color w:val="000000"/>
+          <w:kern w:val="0"/>
+          <w14:ligatures w14:val="none"/>
+        </w:rPr>
+      </w:pPr>
+      <w:r>
+        <w:rPr>
+          <w:rFonts w:ascii="Consolas" w:eastAsia="Times New Roman" w:hAnsi="Consolas" w:cs="Times New Roman"/>
+          <w:color w:val="000000"/>
+          <w:kern w:val="0"/>
+          <w14:ligatures w14:val="none"/>
+        </w:rPr>
+        <w:tab/>
+      </w:r>
+      <w:r>
+        <w:rPr>
+          <w:rFonts w:ascii="Consolas" w:eastAsia="Times New Roman" w:hAnsi="Consolas" w:cs="Times New Roman"/>
+          <w:color w:val="000000"/>
+          <w:kern w:val="0"/>
+          <w14:ligatures w14:val="none"/>
+        </w:rPr>
+        <w:tab/>
+      </w:r>
+    </w:p>
+    <w:p>
+      <w:pPr>
+        <w:shd w:val="clear" w:color="auto" w:fill="FFFFFF"/>
+        <w:spacing w:after="0" w:line="240" w:lineRule="auto"/>
+        <w:rPr>
+          <w:rFonts w:ascii="Consolas" w:eastAsia="Times New Roman" w:hAnsi="Consolas" w:cs="Times New Roman"/>
+          <w:color w:val="000000"/>
+          <w:kern w:val="0"/>
+          <w14:ligatures w14:val="none"/>
+        </w:rPr>
+      </w:pPr>
+      <w:r>
+        <w:rPr>
+          <w:rFonts w:ascii="Consolas" w:eastAsia="Times New Roman" w:hAnsi="Consolas" w:cs="Times New Roman"/>
+          <w:color w:val="000000"/>
+          <w:kern w:val="0"/>
+          <w14:ligatures w14:val="none"/>
+        </w:rPr>
+        <w:tab/>
+      </w:r>
+      <w:r>
+        <w:rPr>
+          <w:rFonts w:ascii="Consolas" w:eastAsia="Times New Roman" w:hAnsi="Consolas" w:cs="Times New Roman"/>
+          <w:color w:val="000000"/>
+          <w:kern w:val="0"/>
+          <w14:ligatures w14:val="none"/>
+        </w:rPr>
+        <w:tab/>
+      </w:r>
+      <w:r>
+        <w:rPr>
+          <w:rFonts w:ascii="Consolas" w:eastAsia="Times New Roman" w:hAnsi="Consolas" w:cs="Times New Roman"/>
+          <w:color w:val="3F7F5F"/>
+          <w:kern w:val="0"/>
+          <w14:ligatures w14:val="none"/>
+        </w:rPr>
+        <w:t>// show the score and remaining life counter</w:t>
+      </w:r>
+    </w:p>
+    <w:p>
+      <w:pPr>
+        <w:shd w:val="clear" w:color="auto" w:fill="FFFFFF"/>
+        <w:spacing w:after="0" w:line="240" w:lineRule="auto"/>
+        <w:rPr>
+          <w:rFonts w:ascii="Consolas" w:eastAsia="Times New Roman" w:hAnsi="Consolas" w:cs="Times New Roman"/>
+          <w:color w:val="000000"/>
+          <w:kern w:val="0"/>
+          <w14:ligatures w14:val="none"/>
+        </w:rPr>
+      </w:pPr>
+      <w:r>
+        <w:rPr>
+          <w:rFonts w:ascii="Consolas" w:eastAsia="Times New Roman" w:hAnsi="Consolas" w:cs="Times New Roman"/>
+          <w:color w:val="000000"/>
+          <w:kern w:val="0"/>
+          <w14:ligatures w14:val="none"/>
+        </w:rPr>
+        <w:tab/>
+      </w:r>
+      <w:r>
+        <w:rPr>
+          <w:rFonts w:ascii="Consolas" w:eastAsia="Times New Roman" w:hAnsi="Consolas" w:cs="Times New Roman"/>
+          <w:color w:val="000000"/>
+          <w:kern w:val="0"/>
+          <w14:ligatures w14:val="none"/>
+        </w:rPr>
+        <w:tab/>
+      </w:r>
+      <w:proofErr w:type="spellStart"/>
+      <w:r>
+        <w:rPr>
+          <w:rFonts w:ascii="Consolas" w:eastAsia="Times New Roman" w:hAnsi="Consolas" w:cs="Times New Roman"/>
+          <w:color w:val="0000C0"/>
+          <w:kern w:val="0"/>
+          <w14:ligatures w14:val="none"/>
+        </w:rPr>
+        <w:t>playersShip</w:t>
+      </w:r>
+      <w:r>
+        <w:rPr>
+          <w:rFonts w:ascii="Consolas" w:eastAsia="Times New Roman" w:hAnsi="Consolas" w:cs="Times New Roman"/>
+          <w:color w:val="000000"/>
+          <w:kern w:val="0"/>
+          <w14:ligatures w14:val="none"/>
+        </w:rPr>
+        <w:t>.showLives</w:t>
+      </w:r>
+      <w:proofErr w:type="spellEnd"/>
+      <w:r>
+        <w:rPr>
+          <w:rFonts w:ascii="Consolas" w:eastAsia="Times New Roman" w:hAnsi="Consolas" w:cs="Times New Roman"/>
+          <w:color w:val="000000"/>
+          <w:kern w:val="0"/>
+          <w14:ligatures w14:val="none"/>
+        </w:rPr>
+        <w:t>(</w:t>
+      </w:r>
+      <w:proofErr w:type="gramStart"/>
+      <w:r>
+        <w:rPr>
+          <w:rFonts w:ascii="Consolas" w:eastAsia="Times New Roman" w:hAnsi="Consolas" w:cs="Times New Roman"/>
+          <w:color w:val="000000"/>
+          <w:kern w:val="0"/>
+          <w14:ligatures w14:val="none"/>
+        </w:rPr>
+        <w:t>);</w:t>
+      </w:r>
+      <w:proofErr w:type="gramEnd"/>
+    </w:p>
+    <w:p>
+      <w:pPr>
+        <w:shd w:val="clear" w:color="auto" w:fill="FFFFFF"/>
+        <w:spacing w:after="0" w:line="240" w:lineRule="auto"/>
+        <w:rPr>
+          <w:rFonts w:ascii="Consolas" w:eastAsia="Times New Roman" w:hAnsi="Consolas" w:cs="Times New Roman"/>
+          <w:color w:val="000000"/>
+          <w:kern w:val="0"/>
+          <w14:ligatures w14:val="none"/>
+        </w:rPr>
+      </w:pPr>
+      <w:r>
+        <w:rPr>
+          <w:rFonts w:ascii="Consolas" w:eastAsia="Times New Roman" w:hAnsi="Consolas" w:cs="Times New Roman"/>
+          <w:color w:val="000000"/>
+          <w:kern w:val="0"/>
+          <w14:ligatures w14:val="none"/>
+        </w:rPr>
+        <w:tab/>
+      </w:r>
+      <w:r>
+        <w:rPr>
+          <w:rFonts w:ascii="Consolas" w:eastAsia="Times New Roman" w:hAnsi="Consolas" w:cs="Times New Roman"/>
+          <w:color w:val="000000"/>
+          <w:kern w:val="0"/>
+          <w14:ligatures w14:val="none"/>
+        </w:rPr>
+        <w:tab/>
+      </w:r>
+      <w:proofErr w:type="spellStart"/>
+      <w:r>
+        <w:rPr>
+          <w:rFonts w:ascii="Consolas" w:eastAsia="Times New Roman" w:hAnsi="Consolas" w:cs="Times New Roman"/>
+          <w:color w:val="0000C0"/>
+          <w:kern w:val="0"/>
+          <w14:ligatures w14:val="none"/>
+        </w:rPr>
+        <w:t>playersShip</w:t>
+      </w:r>
+      <w:r>
+        <w:rPr>
+          <w:rFonts w:ascii="Consolas" w:eastAsia="Times New Roman" w:hAnsi="Consolas" w:cs="Times New Roman"/>
+          <w:color w:val="000000"/>
+          <w:kern w:val="0"/>
+          <w14:ligatures w14:val="none"/>
+        </w:rPr>
+        <w:t>.showScore</w:t>
+      </w:r>
+      <w:proofErr w:type="spellEnd"/>
+      <w:r>
+        <w:rPr>
+          <w:rFonts w:ascii="Consolas" w:eastAsia="Times New Roman" w:hAnsi="Consolas" w:cs="Times New Roman"/>
+          <w:color w:val="000000"/>
+          <w:kern w:val="0"/>
+          <w14:ligatures w14:val="none"/>
+        </w:rPr>
+        <w:t>(</w:t>
+      </w:r>
+      <w:proofErr w:type="gramStart"/>
+      <w:r>
+        <w:rPr>
+          <w:rFonts w:ascii="Consolas" w:eastAsia="Times New Roman" w:hAnsi="Consolas" w:cs="Times New Roman"/>
+          <w:color w:val="000000"/>
+          <w:kern w:val="0"/>
+          <w14:ligatures w14:val="none"/>
+        </w:rPr>
+        <w:t>);</w:t>
+      </w:r>
+      <w:proofErr w:type="gramEnd"/>
+    </w:p>
+    <w:p>
+      <w:pPr>
+        <w:shd w:val="clear" w:color="auto" w:fill="FFFFFF"/>
+        <w:spacing w:after="0" w:line="240" w:lineRule="auto"/>
+        <w:rPr>
+          <w:rFonts w:ascii="Consolas" w:eastAsia="Times New Roman" w:hAnsi="Consolas" w:cs="Times New Roman"/>
+          <w:color w:val="000000"/>
+          <w:kern w:val="0"/>
+          <w14:ligatures w14:val="none"/>
+        </w:rPr>
+      </w:pPr>
+      <w:r>
+        <w:rPr>
+          <w:rFonts w:ascii="Consolas" w:eastAsia="Times New Roman" w:hAnsi="Consolas" w:cs="Times New Roman"/>
+          <w:color w:val="000000"/>
+          <w:kern w:val="0"/>
+          <w14:ligatures w14:val="none"/>
+        </w:rPr>
+        <w:tab/>
+      </w:r>
+      <w:r>
+        <w:rPr>
+          <w:rFonts w:ascii="Consolas" w:eastAsia="Times New Roman" w:hAnsi="Consolas" w:cs="Times New Roman"/>
+          <w:color w:val="000000"/>
+          <w:kern w:val="0"/>
+          <w14:ligatures w14:val="none"/>
+        </w:rPr>
+        <w:tab/>
+      </w:r>
+      <w:proofErr w:type="spellStart"/>
+      <w:r>
+        <w:rPr>
+          <w:rFonts w:ascii="Consolas" w:eastAsia="Times New Roman" w:hAnsi="Consolas" w:cs="Times New Roman"/>
+          <w:color w:val="000000"/>
+          <w:kern w:val="0"/>
+          <w14:ligatures w14:val="none"/>
+        </w:rPr>
+        <w:t>addSprite</w:t>
+      </w:r>
+      <w:proofErr w:type="spellEnd"/>
+      <w:r>
+        <w:rPr>
+          <w:rFonts w:ascii="Consolas" w:eastAsia="Times New Roman" w:hAnsi="Consolas" w:cs="Times New Roman"/>
+          <w:color w:val="000000"/>
+          <w:kern w:val="0"/>
+          <w14:ligatures w14:val="none"/>
+        </w:rPr>
+        <w:t>(</w:t>
+      </w:r>
+      <w:proofErr w:type="spellStart"/>
+      <w:r>
+        <w:rPr>
+          <w:rFonts w:ascii="Consolas" w:eastAsia="Times New Roman" w:hAnsi="Consolas" w:cs="Times New Roman"/>
+          <w:color w:val="0000C0"/>
+          <w:kern w:val="0"/>
+          <w14:ligatures w14:val="none"/>
+        </w:rPr>
+        <w:t>playersShip</w:t>
+      </w:r>
+      <w:proofErr w:type="spellEnd"/>
+      <w:r>
+        <w:rPr>
+          <w:rFonts w:ascii="Consolas" w:eastAsia="Times New Roman" w:hAnsi="Consolas" w:cs="Times New Roman"/>
+          <w:color w:val="000000"/>
+          <w:kern w:val="0"/>
+          <w14:ligatures w14:val="none"/>
+        </w:rPr>
+        <w:t>);</w:t>
+      </w:r>
+      <w:r>
+        <w:rPr>
+          <w:rFonts w:ascii="Consolas" w:eastAsia="Times New Roman" w:hAnsi="Consolas" w:cs="Times New Roman"/>
+          <w:color w:val="000000"/>
+          <w:kern w:val="0"/>
+          <w14:ligatures w14:val="none"/>
+        </w:rPr>
+        <w:tab/>
+      </w:r>
+      <w:r>
+        <w:rPr>
+          <w:rFonts w:ascii="Consolas" w:eastAsia="Times New Roman" w:hAnsi="Consolas" w:cs="Times New Roman"/>
+          <w:color w:val="3F7F5F"/>
+          <w:kern w:val="0"/>
+          <w14:ligatures w14:val="none"/>
+        </w:rPr>
+        <w:t>// add ship to game</w:t>
+      </w:r>
+    </w:p>
+    <w:p>
+      <w:pPr>
+        <w:shd w:val="clear" w:color="auto" w:fill="FFFFFF"/>
+        <w:spacing w:after="0" w:line="240" w:lineRule="auto"/>
+        <w:rPr>
+          <w:rFonts w:ascii="Consolas" w:eastAsia="Times New Roman" w:hAnsi="Consolas" w:cs="Times New Roman"/>
+          <w:color w:val="000000"/>
+          <w:kern w:val="0"/>
+          <w14:ligatures w14:val="none"/>
+        </w:rPr>
+      </w:pPr>
+      <w:r>
+        <w:rPr>
+          <w:rFonts w:ascii="Consolas" w:eastAsia="Times New Roman" w:hAnsi="Consolas" w:cs="Times New Roman"/>
+          <w:color w:val="000000"/>
+          <w:kern w:val="0"/>
+          <w14:ligatures w14:val="none"/>
+        </w:rPr>
+        <w:tab/>
+      </w:r>
+      <w:r>
+        <w:rPr>
+          <w:rFonts w:ascii="Consolas" w:eastAsia="Times New Roman" w:hAnsi="Consolas" w:cs="Times New Roman"/>
+          <w:color w:val="000000"/>
+          <w:kern w:val="0"/>
+          <w14:ligatures w14:val="none"/>
+        </w:rPr>
+        <w:tab/>
+      </w:r>
+    </w:p>
+    <w:p>
+      <w:pPr>
+        <w:shd w:val="clear" w:color="auto" w:fill="FFFFFF"/>
+        <w:spacing w:after="0" w:line="240" w:lineRule="auto"/>
+        <w:rPr>
+          <w:rFonts w:ascii="Consolas" w:eastAsia="Times New Roman" w:hAnsi="Consolas" w:cs="Times New Roman"/>
+          <w:color w:val="000000"/>
+          <w:kern w:val="0"/>
+          <w14:ligatures w14:val="none"/>
+        </w:rPr>
+      </w:pPr>
+      <w:r>
+        <w:rPr>
+          <w:rFonts w:ascii="Consolas" w:eastAsia="Times New Roman" w:hAnsi="Consolas" w:cs="Times New Roman"/>
+          <w:color w:val="000000"/>
+          <w:kern w:val="0"/>
+          <w14:ligatures w14:val="none"/>
+        </w:rPr>
+        <w:tab/>
+      </w:r>
+      <w:r>
+        <w:rPr>
+          <w:rFonts w:ascii="Consolas" w:eastAsia="Times New Roman" w:hAnsi="Consolas" w:cs="Times New Roman"/>
+          <w:color w:val="000000"/>
+          <w:kern w:val="0"/>
+          <w14:ligatures w14:val="none"/>
+        </w:rPr>
+        <w:tab/>
+      </w:r>
+      <w:r>
+        <w:rPr>
+          <w:rFonts w:ascii="Consolas" w:eastAsia="Times New Roman" w:hAnsi="Consolas" w:cs="Times New Roman"/>
+          <w:color w:val="0000C0"/>
+          <w:kern w:val="0"/>
+          <w14:ligatures w14:val="none"/>
+        </w:rPr>
+        <w:t>rock</w:t>
+      </w:r>
+      <w:r>
+        <w:rPr>
+          <w:rFonts w:ascii="Consolas" w:eastAsia="Times New Roman" w:hAnsi="Consolas" w:cs="Times New Roman"/>
+          <w:color w:val="000000"/>
+          <w:kern w:val="0"/>
+          <w14:ligatures w14:val="none"/>
+        </w:rPr>
+        <w:t xml:space="preserve"> = </w:t>
+      </w:r>
+      <w:r>
+        <w:rPr>
+          <w:rFonts w:ascii="Consolas" w:eastAsia="Times New Roman" w:hAnsi="Consolas" w:cs="Times New Roman"/>
+          <w:color w:val="7F0055"/>
+          <w:kern w:val="0"/>
+          <w14:ligatures w14:val="none"/>
+        </w:rPr>
+        <w:t>new</w:t>
+      </w:r>
+      <w:r>
+        <w:rPr>
+          <w:rFonts w:ascii="Consolas" w:eastAsia="Times New Roman" w:hAnsi="Consolas" w:cs="Times New Roman"/>
+          <w:color w:val="000000"/>
+          <w:kern w:val="0"/>
+          <w14:ligatures w14:val="none"/>
+        </w:rPr>
+        <w:t xml:space="preserve"> Meteor(</w:t>
+      </w:r>
+      <w:r>
+        <w:rPr>
+          <w:rFonts w:ascii="Consolas" w:eastAsia="Times New Roman" w:hAnsi="Consolas" w:cs="Times New Roman"/>
+          <w:color w:val="7F0055"/>
+          <w:kern w:val="0"/>
+          <w14:ligatures w14:val="none"/>
+        </w:rPr>
+        <w:t>this</w:t>
+      </w:r>
+      <w:r>
+        <w:rPr>
+          <w:rFonts w:ascii="Consolas" w:eastAsia="Times New Roman" w:hAnsi="Consolas" w:cs="Times New Roman"/>
+          <w:color w:val="000000"/>
+          <w:kern w:val="0"/>
+          <w14:ligatures w14:val="none"/>
+        </w:rPr>
+        <w:t>);</w:t>
+      </w:r>
+      <w:r>
+        <w:rPr>
+          <w:rFonts w:ascii="Consolas" w:eastAsia="Times New Roman" w:hAnsi="Consolas" w:cs="Times New Roman"/>
+          <w:color w:val="000000"/>
+          <w:kern w:val="0"/>
+          <w14:ligatures w14:val="none"/>
+        </w:rPr>
+        <w:tab/>
+      </w:r>
+      <w:r>
+        <w:rPr>
+          <w:rFonts w:ascii="Consolas" w:eastAsia="Times New Roman" w:hAnsi="Consolas" w:cs="Times New Roman"/>
+          <w:color w:val="3F7F5F"/>
+          <w:kern w:val="0"/>
+          <w14:ligatures w14:val="none"/>
+        </w:rPr>
+        <w:t>// get new component</w:t>
+      </w:r>
+    </w:p>
+    <w:p>
+      <w:pPr>
+        <w:shd w:val="clear" w:color="auto" w:fill="FFFFFF"/>
+        <w:spacing w:after="0" w:line="240" w:lineRule="auto"/>
+        <w:rPr>
+          <w:rFonts w:ascii="Consolas" w:eastAsia="Times New Roman" w:hAnsi="Consolas" w:cs="Times New Roman"/>
+          <w:color w:val="000000"/>
+          <w:kern w:val="0"/>
+          <w14:ligatures w14:val="none"/>
+        </w:rPr>
+      </w:pPr>
+      <w:r>
+        <w:rPr>
+          <w:rFonts w:ascii="Consolas" w:eastAsia="Times New Roman" w:hAnsi="Consolas" w:cs="Times New Roman"/>
+          <w:color w:val="000000"/>
+          <w:kern w:val="0"/>
+          <w14:ligatures w14:val="none"/>
+        </w:rPr>
+        <w:tab/>
+      </w:r>
+      <w:r>
+        <w:rPr>
+          <w:rFonts w:ascii="Consolas" w:eastAsia="Times New Roman" w:hAnsi="Consolas" w:cs="Times New Roman"/>
+          <w:color w:val="000000"/>
+          <w:kern w:val="0"/>
+          <w14:ligatures w14:val="none"/>
+        </w:rPr>
+        <w:tab/>
+      </w:r>
+      <w:proofErr w:type="spellStart"/>
+      <w:proofErr w:type="gramStart"/>
+      <w:r>
+        <w:rPr>
+          <w:rFonts w:ascii="Consolas" w:eastAsia="Times New Roman" w:hAnsi="Consolas" w:cs="Times New Roman"/>
+          <w:color w:val="0000C0"/>
+          <w:kern w:val="0"/>
+          <w14:ligatures w14:val="none"/>
+        </w:rPr>
+        <w:t>rock</w:t>
+      </w:r>
+      <w:r>
+        <w:rPr>
+          <w:rFonts w:ascii="Consolas" w:eastAsia="Times New Roman" w:hAnsi="Consolas" w:cs="Times New Roman"/>
+          <w:color w:val="000000"/>
+          <w:kern w:val="0"/>
+          <w14:ligatures w14:val="none"/>
+        </w:rPr>
+        <w:t>.setLocation</w:t>
+      </w:r>
+      <w:proofErr w:type="spellEnd"/>
+      <w:proofErr w:type="gramEnd"/>
+      <w:r>
+        <w:rPr>
+          <w:rFonts w:ascii="Consolas" w:eastAsia="Times New Roman" w:hAnsi="Consolas" w:cs="Times New Roman"/>
+          <w:color w:val="000000"/>
+          <w:kern w:val="0"/>
+          <w14:ligatures w14:val="none"/>
+        </w:rPr>
+        <w:t>(0.8, 0.8);</w:t>
+      </w:r>
+      <w:r>
+        <w:rPr>
+          <w:rFonts w:ascii="Consolas" w:eastAsia="Times New Roman" w:hAnsi="Consolas" w:cs="Times New Roman"/>
+          <w:color w:val="000000"/>
+          <w:kern w:val="0"/>
+          <w14:ligatures w14:val="none"/>
+        </w:rPr>
+        <w:tab/>
+      </w:r>
+      <w:r>
+        <w:rPr>
+          <w:rFonts w:ascii="Consolas" w:eastAsia="Times New Roman" w:hAnsi="Consolas" w:cs="Times New Roman"/>
+          <w:color w:val="3F7F5F"/>
+          <w:kern w:val="0"/>
+          <w14:ligatures w14:val="none"/>
+        </w:rPr>
+        <w:t>// position</w:t>
+      </w:r>
+    </w:p>
+    <w:p>
+      <w:pPr>
+        <w:shd w:val="clear" w:color="auto" w:fill="FFFFFF"/>
+        <w:spacing w:after="0" w:line="240" w:lineRule="auto"/>
+        <w:rPr>
+          <w:rFonts w:ascii="Consolas" w:eastAsia="Times New Roman" w:hAnsi="Consolas" w:cs="Times New Roman"/>
+          <w:color w:val="000000"/>
+          <w:kern w:val="0"/>
+          <w14:ligatures w14:val="none"/>
+        </w:rPr>
+      </w:pPr>
+      <w:r>
+        <w:rPr>
+          <w:rFonts w:ascii="Consolas" w:eastAsia="Times New Roman" w:hAnsi="Consolas" w:cs="Times New Roman"/>
+          <w:color w:val="000000"/>
+          <w:kern w:val="0"/>
+          <w14:ligatures w14:val="none"/>
+        </w:rPr>
+        <w:tab/>
+      </w:r>
+      <w:r>
+        <w:rPr>
+          <w:rFonts w:ascii="Consolas" w:eastAsia="Times New Roman" w:hAnsi="Consolas" w:cs="Times New Roman"/>
+          <w:color w:val="000000"/>
+          <w:kern w:val="0"/>
+          <w14:ligatures w14:val="none"/>
+        </w:rPr>
+        <w:tab/>
+      </w:r>
+      <w:proofErr w:type="spellStart"/>
+      <w:r>
+        <w:rPr>
+          <w:rFonts w:ascii="Consolas" w:eastAsia="Times New Roman" w:hAnsi="Consolas" w:cs="Times New Roman"/>
+          <w:color w:val="000000"/>
+          <w:kern w:val="0"/>
+          <w14:ligatures w14:val="none"/>
+        </w:rPr>
+        <w:t>addSprite</w:t>
+      </w:r>
+      <w:proofErr w:type="spellEnd"/>
+      <w:r>
+        <w:rPr>
+          <w:rFonts w:ascii="Consolas" w:eastAsia="Times New Roman" w:hAnsi="Consolas" w:cs="Times New Roman"/>
+          <w:color w:val="000000"/>
+          <w:kern w:val="0"/>
+          <w14:ligatures w14:val="none"/>
+        </w:rPr>
+        <w:t>(</w:t>
+      </w:r>
+      <w:r>
+        <w:rPr>
+          <w:rFonts w:ascii="Consolas" w:eastAsia="Times New Roman" w:hAnsi="Consolas" w:cs="Times New Roman"/>
+          <w:color w:val="0000C0"/>
+          <w:kern w:val="0"/>
+          <w14:ligatures w14:val="none"/>
+        </w:rPr>
+        <w:t>rock</w:t>
+      </w:r>
+      <w:r>
+        <w:rPr>
+          <w:rFonts w:ascii="Consolas" w:eastAsia="Times New Roman" w:hAnsi="Consolas" w:cs="Times New Roman"/>
+          <w:color w:val="000000"/>
+          <w:kern w:val="0"/>
+          <w14:ligatures w14:val="none"/>
+        </w:rPr>
+        <w:t>);</w:t>
+      </w:r>
+      <w:r>
+        <w:rPr>
+          <w:rFonts w:ascii="Consolas" w:eastAsia="Times New Roman" w:hAnsi="Consolas" w:cs="Times New Roman"/>
+          <w:color w:val="000000"/>
+          <w:kern w:val="0"/>
+          <w14:ligatures w14:val="none"/>
+        </w:rPr>
+        <w:tab/>
+      </w:r>
+      <w:r>
+        <w:rPr>
+          <w:rFonts w:ascii="Consolas" w:eastAsia="Times New Roman" w:hAnsi="Consolas" w:cs="Times New Roman"/>
+          <w:color w:val="3F7F5F"/>
+          <w:kern w:val="0"/>
+          <w14:ligatures w14:val="none"/>
+        </w:rPr>
+        <w:t>// add rock to game</w:t>
+      </w:r>
+    </w:p>
+    <w:p>
+      <w:pPr>
+        <w:shd w:val="clear" w:color="auto" w:fill="FFFFFF"/>
+        <w:spacing w:after="0" w:line="240" w:lineRule="auto"/>
+        <w:rPr>
+          <w:rFonts w:ascii="Consolas" w:eastAsia="Times New Roman" w:hAnsi="Consolas" w:cs="Times New Roman"/>
+          <w:color w:val="000000"/>
+          <w:kern w:val="0"/>
+          <w14:ligatures w14:val="none"/>
+        </w:rPr>
+      </w:pPr>
+      <w:r>
+        <w:rPr>
+          <w:rFonts w:ascii="Consolas" w:eastAsia="Times New Roman" w:hAnsi="Consolas" w:cs="Times New Roman"/>
+          <w:color w:val="000000"/>
+          <w:kern w:val="0"/>
+          <w14:ligatures w14:val="none"/>
+        </w:rPr>
+        <w:tab/>
+        <w:t>}</w:t>
+      </w:r>
+    </w:p>
+    <w:p>
+      <w:pPr>
+        <w:shd w:val="clear" w:color="auto" w:fill="FFFFFF"/>
+        <w:spacing w:after="0" w:line="240" w:lineRule="auto"/>
+        <w:rPr>
+          <w:rFonts w:ascii="Consolas" w:eastAsia="Times New Roman" w:hAnsi="Consolas" w:cs="Times New Roman"/>
+          <w:color w:val="000000"/>
+          <w:kern w:val="0"/>
+          <w14:ligatures w14:val="none"/>
+        </w:rPr>
+      </w:pPr>
+      <w:r>
+        <w:rPr>
+          <w:rFonts w:ascii="Consolas" w:eastAsia="Times New Roman" w:hAnsi="Consolas" w:cs="Times New Roman"/>
+          <w:color w:val="000000"/>
+          <w:kern w:val="0"/>
+          <w14:ligatures w14:val="none"/>
+        </w:rPr>
+        <w:t>}</w:t>
+      </w:r>
+    </w:p>
+    <w:p/>
+    <w:p>
+      <w:r>
+        <w:t>The above is quite complicated since it involves all the elements in a game: movement, rotation, collision detection, etc.  We will work our way to the above.</w:t>
+      </w:r>
+    </w:p>
+    <w:p>
+      <w:r>
+        <w:t xml:space="preserve">For </w:t>
+      </w:r>
+      <w:proofErr w:type="gramStart"/>
+      <w:r>
+        <w:t>now</w:t>
+      </w:r>
+      <w:proofErr w:type="gramEnd"/>
+      <w:r>
+        <w:t xml:space="preserve"> the first goal is that the simple program will start not as a Java Applet but as a Java Application! </w:t>
+      </w:r>
+    </w:p>
+    <w:p>
+      <w:pPr>
         <w:pStyle w:val="Heading1"/>
       </w:pPr>
       <w:r>
@@ -461,8 +3535,13 @@
         <w:t>Suppose I created the project: Ric</w:t>
       </w:r>
       <w:r>
-        <w:t>ky/FirstGame</w:t>
-      </w:r>
+        <w:t>ky/</w:t>
+      </w:r>
+      <w:proofErr w:type="spellStart"/>
+      <w:r>
+        <w:t>FirstGame</w:t>
+      </w:r>
+      <w:proofErr w:type="spellEnd"/>
     </w:p>
     <w:p>
       <w:r>
@@ -490,7 +3569,7 @@
                     <pic:cNvPicPr/>
                   </pic:nvPicPr>
                   <pic:blipFill>
-                    <a:blip r:embed="rId7"/>
+                    <a:blip r:embed="rId12"/>
                     <a:stretch>
                       <a:fillRect/>
                     </a:stretch>
@@ -541,7 +3620,7 @@
                     <pic:cNvPicPr/>
                   </pic:nvPicPr>
                   <pic:blipFill>
-                    <a:blip r:embed="rId8"/>
+                    <a:blip r:embed="rId13"/>
                     <a:stretch>
                       <a:fillRect/>
                     </a:stretch>
@@ -591,7 +3670,7 @@
                     <pic:cNvPicPr/>
                   </pic:nvPicPr>
                   <pic:blipFill>
-                    <a:blip r:embed="rId9"/>
+                    <a:blip r:embed="rId14"/>
                     <a:stretch>
                       <a:fillRect/>
                     </a:stretch>
@@ -634,7 +3713,7 @@
                     <pic:cNvPicPr/>
                   </pic:nvPicPr>
                   <pic:blipFill>
-                    <a:blip r:embed="rId10"/>
+                    <a:blip r:embed="rId15"/>
                     <a:stretch>
                       <a:fillRect/>
                     </a:stretch>
@@ -676,7 +3755,7 @@
                     <pic:cNvPicPr/>
                   </pic:nvPicPr>
                   <pic:blipFill>
-                    <a:blip r:embed="rId11"/>
+                    <a:blip r:embed="rId16"/>
                     <a:stretch>
                       <a:fillRect/>
                     </a:stretch>
@@ -720,7 +3799,7 @@
                     <pic:cNvPicPr/>
                   </pic:nvPicPr>
                   <pic:blipFill>
-                    <a:blip r:embed="rId12"/>
+                    <a:blip r:embed="rId17"/>
                     <a:stretch>
                       <a:fillRect/>
                     </a:stretch>
@@ -758,64 +3837,116 @@
       </w:r>
     </w:p>
     <w:p>
+      <w:proofErr w:type="spellStart"/>
+      <w:proofErr w:type="gramStart"/>
       <w:r>
         <w:t>fang.attributes</w:t>
       </w:r>
-    </w:p>
-    <w:p>
+      <w:proofErr w:type="spellEnd"/>
+      <w:proofErr w:type="gramEnd"/>
+    </w:p>
+    <w:p>
+      <w:proofErr w:type="spellStart"/>
+      <w:proofErr w:type="gramStart"/>
       <w:r>
         <w:t>fang.code</w:t>
       </w:r>
-    </w:p>
-    <w:p>
+      <w:proofErr w:type="spellEnd"/>
+      <w:proofErr w:type="gramEnd"/>
+    </w:p>
+    <w:p>
+      <w:proofErr w:type="spellStart"/>
+      <w:proofErr w:type="gramStart"/>
       <w:r>
         <w:t>fang.experimental</w:t>
       </w:r>
-    </w:p>
-    <w:p>
+      <w:proofErr w:type="spellEnd"/>
+      <w:proofErr w:type="gramEnd"/>
+    </w:p>
+    <w:p>
+      <w:proofErr w:type="spellStart"/>
+      <w:proofErr w:type="gramStart"/>
       <w:r>
         <w:t>fang.media</w:t>
       </w:r>
-    </w:p>
-    <w:p>
+      <w:proofErr w:type="spellEnd"/>
+      <w:proofErr w:type="gramEnd"/>
+    </w:p>
+    <w:p>
+      <w:proofErr w:type="spellStart"/>
+      <w:proofErr w:type="gramStart"/>
       <w:r>
         <w:t>fang.network</w:t>
       </w:r>
-    </w:p>
-    <w:p>
-      <w:r>
-        <w:t>fang.novice.transformers</w:t>
-      </w:r>
-    </w:p>
-    <w:p>
+      <w:proofErr w:type="spellEnd"/>
+      <w:proofErr w:type="gramEnd"/>
+    </w:p>
+    <w:p>
+      <w:proofErr w:type="spellStart"/>
+      <w:proofErr w:type="gramStart"/>
+      <w:r>
+        <w:t>fang.novice</w:t>
+      </w:r>
+      <w:proofErr w:type="gramEnd"/>
+      <w:r>
+        <w:t>.transformers</w:t>
+      </w:r>
+      <w:proofErr w:type="spellEnd"/>
+    </w:p>
+    <w:p>
+      <w:proofErr w:type="spellStart"/>
+      <w:proofErr w:type="gramStart"/>
       <w:r>
         <w:t>fang.sprites</w:t>
       </w:r>
-    </w:p>
-    <w:p>
+      <w:proofErr w:type="spellEnd"/>
+      <w:proofErr w:type="gramEnd"/>
+    </w:p>
+    <w:p>
+      <w:proofErr w:type="spellStart"/>
+      <w:proofErr w:type="gramStart"/>
       <w:r>
         <w:t>fang.transformers</w:t>
       </w:r>
-    </w:p>
-    <w:p>
+      <w:proofErr w:type="spellEnd"/>
+      <w:proofErr w:type="gramEnd"/>
+    </w:p>
+    <w:p>
+      <w:proofErr w:type="spellStart"/>
       <w:r>
         <w:t>fang.ui</w:t>
       </w:r>
-    </w:p>
-    <w:p>
+      <w:proofErr w:type="spellEnd"/>
+    </w:p>
+    <w:p>
+      <w:proofErr w:type="spellStart"/>
+      <w:proofErr w:type="gramStart"/>
       <w:r>
         <w:t>fang.util</w:t>
       </w:r>
-    </w:p>
-    <w:p>
+      <w:proofErr w:type="spellEnd"/>
+      <w:proofErr w:type="gramEnd"/>
+    </w:p>
+    <w:p>
+      <w:proofErr w:type="spellStart"/>
+      <w:proofErr w:type="gramStart"/>
       <w:r>
         <w:t>info.gridworld</w:t>
       </w:r>
-    </w:p>
-    <w:p>
-      <w:r>
-        <w:t>info.gridworld.actor</w:t>
-      </w:r>
+      <w:proofErr w:type="spellEnd"/>
+      <w:proofErr w:type="gramEnd"/>
+    </w:p>
+    <w:p>
+      <w:proofErr w:type="spellStart"/>
+      <w:proofErr w:type="gramStart"/>
+      <w:r>
+        <w:t>info.gridworld</w:t>
+      </w:r>
+      <w:proofErr w:type="gramEnd"/>
+      <w:r>
+        <w:t>.actor</w:t>
+      </w:r>
+      <w:proofErr w:type="spellEnd"/>
     </w:p>
     <w:p>
       <w:r>
@@ -832,10 +3963,12 @@
       <w:pPr>
         <w:pStyle w:val="Heading1"/>
       </w:pPr>
+      <w:proofErr w:type="spellStart"/>
       <w:r>
         <w:lastRenderedPageBreak/>
         <w:t>Wackadot</w:t>
       </w:r>
+      <w:proofErr w:type="spellEnd"/>
     </w:p>
     <w:p>
       <w:pPr>
@@ -896,8 +4029,20 @@
           <w:sz w:val="17"/>
           <w:szCs w:val="17"/>
         </w:rPr>
-        <w:t xml:space="preserve"> wackadot</w:t>
-      </w:r>
+        <w:t xml:space="preserve"> </w:t>
+      </w:r>
+      <w:proofErr w:type="spellStart"/>
+      <w:proofErr w:type="gramStart"/>
+      <w:r>
+        <w:rPr>
+          <w:rFonts w:ascii="Consolas" w:hAnsi="Consolas" w:cs="Courier New"/>
+          <w:color w:val="000000"/>
+          <w:sz w:val="17"/>
+          <w:szCs w:val="17"/>
+        </w:rPr>
+        <w:t>wackadot</w:t>
+      </w:r>
+      <w:proofErr w:type="spellEnd"/>
       <w:r>
         <w:rPr>
           <w:rFonts w:ascii="Consolas" w:hAnsi="Consolas" w:cs="Courier New"/>
@@ -907,6 +4052,7 @@
         </w:rPr>
         <w:t>;</w:t>
       </w:r>
+      <w:proofErr w:type="gramEnd"/>
     </w:p>
     <w:p>
       <w:pPr>
@@ -1020,7 +4166,17 @@
           <w:sz w:val="17"/>
           <w:szCs w:val="17"/>
         </w:rPr>
-        <w:t xml:space="preserve"> fang2</w:t>
+        <w:t xml:space="preserve"> </w:t>
+      </w:r>
+      <w:proofErr w:type="gramStart"/>
+      <w:r>
+        <w:rPr>
+          <w:rFonts w:ascii="Consolas" w:hAnsi="Consolas" w:cs="Courier New"/>
+          <w:color w:val="000000"/>
+          <w:sz w:val="17"/>
+          <w:szCs w:val="17"/>
+        </w:rPr>
+        <w:t>fang2</w:t>
       </w:r>
       <w:r>
         <w:rPr>
@@ -1047,7 +4203,17 @@
           <w:sz w:val="17"/>
           <w:szCs w:val="17"/>
         </w:rPr>
-        <w:t>.*;</w:t>
+        <w:t>.*</w:t>
+      </w:r>
+      <w:proofErr w:type="gramEnd"/>
+      <w:r>
+        <w:rPr>
+          <w:rFonts w:ascii="Consolas" w:hAnsi="Consolas" w:cs="Courier New"/>
+          <w:color w:val="666600"/>
+          <w:sz w:val="17"/>
+          <w:szCs w:val="17"/>
+        </w:rPr>
+        <w:t>;</w:t>
       </w:r>
     </w:p>
     <w:p>
@@ -1109,7 +4275,17 @@
           <w:sz w:val="17"/>
           <w:szCs w:val="17"/>
         </w:rPr>
-        <w:t xml:space="preserve"> fang2</w:t>
+        <w:t xml:space="preserve"> </w:t>
+      </w:r>
+      <w:proofErr w:type="gramStart"/>
+      <w:r>
+        <w:rPr>
+          <w:rFonts w:ascii="Consolas" w:hAnsi="Consolas" w:cs="Courier New"/>
+          <w:color w:val="000000"/>
+          <w:sz w:val="17"/>
+          <w:szCs w:val="17"/>
+        </w:rPr>
+        <w:t>fang2</w:t>
       </w:r>
       <w:r>
         <w:rPr>
@@ -1136,7 +4312,17 @@
           <w:sz w:val="17"/>
           <w:szCs w:val="17"/>
         </w:rPr>
-        <w:t>.*;</w:t>
+        <w:t>.*</w:t>
+      </w:r>
+      <w:proofErr w:type="gramEnd"/>
+      <w:r>
+        <w:rPr>
+          <w:rFonts w:ascii="Consolas" w:hAnsi="Consolas" w:cs="Courier New"/>
+          <w:color w:val="666600"/>
+          <w:sz w:val="17"/>
+          <w:szCs w:val="17"/>
+        </w:rPr>
+        <w:t>;</w:t>
       </w:r>
     </w:p>
     <w:p>
@@ -1198,7 +4384,18 @@
           <w:sz w:val="17"/>
           <w:szCs w:val="17"/>
         </w:rPr>
-        <w:t xml:space="preserve"> java</w:t>
+        <w:t xml:space="preserve"> </w:t>
+      </w:r>
+      <w:proofErr w:type="spellStart"/>
+      <w:proofErr w:type="gramStart"/>
+      <w:r>
+        <w:rPr>
+          <w:rFonts w:ascii="Consolas" w:hAnsi="Consolas" w:cs="Courier New"/>
+          <w:color w:val="000000"/>
+          <w:sz w:val="17"/>
+          <w:szCs w:val="17"/>
+        </w:rPr>
+        <w:t>java</w:t>
       </w:r>
       <w:r>
         <w:rPr>
@@ -1218,14 +4415,25 @@
         </w:rPr>
         <w:t>awt</w:t>
       </w:r>
-      <w:r>
-        <w:rPr>
-          <w:rFonts w:ascii="Consolas" w:hAnsi="Consolas" w:cs="Courier New"/>
-          <w:color w:val="666600"/>
-          <w:sz w:val="17"/>
-          <w:szCs w:val="17"/>
-        </w:rPr>
-        <w:t>.*;</w:t>
+      <w:proofErr w:type="spellEnd"/>
+      <w:r>
+        <w:rPr>
+          <w:rFonts w:ascii="Consolas" w:hAnsi="Consolas" w:cs="Courier New"/>
+          <w:color w:val="666600"/>
+          <w:sz w:val="17"/>
+          <w:szCs w:val="17"/>
+        </w:rPr>
+        <w:t>.*</w:t>
+      </w:r>
+      <w:proofErr w:type="gramEnd"/>
+      <w:r>
+        <w:rPr>
+          <w:rFonts w:ascii="Consolas" w:hAnsi="Consolas" w:cs="Courier New"/>
+          <w:color w:val="666600"/>
+          <w:sz w:val="17"/>
+          <w:szCs w:val="17"/>
+        </w:rPr>
+        <w:t>;</w:t>
       </w:r>
     </w:p>
     <w:p>
@@ -1287,7 +4495,18 @@
           <w:sz w:val="17"/>
           <w:szCs w:val="17"/>
         </w:rPr>
-        <w:t xml:space="preserve"> java</w:t>
+        <w:t xml:space="preserve"> </w:t>
+      </w:r>
+      <w:proofErr w:type="spellStart"/>
+      <w:proofErr w:type="gramStart"/>
+      <w:r>
+        <w:rPr>
+          <w:rFonts w:ascii="Consolas" w:hAnsi="Consolas" w:cs="Courier New"/>
+          <w:color w:val="000000"/>
+          <w:sz w:val="17"/>
+          <w:szCs w:val="17"/>
+        </w:rPr>
+        <w:t>java</w:t>
       </w:r>
       <w:r>
         <w:rPr>
@@ -1325,6 +4544,7 @@
         </w:rPr>
         <w:t>geom</w:t>
       </w:r>
+      <w:proofErr w:type="spellEnd"/>
       <w:r>
         <w:rPr>
           <w:rFonts w:ascii="Consolas" w:hAnsi="Consolas" w:cs="Courier New"/>
@@ -1334,6 +4554,7 @@
         </w:rPr>
         <w:t>.*;</w:t>
       </w:r>
+      <w:proofErr w:type="gramEnd"/>
     </w:p>
     <w:p>
       <w:pPr>
@@ -1429,7 +4650,16 @@
           <w:sz w:val="17"/>
           <w:szCs w:val="17"/>
         </w:rPr>
-        <w:t xml:space="preserve">  8. </w:t>
+        <w:t xml:space="preserve">  8</w:t>
+      </w:r>
+      <w:proofErr w:type="gramStart"/>
+      <w:r>
+        <w:rPr>
+          <w:rFonts w:ascii="Consolas" w:hAnsi="Consolas" w:cs="Courier New"/>
+          <w:sz w:val="17"/>
+          <w:szCs w:val="17"/>
+        </w:rPr>
+        <w:t xml:space="preserve">. </w:t>
       </w:r>
       <w:r>
         <w:rPr>
@@ -1438,7 +4668,57 @@
           <w:sz w:val="17"/>
           <w:szCs w:val="17"/>
         </w:rPr>
-        <w:t xml:space="preserve"> * Use mouse to wack dots and move them.</w:t>
+        <w:t xml:space="preserve"> *</w:t>
+      </w:r>
+      <w:proofErr w:type="gramEnd"/>
+      <w:r>
+        <w:rPr>
+          <w:rFonts w:ascii="Consolas" w:hAnsi="Consolas" w:cs="Courier New"/>
+          <w:color w:val="880000"/>
+          <w:sz w:val="17"/>
+          <w:szCs w:val="17"/>
+        </w:rPr>
+        <w:t xml:space="preserve"> Use </w:t>
+      </w:r>
+      <w:proofErr w:type="gramStart"/>
+      <w:r>
+        <w:rPr>
+          <w:rFonts w:ascii="Consolas" w:hAnsi="Consolas" w:cs="Courier New"/>
+          <w:color w:val="880000"/>
+          <w:sz w:val="17"/>
+          <w:szCs w:val="17"/>
+        </w:rPr>
+        <w:t>mouse</w:t>
+      </w:r>
+      <w:proofErr w:type="gramEnd"/>
+      <w:r>
+        <w:rPr>
+          <w:rFonts w:ascii="Consolas" w:hAnsi="Consolas" w:cs="Courier New"/>
+          <w:color w:val="880000"/>
+          <w:sz w:val="17"/>
+          <w:szCs w:val="17"/>
+        </w:rPr>
+        <w:t xml:space="preserve"> to </w:t>
+      </w:r>
+      <w:proofErr w:type="spellStart"/>
+      <w:r>
+        <w:rPr>
+          <w:rFonts w:ascii="Consolas" w:hAnsi="Consolas" w:cs="Courier New"/>
+          <w:color w:val="880000"/>
+          <w:sz w:val="17"/>
+          <w:szCs w:val="17"/>
+        </w:rPr>
+        <w:t>wack</w:t>
+      </w:r>
+      <w:proofErr w:type="spellEnd"/>
+      <w:r>
+        <w:rPr>
+          <w:rFonts w:ascii="Consolas" w:hAnsi="Consolas" w:cs="Courier New"/>
+          <w:color w:val="880000"/>
+          <w:sz w:val="17"/>
+          <w:szCs w:val="17"/>
+        </w:rPr>
+        <w:t xml:space="preserve"> dots and move them.</w:t>
       </w:r>
     </w:p>
     <w:p>
@@ -1482,7 +4762,16 @@
           <w:sz w:val="17"/>
           <w:szCs w:val="17"/>
         </w:rPr>
-        <w:t xml:space="preserve">  9. </w:t>
+        <w:t xml:space="preserve">  9</w:t>
+      </w:r>
+      <w:proofErr w:type="gramStart"/>
+      <w:r>
+        <w:rPr>
+          <w:rFonts w:ascii="Consolas" w:hAnsi="Consolas" w:cs="Courier New"/>
+          <w:sz w:val="17"/>
+          <w:szCs w:val="17"/>
+        </w:rPr>
+        <w:t xml:space="preserve">. </w:t>
       </w:r>
       <w:r>
         <w:rPr>
@@ -1491,7 +4780,37 @@
           <w:sz w:val="17"/>
           <w:szCs w:val="17"/>
         </w:rPr>
-        <w:t xml:space="preserve"> * Score points for wacking dots</w:t>
+        <w:t xml:space="preserve"> *</w:t>
+      </w:r>
+      <w:proofErr w:type="gramEnd"/>
+      <w:r>
+        <w:rPr>
+          <w:rFonts w:ascii="Consolas" w:hAnsi="Consolas" w:cs="Courier New"/>
+          <w:color w:val="880000"/>
+          <w:sz w:val="17"/>
+          <w:szCs w:val="17"/>
+        </w:rPr>
+        <w:t xml:space="preserve"> Score points for </w:t>
+      </w:r>
+      <w:proofErr w:type="spellStart"/>
+      <w:r>
+        <w:rPr>
+          <w:rFonts w:ascii="Consolas" w:hAnsi="Consolas" w:cs="Courier New"/>
+          <w:color w:val="880000"/>
+          <w:sz w:val="17"/>
+          <w:szCs w:val="17"/>
+        </w:rPr>
+        <w:t>wacking</w:t>
+      </w:r>
+      <w:proofErr w:type="spellEnd"/>
+      <w:r>
+        <w:rPr>
+          <w:rFonts w:ascii="Consolas" w:hAnsi="Consolas" w:cs="Courier New"/>
+          <w:color w:val="880000"/>
+          <w:sz w:val="17"/>
+          <w:szCs w:val="17"/>
+        </w:rPr>
+        <w:t xml:space="preserve"> dots</w:t>
       </w:r>
     </w:p>
     <w:p>
@@ -1535,7 +4854,16 @@
           <w:sz w:val="17"/>
           <w:szCs w:val="17"/>
         </w:rPr>
-        <w:t xml:space="preserve"> 10. </w:t>
+        <w:t xml:space="preserve"> 10</w:t>
+      </w:r>
+      <w:proofErr w:type="gramStart"/>
+      <w:r>
+        <w:rPr>
+          <w:rFonts w:ascii="Consolas" w:hAnsi="Consolas" w:cs="Courier New"/>
+          <w:sz w:val="17"/>
+          <w:szCs w:val="17"/>
+        </w:rPr>
+        <w:t xml:space="preserve">. </w:t>
       </w:r>
       <w:r>
         <w:rPr>
@@ -1544,7 +4872,17 @@
           <w:sz w:val="17"/>
           <w:szCs w:val="17"/>
         </w:rPr>
-        <w:t xml:space="preserve"> * </w:t>
+        <w:t xml:space="preserve"> *</w:t>
+      </w:r>
+      <w:proofErr w:type="gramEnd"/>
+      <w:r>
+        <w:rPr>
+          <w:rFonts w:ascii="Consolas" w:hAnsi="Consolas" w:cs="Courier New"/>
+          <w:color w:val="880000"/>
+          <w:sz w:val="17"/>
+          <w:szCs w:val="17"/>
+        </w:rPr>
+        <w:t xml:space="preserve"> </w:t>
       </w:r>
     </w:p>
     <w:p>
@@ -1694,7 +5032,16 @@
           <w:sz w:val="17"/>
           <w:szCs w:val="17"/>
         </w:rPr>
-        <w:t xml:space="preserve"> 13. </w:t>
+        <w:t xml:space="preserve"> 13</w:t>
+      </w:r>
+      <w:proofErr w:type="gramStart"/>
+      <w:r>
+        <w:rPr>
+          <w:rFonts w:ascii="Consolas" w:hAnsi="Consolas" w:cs="Courier New"/>
+          <w:sz w:val="17"/>
+          <w:szCs w:val="17"/>
+        </w:rPr>
+        <w:t xml:space="preserve">. </w:t>
       </w:r>
       <w:r>
         <w:rPr>
@@ -1703,7 +5050,17 @@
           <w:sz w:val="17"/>
           <w:szCs w:val="17"/>
         </w:rPr>
-        <w:t xml:space="preserve"> */</w:t>
+        <w:t xml:space="preserve"> *</w:t>
+      </w:r>
+      <w:proofErr w:type="gramEnd"/>
+      <w:r>
+        <w:rPr>
+          <w:rFonts w:ascii="Consolas" w:hAnsi="Consolas" w:cs="Courier New"/>
+          <w:color w:val="880000"/>
+          <w:sz w:val="17"/>
+          <w:szCs w:val="17"/>
+        </w:rPr>
+        <w:t>/</w:t>
       </w:r>
     </w:p>
     <w:p>
@@ -1785,6 +5142,7 @@
         </w:rPr>
         <w:t xml:space="preserve"> </w:t>
       </w:r>
+      <w:proofErr w:type="spellStart"/>
       <w:r>
         <w:rPr>
           <w:rFonts w:ascii="Consolas" w:hAnsi="Consolas" w:cs="Courier New"/>
@@ -1794,6 +5152,7 @@
         </w:rPr>
         <w:t>Wackadot</w:t>
       </w:r>
+      <w:proofErr w:type="spellEnd"/>
       <w:r>
         <w:rPr>
           <w:rFonts w:ascii="Consolas" w:hAnsi="Consolas" w:cs="Courier New"/>
@@ -1821,6 +5180,7 @@
         </w:rPr>
         <w:t xml:space="preserve"> </w:t>
       </w:r>
+      <w:proofErr w:type="spellStart"/>
       <w:r>
         <w:rPr>
           <w:rFonts w:ascii="Consolas" w:hAnsi="Consolas" w:cs="Courier New"/>
@@ -1830,6 +5190,7 @@
         </w:rPr>
         <w:t>GameLoop</w:t>
       </w:r>
+      <w:proofErr w:type="spellEnd"/>
       <w:r>
         <w:rPr>
           <w:rFonts w:ascii="Consolas" w:hAnsi="Consolas" w:cs="Courier New"/>
@@ -1943,7 +5304,27 @@
           <w:sz w:val="17"/>
           <w:szCs w:val="17"/>
         </w:rPr>
-        <w:t>// note that GameLoop contains the variable canvas</w:t>
+        <w:t xml:space="preserve">// note that </w:t>
+      </w:r>
+      <w:proofErr w:type="spellStart"/>
+      <w:r>
+        <w:rPr>
+          <w:rFonts w:ascii="Consolas" w:hAnsi="Consolas" w:cs="Courier New"/>
+          <w:color w:val="880000"/>
+          <w:sz w:val="17"/>
+          <w:szCs w:val="17"/>
+        </w:rPr>
+        <w:t>GameLoop</w:t>
+      </w:r>
+      <w:proofErr w:type="spellEnd"/>
+      <w:r>
+        <w:rPr>
+          <w:rFonts w:ascii="Consolas" w:hAnsi="Consolas" w:cs="Courier New"/>
+          <w:color w:val="880000"/>
+          <w:sz w:val="17"/>
+          <w:szCs w:val="17"/>
+        </w:rPr>
+        <w:t xml:space="preserve"> contains the variable canvas</w:t>
       </w:r>
     </w:p>
     <w:p>
@@ -2085,7 +5466,17 @@
           <w:sz w:val="17"/>
           <w:szCs w:val="17"/>
         </w:rPr>
-        <w:t xml:space="preserve"> dot</w:t>
+        <w:t xml:space="preserve"> </w:t>
+      </w:r>
+      <w:proofErr w:type="gramStart"/>
+      <w:r>
+        <w:rPr>
+          <w:rFonts w:ascii="Consolas" w:hAnsi="Consolas" w:cs="Courier New"/>
+          <w:color w:val="000000"/>
+          <w:sz w:val="17"/>
+          <w:szCs w:val="17"/>
+        </w:rPr>
+        <w:t>dot</w:t>
       </w:r>
       <w:r>
         <w:rPr>
@@ -2096,6 +5487,7 @@
         </w:rPr>
         <w:t>;</w:t>
       </w:r>
+      <w:proofErr w:type="gramEnd"/>
     </w:p>
     <w:p>
       <w:pPr>
@@ -2183,8 +5575,20 @@
           <w:sz w:val="17"/>
           <w:szCs w:val="17"/>
         </w:rPr>
-        <w:t xml:space="preserve"> redDot</w:t>
-      </w:r>
+        <w:t xml:space="preserve"> </w:t>
+      </w:r>
+      <w:proofErr w:type="spellStart"/>
+      <w:proofErr w:type="gramStart"/>
+      <w:r>
+        <w:rPr>
+          <w:rFonts w:ascii="Consolas" w:hAnsi="Consolas" w:cs="Courier New"/>
+          <w:color w:val="000000"/>
+          <w:sz w:val="17"/>
+          <w:szCs w:val="17"/>
+        </w:rPr>
+        <w:t>redDot</w:t>
+      </w:r>
+      <w:proofErr w:type="spellEnd"/>
       <w:r>
         <w:rPr>
           <w:rFonts w:ascii="Consolas" w:hAnsi="Consolas" w:cs="Courier New"/>
@@ -2194,6 +5598,7 @@
         </w:rPr>
         <w:t>;</w:t>
       </w:r>
+      <w:proofErr w:type="gramEnd"/>
     </w:p>
     <w:p>
       <w:pPr>
@@ -2281,8 +5686,20 @@
           <w:sz w:val="17"/>
           <w:szCs w:val="17"/>
         </w:rPr>
-        <w:t xml:space="preserve"> blueDot</w:t>
-      </w:r>
+        <w:t xml:space="preserve"> </w:t>
+      </w:r>
+      <w:proofErr w:type="spellStart"/>
+      <w:proofErr w:type="gramStart"/>
+      <w:r>
+        <w:rPr>
+          <w:rFonts w:ascii="Consolas" w:hAnsi="Consolas" w:cs="Courier New"/>
+          <w:color w:val="000000"/>
+          <w:sz w:val="17"/>
+          <w:szCs w:val="17"/>
+        </w:rPr>
+        <w:t>blueDot</w:t>
+      </w:r>
+      <w:proofErr w:type="spellEnd"/>
       <w:r>
         <w:rPr>
           <w:rFonts w:ascii="Consolas" w:hAnsi="Consolas" w:cs="Courier New"/>
@@ -2292,6 +5709,7 @@
         </w:rPr>
         <w:t>;</w:t>
       </w:r>
+      <w:proofErr w:type="gramEnd"/>
     </w:p>
     <w:p>
       <w:pPr>
@@ -2363,6 +5781,7 @@
         </w:rPr>
         <w:t xml:space="preserve"> </w:t>
       </w:r>
+      <w:proofErr w:type="spellStart"/>
       <w:r>
         <w:rPr>
           <w:rFonts w:ascii="Consolas" w:hAnsi="Consolas" w:cs="Courier New"/>
@@ -2372,15 +5791,28 @@
         </w:rPr>
         <w:t>StringSprite</w:t>
       </w:r>
-      <w:r>
-        <w:rPr>
-          <w:rFonts w:ascii="Consolas" w:hAnsi="Consolas" w:cs="Courier New"/>
-          <w:color w:val="000000"/>
-          <w:sz w:val="17"/>
-          <w:szCs w:val="17"/>
-        </w:rPr>
-        <w:t xml:space="preserve"> scoreSprite</w:t>
-      </w:r>
+      <w:proofErr w:type="spellEnd"/>
+      <w:r>
+        <w:rPr>
+          <w:rFonts w:ascii="Consolas" w:hAnsi="Consolas" w:cs="Courier New"/>
+          <w:color w:val="000000"/>
+          <w:sz w:val="17"/>
+          <w:szCs w:val="17"/>
+        </w:rPr>
+        <w:t xml:space="preserve"> </w:t>
+      </w:r>
+      <w:proofErr w:type="spellStart"/>
+      <w:proofErr w:type="gramStart"/>
+      <w:r>
+        <w:rPr>
+          <w:rFonts w:ascii="Consolas" w:hAnsi="Consolas" w:cs="Courier New"/>
+          <w:color w:val="000000"/>
+          <w:sz w:val="17"/>
+          <w:szCs w:val="17"/>
+        </w:rPr>
+        <w:t>scoreSprite</w:t>
+      </w:r>
+      <w:proofErr w:type="spellEnd"/>
       <w:r>
         <w:rPr>
           <w:rFonts w:ascii="Consolas" w:hAnsi="Consolas" w:cs="Courier New"/>
@@ -2390,6 +5822,7 @@
         </w:rPr>
         <w:t>;</w:t>
       </w:r>
+      <w:proofErr w:type="gramEnd"/>
     </w:p>
     <w:p>
       <w:pPr>
@@ -2477,8 +5910,19 @@
           <w:sz w:val="17"/>
           <w:szCs w:val="17"/>
         </w:rPr>
-        <w:t xml:space="preserve"> redScore</w:t>
-      </w:r>
+        <w:t xml:space="preserve"> </w:t>
+      </w:r>
+      <w:proofErr w:type="spellStart"/>
+      <w:r>
+        <w:rPr>
+          <w:rFonts w:ascii="Consolas" w:hAnsi="Consolas" w:cs="Courier New"/>
+          <w:color w:val="000000"/>
+          <w:sz w:val="17"/>
+          <w:szCs w:val="17"/>
+        </w:rPr>
+        <w:t>redScore</w:t>
+      </w:r>
+      <w:proofErr w:type="spellEnd"/>
       <w:r>
         <w:rPr>
           <w:rFonts w:ascii="Consolas" w:hAnsi="Consolas" w:cs="Courier New"/>
@@ -2495,8 +5939,20 @@
           <w:sz w:val="17"/>
           <w:szCs w:val="17"/>
         </w:rPr>
-        <w:t xml:space="preserve"> blueScore</w:t>
-      </w:r>
+        <w:t xml:space="preserve"> </w:t>
+      </w:r>
+      <w:proofErr w:type="spellStart"/>
+      <w:proofErr w:type="gramStart"/>
+      <w:r>
+        <w:rPr>
+          <w:rFonts w:ascii="Consolas" w:hAnsi="Consolas" w:cs="Courier New"/>
+          <w:color w:val="000000"/>
+          <w:sz w:val="17"/>
+          <w:szCs w:val="17"/>
+        </w:rPr>
+        <w:t>blueScore</w:t>
+      </w:r>
+      <w:proofErr w:type="spellEnd"/>
       <w:r>
         <w:rPr>
           <w:rFonts w:ascii="Consolas" w:hAnsi="Consolas" w:cs="Courier New"/>
@@ -2506,6 +5962,7 @@
         </w:rPr>
         <w:t>;</w:t>
       </w:r>
+      <w:proofErr w:type="gramEnd"/>
     </w:p>
     <w:p>
       <w:pPr>
@@ -2717,7 +6174,17 @@
           <w:sz w:val="17"/>
           <w:szCs w:val="17"/>
         </w:rPr>
-        <w:t xml:space="preserve"> main</w:t>
+        <w:t xml:space="preserve"> </w:t>
+      </w:r>
+      <w:proofErr w:type="gramStart"/>
+      <w:r>
+        <w:rPr>
+          <w:rFonts w:ascii="Consolas" w:hAnsi="Consolas" w:cs="Courier New"/>
+          <w:color w:val="000000"/>
+          <w:sz w:val="17"/>
+          <w:szCs w:val="17"/>
+        </w:rPr>
+        <w:t>main</w:t>
       </w:r>
       <w:r>
         <w:rPr>
@@ -2744,17 +6211,38 @@
           <w:sz w:val="17"/>
           <w:szCs w:val="17"/>
         </w:rPr>
-        <w:t>[]</w:t>
-      </w:r>
-      <w:r>
-        <w:rPr>
-          <w:rFonts w:ascii="Consolas" w:hAnsi="Consolas" w:cs="Courier New"/>
-          <w:color w:val="000000"/>
-          <w:sz w:val="17"/>
-          <w:szCs w:val="17"/>
-        </w:rPr>
-        <w:t xml:space="preserve"> args</w:t>
-      </w:r>
+        <w:t>[</w:t>
+      </w:r>
+      <w:proofErr w:type="gramEnd"/>
+      <w:r>
+        <w:rPr>
+          <w:rFonts w:ascii="Consolas" w:hAnsi="Consolas" w:cs="Courier New"/>
+          <w:color w:val="666600"/>
+          <w:sz w:val="17"/>
+          <w:szCs w:val="17"/>
+        </w:rPr>
+        <w:t>]</w:t>
+      </w:r>
+      <w:r>
+        <w:rPr>
+          <w:rFonts w:ascii="Consolas" w:hAnsi="Consolas" w:cs="Courier New"/>
+          <w:color w:val="000000"/>
+          <w:sz w:val="17"/>
+          <w:szCs w:val="17"/>
+        </w:rPr>
+        <w:t xml:space="preserve"> </w:t>
+      </w:r>
+      <w:proofErr w:type="spellStart"/>
+      <w:r>
+        <w:rPr>
+          <w:rFonts w:ascii="Consolas" w:hAnsi="Consolas" w:cs="Courier New"/>
+          <w:color w:val="000000"/>
+          <w:sz w:val="17"/>
+          <w:szCs w:val="17"/>
+        </w:rPr>
+        <w:t>args</w:t>
+      </w:r>
+      <w:proofErr w:type="spellEnd"/>
       <w:r>
         <w:rPr>
           <w:rFonts w:ascii="Consolas" w:hAnsi="Consolas" w:cs="Courier New"/>
@@ -2806,7 +6294,16 @@
           <w:sz w:val="17"/>
           <w:szCs w:val="17"/>
         </w:rPr>
-        <w:t xml:space="preserve"> 26. </w:t>
+        <w:t xml:space="preserve"> 26.</w:t>
+      </w:r>
+      <w:proofErr w:type="gramStart"/>
+      <w:r>
+        <w:rPr>
+          <w:rFonts w:ascii="Consolas" w:hAnsi="Consolas" w:cs="Courier New"/>
+          <w:sz w:val="17"/>
+          <w:szCs w:val="17"/>
+        </w:rPr>
+        <w:t xml:space="preserve"> </w:t>
       </w:r>
       <w:r>
         <w:rPr>
@@ -2826,6 +6323,7 @@
         </w:rPr>
         <w:t>{</w:t>
       </w:r>
+      <w:proofErr w:type="gramEnd"/>
     </w:p>
     <w:p>
       <w:pPr>
@@ -2879,6 +6377,7 @@
         </w:rPr>
         <w:t xml:space="preserve">      </w:t>
       </w:r>
+      <w:proofErr w:type="spellStart"/>
       <w:r>
         <w:rPr>
           <w:rFonts w:ascii="Consolas" w:hAnsi="Consolas" w:cs="Courier New"/>
@@ -2888,14 +6387,35 @@
         </w:rPr>
         <w:t>Wackadot</w:t>
       </w:r>
-      <w:r>
-        <w:rPr>
-          <w:rFonts w:ascii="Consolas" w:hAnsi="Consolas" w:cs="Courier New"/>
-          <w:color w:val="000000"/>
-          <w:sz w:val="17"/>
-          <w:szCs w:val="17"/>
-        </w:rPr>
-        <w:t xml:space="preserve"> mygame </w:t>
+      <w:proofErr w:type="spellEnd"/>
+      <w:r>
+        <w:rPr>
+          <w:rFonts w:ascii="Consolas" w:hAnsi="Consolas" w:cs="Courier New"/>
+          <w:color w:val="000000"/>
+          <w:sz w:val="17"/>
+          <w:szCs w:val="17"/>
+        </w:rPr>
+        <w:t xml:space="preserve"> </w:t>
+      </w:r>
+      <w:proofErr w:type="spellStart"/>
+      <w:r>
+        <w:rPr>
+          <w:rFonts w:ascii="Consolas" w:hAnsi="Consolas" w:cs="Courier New"/>
+          <w:color w:val="000000"/>
+          <w:sz w:val="17"/>
+          <w:szCs w:val="17"/>
+        </w:rPr>
+        <w:t>mygame</w:t>
+      </w:r>
+      <w:proofErr w:type="spellEnd"/>
+      <w:r>
+        <w:rPr>
+          <w:rFonts w:ascii="Consolas" w:hAnsi="Consolas" w:cs="Courier New"/>
+          <w:color w:val="000000"/>
+          <w:sz w:val="17"/>
+          <w:szCs w:val="17"/>
+        </w:rPr>
+        <w:t xml:space="preserve"> </w:t>
       </w:r>
       <w:r>
         <w:rPr>
@@ -2933,6 +6453,8 @@
         </w:rPr>
         <w:t xml:space="preserve"> </w:t>
       </w:r>
+      <w:proofErr w:type="spellStart"/>
+      <w:proofErr w:type="gramStart"/>
       <w:r>
         <w:rPr>
           <w:rFonts w:ascii="Consolas" w:hAnsi="Consolas" w:cs="Courier New"/>
@@ -2942,6 +6464,7 @@
         </w:rPr>
         <w:t>Wackadot</w:t>
       </w:r>
+      <w:proofErr w:type="spellEnd"/>
       <w:r>
         <w:rPr>
           <w:rFonts w:ascii="Consolas" w:hAnsi="Consolas" w:cs="Courier New"/>
@@ -2951,6 +6474,7 @@
         </w:rPr>
         <w:t>();</w:t>
       </w:r>
+      <w:proofErr w:type="gramEnd"/>
     </w:p>
     <w:p>
       <w:pPr>
@@ -3002,7 +6526,18 @@
           <w:sz w:val="17"/>
           <w:szCs w:val="17"/>
         </w:rPr>
-        <w:t xml:space="preserve">      mygame</w:t>
+        <w:t xml:space="preserve">      </w:t>
+      </w:r>
+      <w:proofErr w:type="spellStart"/>
+      <w:proofErr w:type="gramStart"/>
+      <w:r>
+        <w:rPr>
+          <w:rFonts w:ascii="Consolas" w:hAnsi="Consolas" w:cs="Courier New"/>
+          <w:color w:val="000000"/>
+          <w:sz w:val="17"/>
+          <w:szCs w:val="17"/>
+        </w:rPr>
+        <w:t>mygame</w:t>
       </w:r>
       <w:r>
         <w:rPr>
@@ -3022,15 +6557,28 @@
         </w:rPr>
         <w:t>runAsApplication</w:t>
       </w:r>
-      <w:r>
-        <w:rPr>
-          <w:rFonts w:ascii="Consolas" w:hAnsi="Consolas" w:cs="Courier New"/>
-          <w:color w:val="666600"/>
-          <w:sz w:val="17"/>
-          <w:szCs w:val="17"/>
-        </w:rPr>
-        <w:t>();</w:t>
-      </w:r>
+      <w:proofErr w:type="spellEnd"/>
+      <w:proofErr w:type="gramEnd"/>
+      <w:r>
+        <w:rPr>
+          <w:rFonts w:ascii="Consolas" w:hAnsi="Consolas" w:cs="Courier New"/>
+          <w:color w:val="666600"/>
+          <w:sz w:val="17"/>
+          <w:szCs w:val="17"/>
+        </w:rPr>
+        <w:t>(</w:t>
+      </w:r>
+      <w:proofErr w:type="gramStart"/>
+      <w:r>
+        <w:rPr>
+          <w:rFonts w:ascii="Consolas" w:hAnsi="Consolas" w:cs="Courier New"/>
+          <w:color w:val="666600"/>
+          <w:sz w:val="17"/>
+          <w:szCs w:val="17"/>
+        </w:rPr>
+        <w:t>);</w:t>
+      </w:r>
+      <w:proofErr w:type="gramEnd"/>
     </w:p>
     <w:p>
       <w:pPr>
@@ -3075,6 +6623,7 @@
         </w:rPr>
         <w:t xml:space="preserve"> 29. </w:t>
       </w:r>
+      <w:proofErr w:type="gramStart"/>
       <w:r>
         <w:rPr>
           <w:rFonts w:ascii="Consolas" w:hAnsi="Consolas" w:cs="Courier New"/>
@@ -3093,6 +6642,7 @@
         </w:rPr>
         <w:t>}</w:t>
       </w:r>
+      <w:proofErr w:type="gramEnd"/>
     </w:p>
     <w:p>
       <w:pPr>
@@ -3135,7 +6685,16 @@
           <w:sz w:val="17"/>
           <w:szCs w:val="17"/>
         </w:rPr>
-        <w:t xml:space="preserve"> 30. </w:t>
+        <w:t xml:space="preserve"> </w:t>
+      </w:r>
+      <w:proofErr w:type="gramStart"/>
+      <w:r>
+        <w:rPr>
+          <w:rFonts w:ascii="Consolas" w:hAnsi="Consolas" w:cs="Courier New"/>
+          <w:sz w:val="17"/>
+          <w:szCs w:val="17"/>
+        </w:rPr>
+        <w:t xml:space="preserve">30. </w:t>
       </w:r>
       <w:r>
         <w:rPr>
@@ -3153,7 +6712,17 @@
           <w:sz w:val="17"/>
           <w:szCs w:val="17"/>
         </w:rPr>
-        <w:t>@Override</w:t>
+        <w:t>@</w:t>
+      </w:r>
+      <w:proofErr w:type="gramEnd"/>
+      <w:r>
+        <w:rPr>
+          <w:rFonts w:ascii="Consolas" w:hAnsi="Consolas" w:cs="Courier New"/>
+          <w:color w:val="006666"/>
+          <w:sz w:val="17"/>
+          <w:szCs w:val="17"/>
+        </w:rPr>
+        <w:t>Override</w:t>
       </w:r>
     </w:p>
     <w:p>
@@ -3242,16 +6811,38 @@
           <w:sz w:val="17"/>
           <w:szCs w:val="17"/>
         </w:rPr>
-        <w:t xml:space="preserve"> startGame</w:t>
-      </w:r>
-      <w:r>
-        <w:rPr>
-          <w:rFonts w:ascii="Consolas" w:hAnsi="Consolas" w:cs="Courier New"/>
-          <w:color w:val="666600"/>
-          <w:sz w:val="17"/>
-          <w:szCs w:val="17"/>
-        </w:rPr>
-        <w:t>()</w:t>
+        <w:t xml:space="preserve"> </w:t>
+      </w:r>
+      <w:proofErr w:type="spellStart"/>
+      <w:proofErr w:type="gramStart"/>
+      <w:r>
+        <w:rPr>
+          <w:rFonts w:ascii="Consolas" w:hAnsi="Consolas" w:cs="Courier New"/>
+          <w:color w:val="000000"/>
+          <w:sz w:val="17"/>
+          <w:szCs w:val="17"/>
+        </w:rPr>
+        <w:t>startGame</w:t>
+      </w:r>
+      <w:proofErr w:type="spellEnd"/>
+      <w:r>
+        <w:rPr>
+          <w:rFonts w:ascii="Consolas" w:hAnsi="Consolas" w:cs="Courier New"/>
+          <w:color w:val="666600"/>
+          <w:sz w:val="17"/>
+          <w:szCs w:val="17"/>
+        </w:rPr>
+        <w:t>(</w:t>
+      </w:r>
+      <w:proofErr w:type="gramEnd"/>
+      <w:r>
+        <w:rPr>
+          <w:rFonts w:ascii="Consolas" w:hAnsi="Consolas" w:cs="Courier New"/>
+          <w:color w:val="666600"/>
+          <w:sz w:val="17"/>
+          <w:szCs w:val="17"/>
+        </w:rPr>
+        <w:t>)</w:t>
       </w:r>
     </w:p>
     <w:p>
@@ -3295,7 +6886,16 @@
           <w:sz w:val="17"/>
           <w:szCs w:val="17"/>
         </w:rPr>
-        <w:t xml:space="preserve"> 32. </w:t>
+        <w:t xml:space="preserve"> 32.</w:t>
+      </w:r>
+      <w:proofErr w:type="gramStart"/>
+      <w:r>
+        <w:rPr>
+          <w:rFonts w:ascii="Consolas" w:hAnsi="Consolas" w:cs="Courier New"/>
+          <w:sz w:val="17"/>
+          <w:szCs w:val="17"/>
+        </w:rPr>
+        <w:t xml:space="preserve"> </w:t>
       </w:r>
       <w:r>
         <w:rPr>
@@ -3315,6 +6915,7 @@
         </w:rPr>
         <w:t>{</w:t>
       </w:r>
+      <w:proofErr w:type="gramEnd"/>
     </w:p>
     <w:p>
       <w:pPr>
@@ -3366,8 +6967,20 @@
           <w:sz w:val="17"/>
           <w:szCs w:val="17"/>
         </w:rPr>
-        <w:t xml:space="preserve">      makeSprites</w:t>
-      </w:r>
+        <w:t xml:space="preserve">      </w:t>
+      </w:r>
+      <w:proofErr w:type="spellStart"/>
+      <w:proofErr w:type="gramStart"/>
+      <w:r>
+        <w:rPr>
+          <w:rFonts w:ascii="Consolas" w:hAnsi="Consolas" w:cs="Courier New"/>
+          <w:color w:val="000000"/>
+          <w:sz w:val="17"/>
+          <w:szCs w:val="17"/>
+        </w:rPr>
+        <w:t>makeSprites</w:t>
+      </w:r>
+      <w:proofErr w:type="spellEnd"/>
       <w:r>
         <w:rPr>
           <w:rFonts w:ascii="Consolas" w:hAnsi="Consolas" w:cs="Courier New"/>
@@ -3377,6 +6990,7 @@
         </w:rPr>
         <w:t>();</w:t>
       </w:r>
+      <w:proofErr w:type="gramEnd"/>
     </w:p>
     <w:p>
       <w:pPr>
@@ -3428,8 +7042,20 @@
           <w:sz w:val="17"/>
           <w:szCs w:val="17"/>
         </w:rPr>
-        <w:t xml:space="preserve">      addSprites</w:t>
-      </w:r>
+        <w:t xml:space="preserve">      </w:t>
+      </w:r>
+      <w:proofErr w:type="spellStart"/>
+      <w:proofErr w:type="gramStart"/>
+      <w:r>
+        <w:rPr>
+          <w:rFonts w:ascii="Consolas" w:hAnsi="Consolas" w:cs="Courier New"/>
+          <w:color w:val="000000"/>
+          <w:sz w:val="17"/>
+          <w:szCs w:val="17"/>
+        </w:rPr>
+        <w:t>addSprites</w:t>
+      </w:r>
+      <w:proofErr w:type="spellEnd"/>
       <w:r>
         <w:rPr>
           <w:rFonts w:ascii="Consolas" w:hAnsi="Consolas" w:cs="Courier New"/>
@@ -3439,6 +7065,7 @@
         </w:rPr>
         <w:t>();</w:t>
       </w:r>
+      <w:proofErr w:type="gramEnd"/>
     </w:p>
     <w:p>
       <w:pPr>
@@ -3490,7 +7117,27 @@
           <w:sz w:val="17"/>
           <w:szCs w:val="17"/>
         </w:rPr>
-        <w:t xml:space="preserve">      redScore </w:t>
+        <w:t xml:space="preserve">      </w:t>
+      </w:r>
+      <w:proofErr w:type="spellStart"/>
+      <w:r>
+        <w:rPr>
+          <w:rFonts w:ascii="Consolas" w:hAnsi="Consolas" w:cs="Courier New"/>
+          <w:color w:val="000000"/>
+          <w:sz w:val="17"/>
+          <w:szCs w:val="17"/>
+        </w:rPr>
+        <w:t>redScore</w:t>
+      </w:r>
+      <w:proofErr w:type="spellEnd"/>
+      <w:r>
+        <w:rPr>
+          <w:rFonts w:ascii="Consolas" w:hAnsi="Consolas" w:cs="Courier New"/>
+          <w:color w:val="000000"/>
+          <w:sz w:val="17"/>
+          <w:szCs w:val="17"/>
+        </w:rPr>
+        <w:t xml:space="preserve"> </w:t>
       </w:r>
       <w:r>
         <w:rPr>
@@ -3510,6 +7157,7 @@
         </w:rPr>
         <w:t xml:space="preserve"> </w:t>
       </w:r>
+      <w:proofErr w:type="gramStart"/>
       <w:r>
         <w:rPr>
           <w:rFonts w:ascii="Consolas" w:hAnsi="Consolas" w:cs="Courier New"/>
@@ -3528,6 +7176,7 @@
         </w:rPr>
         <w:t>;</w:t>
       </w:r>
+      <w:proofErr w:type="gramEnd"/>
     </w:p>
     <w:p>
       <w:pPr>
@@ -3579,7 +7228,27 @@
           <w:sz w:val="17"/>
           <w:szCs w:val="17"/>
         </w:rPr>
-        <w:t xml:space="preserve">      blueScore </w:t>
+        <w:t xml:space="preserve">      </w:t>
+      </w:r>
+      <w:proofErr w:type="spellStart"/>
+      <w:r>
+        <w:rPr>
+          <w:rFonts w:ascii="Consolas" w:hAnsi="Consolas" w:cs="Courier New"/>
+          <w:color w:val="000000"/>
+          <w:sz w:val="17"/>
+          <w:szCs w:val="17"/>
+        </w:rPr>
+        <w:t>blueScore</w:t>
+      </w:r>
+      <w:proofErr w:type="spellEnd"/>
+      <w:r>
+        <w:rPr>
+          <w:rFonts w:ascii="Consolas" w:hAnsi="Consolas" w:cs="Courier New"/>
+          <w:color w:val="000000"/>
+          <w:sz w:val="17"/>
+          <w:szCs w:val="17"/>
+        </w:rPr>
+        <w:t xml:space="preserve"> </w:t>
       </w:r>
       <w:r>
         <w:rPr>
@@ -3599,6 +7268,7 @@
         </w:rPr>
         <w:t xml:space="preserve"> </w:t>
       </w:r>
+      <w:proofErr w:type="gramStart"/>
       <w:r>
         <w:rPr>
           <w:rFonts w:ascii="Consolas" w:hAnsi="Consolas" w:cs="Courier New"/>
@@ -3617,6 +7287,7 @@
         </w:rPr>
         <w:t>;</w:t>
       </w:r>
+      <w:proofErr w:type="gramEnd"/>
     </w:p>
     <w:p>
       <w:pPr>
@@ -3661,6 +7332,7 @@
         </w:rPr>
         <w:t xml:space="preserve"> 37. </w:t>
       </w:r>
+      <w:proofErr w:type="gramStart"/>
       <w:r>
         <w:rPr>
           <w:rFonts w:ascii="Consolas" w:hAnsi="Consolas" w:cs="Courier New"/>
@@ -3679,6 +7351,7 @@
         </w:rPr>
         <w:t>}</w:t>
       </w:r>
+      <w:proofErr w:type="gramEnd"/>
     </w:p>
     <w:p>
       <w:pPr>
@@ -3721,7 +7394,16 @@
           <w:sz w:val="17"/>
           <w:szCs w:val="17"/>
         </w:rPr>
-        <w:t xml:space="preserve"> 38. </w:t>
+        <w:t xml:space="preserve"> </w:t>
+      </w:r>
+      <w:proofErr w:type="gramStart"/>
+      <w:r>
+        <w:rPr>
+          <w:rFonts w:ascii="Consolas" w:hAnsi="Consolas" w:cs="Courier New"/>
+          <w:sz w:val="17"/>
+          <w:szCs w:val="17"/>
+        </w:rPr>
+        <w:t xml:space="preserve">38. </w:t>
       </w:r>
       <w:r>
         <w:rPr>
@@ -3739,7 +7421,17 @@
           <w:sz w:val="17"/>
           <w:szCs w:val="17"/>
         </w:rPr>
-        <w:t>@Override</w:t>
+        <w:t>@</w:t>
+      </w:r>
+      <w:proofErr w:type="gramEnd"/>
+      <w:r>
+        <w:rPr>
+          <w:rFonts w:ascii="Consolas" w:hAnsi="Consolas" w:cs="Courier New"/>
+          <w:color w:val="006666"/>
+          <w:sz w:val="17"/>
+          <w:szCs w:val="17"/>
+        </w:rPr>
+        <w:t>Override</w:t>
       </w:r>
     </w:p>
     <w:p>
@@ -3828,8 +7520,20 @@
           <w:sz w:val="17"/>
           <w:szCs w:val="17"/>
         </w:rPr>
-        <w:t xml:space="preserve"> advanceFrame</w:t>
-      </w:r>
+        <w:t xml:space="preserve"> </w:t>
+      </w:r>
+      <w:proofErr w:type="spellStart"/>
+      <w:proofErr w:type="gramStart"/>
+      <w:r>
+        <w:rPr>
+          <w:rFonts w:ascii="Consolas" w:hAnsi="Consolas" w:cs="Courier New"/>
+          <w:color w:val="000000"/>
+          <w:sz w:val="17"/>
+          <w:szCs w:val="17"/>
+        </w:rPr>
+        <w:t>advanceFrame</w:t>
+      </w:r>
+      <w:proofErr w:type="spellEnd"/>
       <w:r>
         <w:rPr>
           <w:rFonts w:ascii="Consolas" w:hAnsi="Consolas" w:cs="Courier New"/>
@@ -3839,6 +7543,7 @@
         </w:rPr>
         <w:t>(</w:t>
       </w:r>
+      <w:proofErr w:type="gramEnd"/>
       <w:r>
         <w:rPr>
           <w:rFonts w:ascii="Consolas" w:hAnsi="Consolas" w:cs="Courier New"/>
@@ -3855,8 +7560,19 @@
           <w:sz w:val="17"/>
           <w:szCs w:val="17"/>
         </w:rPr>
-        <w:t xml:space="preserve"> timePassed</w:t>
-      </w:r>
+        <w:t xml:space="preserve"> </w:t>
+      </w:r>
+      <w:proofErr w:type="spellStart"/>
+      <w:r>
+        <w:rPr>
+          <w:rFonts w:ascii="Consolas" w:hAnsi="Consolas" w:cs="Courier New"/>
+          <w:color w:val="000000"/>
+          <w:sz w:val="17"/>
+          <w:szCs w:val="17"/>
+        </w:rPr>
+        <w:t>timePassed</w:t>
+      </w:r>
+      <w:proofErr w:type="spellEnd"/>
       <w:r>
         <w:rPr>
           <w:rFonts w:ascii="Consolas" w:hAnsi="Consolas" w:cs="Courier New"/>
@@ -3908,7 +7624,16 @@
           <w:sz w:val="17"/>
           <w:szCs w:val="17"/>
         </w:rPr>
-        <w:t xml:space="preserve"> 40. </w:t>
+        <w:t xml:space="preserve"> 40.</w:t>
+      </w:r>
+      <w:proofErr w:type="gramStart"/>
+      <w:r>
+        <w:rPr>
+          <w:rFonts w:ascii="Consolas" w:hAnsi="Consolas" w:cs="Courier New"/>
+          <w:sz w:val="17"/>
+          <w:szCs w:val="17"/>
+        </w:rPr>
+        <w:t xml:space="preserve"> </w:t>
       </w:r>
       <w:r>
         <w:rPr>
@@ -3928,6 +7653,7 @@
         </w:rPr>
         <w:t>{</w:t>
       </w:r>
+      <w:proofErr w:type="gramEnd"/>
     </w:p>
     <w:p>
       <w:pPr>
@@ -4033,17 +7759,39 @@
           <w:sz w:val="17"/>
           <w:szCs w:val="17"/>
         </w:rPr>
-        <w:t xml:space="preserve"> getPlayer</w:t>
-      </w:r>
-      <w:r>
-        <w:rPr>
-          <w:rFonts w:ascii="Consolas" w:hAnsi="Consolas" w:cs="Courier New"/>
-          <w:color w:val="666600"/>
-          <w:sz w:val="17"/>
-          <w:szCs w:val="17"/>
-        </w:rPr>
-        <w:t>().</w:t>
-      </w:r>
+        <w:t xml:space="preserve"> </w:t>
+      </w:r>
+      <w:proofErr w:type="spellStart"/>
+      <w:r>
+        <w:rPr>
+          <w:rFonts w:ascii="Consolas" w:hAnsi="Consolas" w:cs="Courier New"/>
+          <w:color w:val="000000"/>
+          <w:sz w:val="17"/>
+          <w:szCs w:val="17"/>
+        </w:rPr>
+        <w:t>getPlayer</w:t>
+      </w:r>
+      <w:proofErr w:type="spellEnd"/>
+      <w:r>
+        <w:rPr>
+          <w:rFonts w:ascii="Consolas" w:hAnsi="Consolas" w:cs="Courier New"/>
+          <w:color w:val="666600"/>
+          <w:sz w:val="17"/>
+          <w:szCs w:val="17"/>
+        </w:rPr>
+        <w:t>(</w:t>
+      </w:r>
+      <w:proofErr w:type="gramStart"/>
+      <w:r>
+        <w:rPr>
+          <w:rFonts w:ascii="Consolas" w:hAnsi="Consolas" w:cs="Courier New"/>
+          <w:color w:val="666600"/>
+          <w:sz w:val="17"/>
+          <w:szCs w:val="17"/>
+        </w:rPr>
+        <w:t>).</w:t>
+      </w:r>
+      <w:proofErr w:type="spellStart"/>
       <w:r>
         <w:rPr>
           <w:rFonts w:ascii="Consolas" w:hAnsi="Consolas" w:cs="Courier New"/>
@@ -4053,15 +7801,28 @@
         </w:rPr>
         <w:t>getMouse</w:t>
       </w:r>
-      <w:r>
-        <w:rPr>
-          <w:rFonts w:ascii="Consolas" w:hAnsi="Consolas" w:cs="Courier New"/>
-          <w:color w:val="666600"/>
-          <w:sz w:val="17"/>
-          <w:szCs w:val="17"/>
-        </w:rPr>
-        <w:t>().</w:t>
-      </w:r>
+      <w:proofErr w:type="spellEnd"/>
+      <w:proofErr w:type="gramEnd"/>
+      <w:r>
+        <w:rPr>
+          <w:rFonts w:ascii="Consolas" w:hAnsi="Consolas" w:cs="Courier New"/>
+          <w:color w:val="666600"/>
+          <w:sz w:val="17"/>
+          <w:szCs w:val="17"/>
+        </w:rPr>
+        <w:t>(</w:t>
+      </w:r>
+      <w:proofErr w:type="gramStart"/>
+      <w:r>
+        <w:rPr>
+          <w:rFonts w:ascii="Consolas" w:hAnsi="Consolas" w:cs="Courier New"/>
+          <w:color w:val="666600"/>
+          <w:sz w:val="17"/>
+          <w:szCs w:val="17"/>
+        </w:rPr>
+        <w:t>).</w:t>
+      </w:r>
+      <w:proofErr w:type="spellStart"/>
       <w:r>
         <w:rPr>
           <w:rFonts w:ascii="Consolas" w:hAnsi="Consolas" w:cs="Courier New"/>
@@ -4071,15 +7832,28 @@
         </w:rPr>
         <w:t>getLocation</w:t>
       </w:r>
-      <w:r>
-        <w:rPr>
-          <w:rFonts w:ascii="Consolas" w:hAnsi="Consolas" w:cs="Courier New"/>
-          <w:color w:val="666600"/>
-          <w:sz w:val="17"/>
-          <w:szCs w:val="17"/>
-        </w:rPr>
-        <w:t>();</w:t>
-      </w:r>
+      <w:proofErr w:type="spellEnd"/>
+      <w:proofErr w:type="gramEnd"/>
+      <w:r>
+        <w:rPr>
+          <w:rFonts w:ascii="Consolas" w:hAnsi="Consolas" w:cs="Courier New"/>
+          <w:color w:val="666600"/>
+          <w:sz w:val="17"/>
+          <w:szCs w:val="17"/>
+        </w:rPr>
+        <w:t>(</w:t>
+      </w:r>
+      <w:proofErr w:type="gramStart"/>
+      <w:r>
+        <w:rPr>
+          <w:rFonts w:ascii="Consolas" w:hAnsi="Consolas" w:cs="Courier New"/>
+          <w:color w:val="666600"/>
+          <w:sz w:val="17"/>
+          <w:szCs w:val="17"/>
+        </w:rPr>
+        <w:t>);</w:t>
+      </w:r>
+      <w:proofErr w:type="gramEnd"/>
     </w:p>
     <w:p>
       <w:pPr>
@@ -4131,7 +7905,18 @@
           <w:sz w:val="17"/>
           <w:szCs w:val="17"/>
         </w:rPr>
-        <w:t xml:space="preserve">      dot</w:t>
+        <w:t xml:space="preserve">      </w:t>
+      </w:r>
+      <w:proofErr w:type="spellStart"/>
+      <w:proofErr w:type="gramStart"/>
+      <w:r>
+        <w:rPr>
+          <w:rFonts w:ascii="Consolas" w:hAnsi="Consolas" w:cs="Courier New"/>
+          <w:color w:val="000000"/>
+          <w:sz w:val="17"/>
+          <w:szCs w:val="17"/>
+        </w:rPr>
+        <w:t>dot</w:t>
       </w:r>
       <w:r>
         <w:rPr>
@@ -4151,6 +7936,8 @@
         </w:rPr>
         <w:t>setLocation</w:t>
       </w:r>
+      <w:proofErr w:type="spellEnd"/>
+      <w:proofErr w:type="gramEnd"/>
       <w:r>
         <w:rPr>
           <w:rFonts w:ascii="Consolas" w:hAnsi="Consolas" w:cs="Courier New"/>
@@ -4169,6 +7956,7 @@
         </w:rPr>
         <w:t>mouse</w:t>
       </w:r>
+      <w:proofErr w:type="gramStart"/>
       <w:r>
         <w:rPr>
           <w:rFonts w:ascii="Consolas" w:hAnsi="Consolas" w:cs="Courier New"/>
@@ -4178,6 +7966,7 @@
         </w:rPr>
         <w:t>);</w:t>
       </w:r>
+      <w:proofErr w:type="gramEnd"/>
     </w:p>
     <w:p>
       <w:pPr>
@@ -4229,8 +8018,20 @@
           <w:sz w:val="17"/>
           <w:szCs w:val="17"/>
         </w:rPr>
-        <w:t xml:space="preserve">      handleCollisions</w:t>
-      </w:r>
+        <w:t xml:space="preserve">      </w:t>
+      </w:r>
+      <w:proofErr w:type="spellStart"/>
+      <w:proofErr w:type="gramStart"/>
+      <w:r>
+        <w:rPr>
+          <w:rFonts w:ascii="Consolas" w:hAnsi="Consolas" w:cs="Courier New"/>
+          <w:color w:val="000000"/>
+          <w:sz w:val="17"/>
+          <w:szCs w:val="17"/>
+        </w:rPr>
+        <w:t>handleCollisions</w:t>
+      </w:r>
+      <w:proofErr w:type="spellEnd"/>
       <w:r>
         <w:rPr>
           <w:rFonts w:ascii="Consolas" w:hAnsi="Consolas" w:cs="Courier New"/>
@@ -4240,6 +8041,7 @@
         </w:rPr>
         <w:t>();</w:t>
       </w:r>
+      <w:proofErr w:type="gramEnd"/>
     </w:p>
     <w:p>
       <w:pPr>
@@ -4284,6 +8086,7 @@
         </w:rPr>
         <w:t xml:space="preserve"> 44. </w:t>
       </w:r>
+      <w:proofErr w:type="gramStart"/>
       <w:r>
         <w:rPr>
           <w:rFonts w:ascii="Consolas" w:hAnsi="Consolas" w:cs="Courier New"/>
@@ -4302,6 +8105,7 @@
         </w:rPr>
         <w:t>}</w:t>
       </w:r>
+      <w:proofErr w:type="gramEnd"/>
     </w:p>
     <w:p>
       <w:pPr>
@@ -4389,16 +8193,38 @@
           <w:sz w:val="17"/>
           <w:szCs w:val="17"/>
         </w:rPr>
-        <w:t xml:space="preserve"> makeSprites</w:t>
-      </w:r>
-      <w:r>
-        <w:rPr>
-          <w:rFonts w:ascii="Consolas" w:hAnsi="Consolas" w:cs="Courier New"/>
-          <w:color w:val="666600"/>
-          <w:sz w:val="17"/>
-          <w:szCs w:val="17"/>
-        </w:rPr>
-        <w:t>()</w:t>
+        <w:t xml:space="preserve"> </w:t>
+      </w:r>
+      <w:proofErr w:type="spellStart"/>
+      <w:proofErr w:type="gramStart"/>
+      <w:r>
+        <w:rPr>
+          <w:rFonts w:ascii="Consolas" w:hAnsi="Consolas" w:cs="Courier New"/>
+          <w:color w:val="000000"/>
+          <w:sz w:val="17"/>
+          <w:szCs w:val="17"/>
+        </w:rPr>
+        <w:t>makeSprites</w:t>
+      </w:r>
+      <w:proofErr w:type="spellEnd"/>
+      <w:r>
+        <w:rPr>
+          <w:rFonts w:ascii="Consolas" w:hAnsi="Consolas" w:cs="Courier New"/>
+          <w:color w:val="666600"/>
+          <w:sz w:val="17"/>
+          <w:szCs w:val="17"/>
+        </w:rPr>
+        <w:t>(</w:t>
+      </w:r>
+      <w:proofErr w:type="gramEnd"/>
+      <w:r>
+        <w:rPr>
+          <w:rFonts w:ascii="Consolas" w:hAnsi="Consolas" w:cs="Courier New"/>
+          <w:color w:val="666600"/>
+          <w:sz w:val="17"/>
+          <w:szCs w:val="17"/>
+        </w:rPr>
+        <w:t>)</w:t>
       </w:r>
     </w:p>
     <w:p>
@@ -4442,7 +8268,16 @@
           <w:sz w:val="17"/>
           <w:szCs w:val="17"/>
         </w:rPr>
-        <w:t xml:space="preserve"> 46. </w:t>
+        <w:t xml:space="preserve"> 46.</w:t>
+      </w:r>
+      <w:proofErr w:type="gramStart"/>
+      <w:r>
+        <w:rPr>
+          <w:rFonts w:ascii="Consolas" w:hAnsi="Consolas" w:cs="Courier New"/>
+          <w:sz w:val="17"/>
+          <w:szCs w:val="17"/>
+        </w:rPr>
+        <w:t xml:space="preserve"> </w:t>
       </w:r>
       <w:r>
         <w:rPr>
@@ -4462,6 +8297,7 @@
         </w:rPr>
         <w:t>{</w:t>
       </w:r>
+      <w:proofErr w:type="gramEnd"/>
     </w:p>
     <w:p>
       <w:pPr>
@@ -4551,6 +8387,8 @@
         </w:rPr>
         <w:t xml:space="preserve"> </w:t>
       </w:r>
+      <w:proofErr w:type="spellStart"/>
+      <w:proofErr w:type="gramStart"/>
       <w:r>
         <w:rPr>
           <w:rFonts w:ascii="Consolas" w:hAnsi="Consolas" w:cs="Courier New"/>
@@ -4560,6 +8398,7 @@
         </w:rPr>
         <w:t>OvalSprite</w:t>
       </w:r>
+      <w:proofErr w:type="spellEnd"/>
       <w:r>
         <w:rPr>
           <w:rFonts w:ascii="Consolas" w:hAnsi="Consolas" w:cs="Courier New"/>
@@ -4569,6 +8408,7 @@
         </w:rPr>
         <w:t>(</w:t>
       </w:r>
+      <w:proofErr w:type="gramEnd"/>
       <w:r>
         <w:rPr>
           <w:rFonts w:ascii="Consolas" w:hAnsi="Consolas" w:cs="Courier New"/>
@@ -4596,6 +8436,7 @@
         </w:rPr>
         <w:t>1</w:t>
       </w:r>
+      <w:proofErr w:type="gramStart"/>
       <w:r>
         <w:rPr>
           <w:rFonts w:ascii="Consolas" w:hAnsi="Consolas" w:cs="Courier New"/>
@@ -4605,6 +8446,7 @@
         </w:rPr>
         <w:t>);</w:t>
       </w:r>
+      <w:proofErr w:type="gramEnd"/>
     </w:p>
     <w:p>
       <w:pPr>
@@ -4656,7 +8498,18 @@
           <w:sz w:val="17"/>
           <w:szCs w:val="17"/>
         </w:rPr>
-        <w:t xml:space="preserve">      dot</w:t>
+        <w:t xml:space="preserve">      </w:t>
+      </w:r>
+      <w:proofErr w:type="spellStart"/>
+      <w:proofErr w:type="gramStart"/>
+      <w:r>
+        <w:rPr>
+          <w:rFonts w:ascii="Consolas" w:hAnsi="Consolas" w:cs="Courier New"/>
+          <w:color w:val="000000"/>
+          <w:sz w:val="17"/>
+          <w:szCs w:val="17"/>
+        </w:rPr>
+        <w:t>dot</w:t>
       </w:r>
       <w:r>
         <w:rPr>
@@ -4676,6 +8529,8 @@
         </w:rPr>
         <w:t>setScale</w:t>
       </w:r>
+      <w:proofErr w:type="spellEnd"/>
+      <w:proofErr w:type="gramEnd"/>
       <w:r>
         <w:rPr>
           <w:rFonts w:ascii="Consolas" w:hAnsi="Consolas" w:cs="Courier New"/>
@@ -4694,6 +8549,7 @@
         </w:rPr>
         <w:t>1</w:t>
       </w:r>
+      <w:proofErr w:type="gramStart"/>
       <w:r>
         <w:rPr>
           <w:rFonts w:ascii="Consolas" w:hAnsi="Consolas" w:cs="Courier New"/>
@@ -4703,6 +8559,7 @@
         </w:rPr>
         <w:t>);</w:t>
       </w:r>
+      <w:proofErr w:type="gramEnd"/>
     </w:p>
     <w:p>
       <w:pPr>
@@ -4754,7 +8611,18 @@
           <w:sz w:val="17"/>
           <w:szCs w:val="17"/>
         </w:rPr>
-        <w:t xml:space="preserve">      dot</w:t>
+        <w:t xml:space="preserve">      </w:t>
+      </w:r>
+      <w:proofErr w:type="spellStart"/>
+      <w:proofErr w:type="gramStart"/>
+      <w:r>
+        <w:rPr>
+          <w:rFonts w:ascii="Consolas" w:hAnsi="Consolas" w:cs="Courier New"/>
+          <w:color w:val="000000"/>
+          <w:sz w:val="17"/>
+          <w:szCs w:val="17"/>
+        </w:rPr>
+        <w:t>dot</w:t>
       </w:r>
       <w:r>
         <w:rPr>
@@ -4774,6 +8642,8 @@
         </w:rPr>
         <w:t>setLocation</w:t>
       </w:r>
+      <w:proofErr w:type="spellEnd"/>
+      <w:proofErr w:type="gramEnd"/>
       <w:r>
         <w:rPr>
           <w:rFonts w:ascii="Consolas" w:hAnsi="Consolas" w:cs="Courier New"/>
@@ -4810,6 +8680,7 @@
         </w:rPr>
         <w:t>5</w:t>
       </w:r>
+      <w:proofErr w:type="gramStart"/>
       <w:r>
         <w:rPr>
           <w:rFonts w:ascii="Consolas" w:hAnsi="Consolas" w:cs="Courier New"/>
@@ -4819,6 +8690,7 @@
         </w:rPr>
         <w:t>);</w:t>
       </w:r>
+      <w:proofErr w:type="gramEnd"/>
     </w:p>
     <w:p>
       <w:pPr>
@@ -4870,7 +8742,18 @@
           <w:sz w:val="17"/>
           <w:szCs w:val="17"/>
         </w:rPr>
-        <w:t xml:space="preserve">      dot</w:t>
+        <w:t xml:space="preserve">      </w:t>
+      </w:r>
+      <w:proofErr w:type="spellStart"/>
+      <w:proofErr w:type="gramStart"/>
+      <w:r>
+        <w:rPr>
+          <w:rFonts w:ascii="Consolas" w:hAnsi="Consolas" w:cs="Courier New"/>
+          <w:color w:val="000000"/>
+          <w:sz w:val="17"/>
+          <w:szCs w:val="17"/>
+        </w:rPr>
+        <w:t>dot</w:t>
       </w:r>
       <w:r>
         <w:rPr>
@@ -4890,6 +8773,8 @@
         </w:rPr>
         <w:t>setColor</w:t>
       </w:r>
+      <w:proofErr w:type="spellEnd"/>
+      <w:proofErr w:type="gramEnd"/>
       <w:r>
         <w:rPr>
           <w:rFonts w:ascii="Consolas" w:hAnsi="Consolas" w:cs="Courier New"/>
@@ -4899,6 +8784,7 @@
         </w:rPr>
         <w:t>(</w:t>
       </w:r>
+      <w:proofErr w:type="spellStart"/>
       <w:r>
         <w:rPr>
           <w:rFonts w:ascii="Consolas" w:hAnsi="Consolas" w:cs="Courier New"/>
@@ -4926,6 +8812,8 @@
         </w:rPr>
         <w:t>RED</w:t>
       </w:r>
+      <w:proofErr w:type="spellEnd"/>
+      <w:proofErr w:type="gramStart"/>
       <w:r>
         <w:rPr>
           <w:rFonts w:ascii="Consolas" w:hAnsi="Consolas" w:cs="Courier New"/>
@@ -4935,6 +8823,7 @@
         </w:rPr>
         <w:t>);</w:t>
       </w:r>
+      <w:proofErr w:type="gramEnd"/>
     </w:p>
     <w:p>
       <w:pPr>
@@ -5039,7 +8928,27 @@
           <w:sz w:val="17"/>
           <w:szCs w:val="17"/>
         </w:rPr>
-        <w:t xml:space="preserve">      redDot </w:t>
+        <w:t xml:space="preserve">      </w:t>
+      </w:r>
+      <w:proofErr w:type="spellStart"/>
+      <w:r>
+        <w:rPr>
+          <w:rFonts w:ascii="Consolas" w:hAnsi="Consolas" w:cs="Courier New"/>
+          <w:color w:val="000000"/>
+          <w:sz w:val="17"/>
+          <w:szCs w:val="17"/>
+        </w:rPr>
+        <w:t>redDot</w:t>
+      </w:r>
+      <w:proofErr w:type="spellEnd"/>
+      <w:r>
+        <w:rPr>
+          <w:rFonts w:ascii="Consolas" w:hAnsi="Consolas" w:cs="Courier New"/>
+          <w:color w:val="000000"/>
+          <w:sz w:val="17"/>
+          <w:szCs w:val="17"/>
+        </w:rPr>
+        <w:t xml:space="preserve"> </w:t>
       </w:r>
       <w:r>
         <w:rPr>
@@ -5077,6 +8986,8 @@
         </w:rPr>
         <w:t xml:space="preserve"> </w:t>
       </w:r>
+      <w:proofErr w:type="spellStart"/>
+      <w:proofErr w:type="gramStart"/>
       <w:r>
         <w:rPr>
           <w:rFonts w:ascii="Consolas" w:hAnsi="Consolas" w:cs="Courier New"/>
@@ -5086,6 +8997,7 @@
         </w:rPr>
         <w:t>OvalSprite</w:t>
       </w:r>
+      <w:proofErr w:type="spellEnd"/>
       <w:r>
         <w:rPr>
           <w:rFonts w:ascii="Consolas" w:hAnsi="Consolas" w:cs="Courier New"/>
@@ -5095,6 +9007,7 @@
         </w:rPr>
         <w:t>(</w:t>
       </w:r>
+      <w:proofErr w:type="gramEnd"/>
       <w:r>
         <w:rPr>
           <w:rFonts w:ascii="Consolas" w:hAnsi="Consolas" w:cs="Courier New"/>
@@ -5122,6 +9035,7 @@
         </w:rPr>
         <w:t>1</w:t>
       </w:r>
+      <w:proofErr w:type="gramStart"/>
       <w:r>
         <w:rPr>
           <w:rFonts w:ascii="Consolas" w:hAnsi="Consolas" w:cs="Courier New"/>
@@ -5131,6 +9045,7 @@
         </w:rPr>
         <w:t>);</w:t>
       </w:r>
+      <w:proofErr w:type="gramEnd"/>
     </w:p>
     <w:p>
       <w:pPr>
@@ -5182,7 +9097,17 @@
           <w:sz w:val="17"/>
           <w:szCs w:val="17"/>
         </w:rPr>
-        <w:t xml:space="preserve">      redDot</w:t>
+        <w:t xml:space="preserve">      </w:t>
+      </w:r>
+      <w:proofErr w:type="spellStart"/>
+      <w:r>
+        <w:rPr>
+          <w:rFonts w:ascii="Consolas" w:hAnsi="Consolas" w:cs="Courier New"/>
+          <w:color w:val="000000"/>
+          <w:sz w:val="17"/>
+          <w:szCs w:val="17"/>
+        </w:rPr>
+        <w:t>redDot</w:t>
       </w:r>
       <w:r>
         <w:rPr>
@@ -5202,6 +9127,7 @@
         </w:rPr>
         <w:t>setScale</w:t>
       </w:r>
+      <w:proofErr w:type="spellEnd"/>
       <w:r>
         <w:rPr>
           <w:rFonts w:ascii="Consolas" w:hAnsi="Consolas" w:cs="Courier New"/>
@@ -5220,6 +9146,7 @@
         </w:rPr>
         <w:t>1</w:t>
       </w:r>
+      <w:proofErr w:type="gramStart"/>
       <w:r>
         <w:rPr>
           <w:rFonts w:ascii="Consolas" w:hAnsi="Consolas" w:cs="Courier New"/>
@@ -5229,6 +9156,7 @@
         </w:rPr>
         <w:t>);</w:t>
       </w:r>
+      <w:proofErr w:type="gramEnd"/>
     </w:p>
     <w:p>
       <w:pPr>
@@ -5280,7 +9208,17 @@
           <w:sz w:val="17"/>
           <w:szCs w:val="17"/>
         </w:rPr>
-        <w:t xml:space="preserve">      redDot</w:t>
+        <w:t xml:space="preserve">      </w:t>
+      </w:r>
+      <w:proofErr w:type="spellStart"/>
+      <w:r>
+        <w:rPr>
+          <w:rFonts w:ascii="Consolas" w:hAnsi="Consolas" w:cs="Courier New"/>
+          <w:color w:val="000000"/>
+          <w:sz w:val="17"/>
+          <w:szCs w:val="17"/>
+        </w:rPr>
+        <w:t>redDot</w:t>
       </w:r>
       <w:r>
         <w:rPr>
@@ -5300,6 +9238,7 @@
         </w:rPr>
         <w:t>setLocation</w:t>
       </w:r>
+      <w:proofErr w:type="spellEnd"/>
       <w:r>
         <w:rPr>
           <w:rFonts w:ascii="Consolas" w:hAnsi="Consolas" w:cs="Courier New"/>
@@ -5360,7 +9299,18 @@
           <w:sz w:val="17"/>
           <w:szCs w:val="17"/>
         </w:rPr>
-        <w:t xml:space="preserve">        random</w:t>
+        <w:t xml:space="preserve">        </w:t>
+      </w:r>
+      <w:proofErr w:type="spellStart"/>
+      <w:proofErr w:type="gramStart"/>
+      <w:r>
+        <w:rPr>
+          <w:rFonts w:ascii="Consolas" w:hAnsi="Consolas" w:cs="Courier New"/>
+          <w:color w:val="000000"/>
+          <w:sz w:val="17"/>
+          <w:szCs w:val="17"/>
+        </w:rPr>
+        <w:t>random</w:t>
       </w:r>
       <w:r>
         <w:rPr>
@@ -5380,6 +9330,8 @@
         </w:rPr>
         <w:t>nextDouble</w:t>
       </w:r>
+      <w:proofErr w:type="spellEnd"/>
+      <w:proofErr w:type="gramEnd"/>
       <w:r>
         <w:rPr>
           <w:rFonts w:ascii="Consolas" w:hAnsi="Consolas" w:cs="Courier New"/>
@@ -5440,7 +9392,18 @@
           <w:sz w:val="17"/>
           <w:szCs w:val="17"/>
         </w:rPr>
-        <w:t xml:space="preserve">        random</w:t>
+        <w:t xml:space="preserve">        </w:t>
+      </w:r>
+      <w:proofErr w:type="spellStart"/>
+      <w:proofErr w:type="gramStart"/>
+      <w:r>
+        <w:rPr>
+          <w:rFonts w:ascii="Consolas" w:hAnsi="Consolas" w:cs="Courier New"/>
+          <w:color w:val="000000"/>
+          <w:sz w:val="17"/>
+          <w:szCs w:val="17"/>
+        </w:rPr>
+        <w:t>random</w:t>
       </w:r>
       <w:r>
         <w:rPr>
@@ -5460,15 +9423,28 @@
         </w:rPr>
         <w:t>nextDouble</w:t>
       </w:r>
-      <w:r>
-        <w:rPr>
-          <w:rFonts w:ascii="Consolas" w:hAnsi="Consolas" w:cs="Courier New"/>
-          <w:color w:val="666600"/>
-          <w:sz w:val="17"/>
-          <w:szCs w:val="17"/>
-        </w:rPr>
-        <w:t>());</w:t>
-      </w:r>
+      <w:proofErr w:type="spellEnd"/>
+      <w:proofErr w:type="gramEnd"/>
+      <w:r>
+        <w:rPr>
+          <w:rFonts w:ascii="Consolas" w:hAnsi="Consolas" w:cs="Courier New"/>
+          <w:color w:val="666600"/>
+          <w:sz w:val="17"/>
+          <w:szCs w:val="17"/>
+        </w:rPr>
+        <w:t>()</w:t>
+      </w:r>
+      <w:proofErr w:type="gramStart"/>
+      <w:r>
+        <w:rPr>
+          <w:rFonts w:ascii="Consolas" w:hAnsi="Consolas" w:cs="Courier New"/>
+          <w:color w:val="666600"/>
+          <w:sz w:val="17"/>
+          <w:szCs w:val="17"/>
+        </w:rPr>
+        <w:t>);</w:t>
+      </w:r>
+      <w:proofErr w:type="gramEnd"/>
     </w:p>
     <w:p>
       <w:pPr>
@@ -5520,7 +9496,17 @@
           <w:sz w:val="17"/>
           <w:szCs w:val="17"/>
         </w:rPr>
-        <w:t xml:space="preserve">      redDot</w:t>
+        <w:t xml:space="preserve">      </w:t>
+      </w:r>
+      <w:proofErr w:type="spellStart"/>
+      <w:r>
+        <w:rPr>
+          <w:rFonts w:ascii="Consolas" w:hAnsi="Consolas" w:cs="Courier New"/>
+          <w:color w:val="000000"/>
+          <w:sz w:val="17"/>
+          <w:szCs w:val="17"/>
+        </w:rPr>
+        <w:t>redDot</w:t>
       </w:r>
       <w:r>
         <w:rPr>
@@ -5540,6 +9526,7 @@
         </w:rPr>
         <w:t>setColor</w:t>
       </w:r>
+      <w:proofErr w:type="spellEnd"/>
       <w:r>
         <w:rPr>
           <w:rFonts w:ascii="Consolas" w:hAnsi="Consolas" w:cs="Courier New"/>
@@ -5549,6 +9536,7 @@
         </w:rPr>
         <w:t>(</w:t>
       </w:r>
+      <w:proofErr w:type="spellStart"/>
       <w:r>
         <w:rPr>
           <w:rFonts w:ascii="Consolas" w:hAnsi="Consolas" w:cs="Courier New"/>
@@ -5576,6 +9564,8 @@
         </w:rPr>
         <w:t>RED</w:t>
       </w:r>
+      <w:proofErr w:type="spellEnd"/>
+      <w:proofErr w:type="gramStart"/>
       <w:r>
         <w:rPr>
           <w:rFonts w:ascii="Consolas" w:hAnsi="Consolas" w:cs="Courier New"/>
@@ -5585,6 +9575,7 @@
         </w:rPr>
         <w:t>);</w:t>
       </w:r>
+      <w:proofErr w:type="gramEnd"/>
     </w:p>
     <w:p>
       <w:pPr>
@@ -5689,7 +9680,27 @@
           <w:sz w:val="17"/>
           <w:szCs w:val="17"/>
         </w:rPr>
-        <w:t xml:space="preserve">      blueDot </w:t>
+        <w:t xml:space="preserve">      </w:t>
+      </w:r>
+      <w:proofErr w:type="spellStart"/>
+      <w:r>
+        <w:rPr>
+          <w:rFonts w:ascii="Consolas" w:hAnsi="Consolas" w:cs="Courier New"/>
+          <w:color w:val="000000"/>
+          <w:sz w:val="17"/>
+          <w:szCs w:val="17"/>
+        </w:rPr>
+        <w:t>blueDot</w:t>
+      </w:r>
+      <w:proofErr w:type="spellEnd"/>
+      <w:r>
+        <w:rPr>
+          <w:rFonts w:ascii="Consolas" w:hAnsi="Consolas" w:cs="Courier New"/>
+          <w:color w:val="000000"/>
+          <w:sz w:val="17"/>
+          <w:szCs w:val="17"/>
+        </w:rPr>
+        <w:t xml:space="preserve"> </w:t>
       </w:r>
       <w:r>
         <w:rPr>
@@ -5727,6 +9738,8 @@
         </w:rPr>
         <w:t xml:space="preserve"> </w:t>
       </w:r>
+      <w:proofErr w:type="spellStart"/>
+      <w:proofErr w:type="gramStart"/>
       <w:r>
         <w:rPr>
           <w:rFonts w:ascii="Consolas" w:hAnsi="Consolas" w:cs="Courier New"/>
@@ -5736,6 +9749,7 @@
         </w:rPr>
         <w:t>OvalSprite</w:t>
       </w:r>
+      <w:proofErr w:type="spellEnd"/>
       <w:r>
         <w:rPr>
           <w:rFonts w:ascii="Consolas" w:hAnsi="Consolas" w:cs="Courier New"/>
@@ -5745,6 +9759,7 @@
         </w:rPr>
         <w:t>(</w:t>
       </w:r>
+      <w:proofErr w:type="gramEnd"/>
       <w:r>
         <w:rPr>
           <w:rFonts w:ascii="Consolas" w:hAnsi="Consolas" w:cs="Courier New"/>
@@ -5772,6 +9787,7 @@
         </w:rPr>
         <w:t>1</w:t>
       </w:r>
+      <w:proofErr w:type="gramStart"/>
       <w:r>
         <w:rPr>
           <w:rFonts w:ascii="Consolas" w:hAnsi="Consolas" w:cs="Courier New"/>
@@ -5781,6 +9797,7 @@
         </w:rPr>
         <w:t>);</w:t>
       </w:r>
+      <w:proofErr w:type="gramEnd"/>
     </w:p>
     <w:p>
       <w:pPr>
@@ -5832,7 +9849,17 @@
           <w:sz w:val="17"/>
           <w:szCs w:val="17"/>
         </w:rPr>
-        <w:t xml:space="preserve">      blueDot</w:t>
+        <w:t xml:space="preserve">      </w:t>
+      </w:r>
+      <w:proofErr w:type="spellStart"/>
+      <w:r>
+        <w:rPr>
+          <w:rFonts w:ascii="Consolas" w:hAnsi="Consolas" w:cs="Courier New"/>
+          <w:color w:val="000000"/>
+          <w:sz w:val="17"/>
+          <w:szCs w:val="17"/>
+        </w:rPr>
+        <w:t>blueDot</w:t>
       </w:r>
       <w:r>
         <w:rPr>
@@ -5852,6 +9879,7 @@
         </w:rPr>
         <w:t>setScale</w:t>
       </w:r>
+      <w:proofErr w:type="spellEnd"/>
       <w:r>
         <w:rPr>
           <w:rFonts w:ascii="Consolas" w:hAnsi="Consolas" w:cs="Courier New"/>
@@ -5870,6 +9898,7 @@
         </w:rPr>
         <w:t>1</w:t>
       </w:r>
+      <w:proofErr w:type="gramStart"/>
       <w:r>
         <w:rPr>
           <w:rFonts w:ascii="Consolas" w:hAnsi="Consolas" w:cs="Courier New"/>
@@ -5879,6 +9908,7 @@
         </w:rPr>
         <w:t>);</w:t>
       </w:r>
+      <w:proofErr w:type="gramEnd"/>
     </w:p>
     <w:p>
       <w:pPr>
@@ -5930,7 +9960,17 @@
           <w:sz w:val="17"/>
           <w:szCs w:val="17"/>
         </w:rPr>
-        <w:t xml:space="preserve">      blueDot</w:t>
+        <w:t xml:space="preserve">      </w:t>
+      </w:r>
+      <w:proofErr w:type="spellStart"/>
+      <w:r>
+        <w:rPr>
+          <w:rFonts w:ascii="Consolas" w:hAnsi="Consolas" w:cs="Courier New"/>
+          <w:color w:val="000000"/>
+          <w:sz w:val="17"/>
+          <w:szCs w:val="17"/>
+        </w:rPr>
+        <w:t>blueDot</w:t>
       </w:r>
       <w:r>
         <w:rPr>
@@ -5950,6 +9990,7 @@
         </w:rPr>
         <w:t>setLocation</w:t>
       </w:r>
+      <w:proofErr w:type="spellEnd"/>
       <w:r>
         <w:rPr>
           <w:rFonts w:ascii="Consolas" w:hAnsi="Consolas" w:cs="Courier New"/>
@@ -6011,7 +10052,18 @@
           <w:sz w:val="17"/>
           <w:szCs w:val="17"/>
         </w:rPr>
-        <w:t xml:space="preserve">        random</w:t>
+        <w:t xml:space="preserve">        </w:t>
+      </w:r>
+      <w:proofErr w:type="spellStart"/>
+      <w:proofErr w:type="gramStart"/>
+      <w:r>
+        <w:rPr>
+          <w:rFonts w:ascii="Consolas" w:hAnsi="Consolas" w:cs="Courier New"/>
+          <w:color w:val="000000"/>
+          <w:sz w:val="17"/>
+          <w:szCs w:val="17"/>
+        </w:rPr>
+        <w:t>random</w:t>
       </w:r>
       <w:r>
         <w:rPr>
@@ -6031,6 +10083,8 @@
         </w:rPr>
         <w:t>nextDouble</w:t>
       </w:r>
+      <w:proofErr w:type="spellEnd"/>
+      <w:proofErr w:type="gramEnd"/>
       <w:r>
         <w:rPr>
           <w:rFonts w:ascii="Consolas" w:hAnsi="Consolas" w:cs="Courier New"/>
@@ -6091,7 +10145,18 @@
           <w:sz w:val="17"/>
           <w:szCs w:val="17"/>
         </w:rPr>
-        <w:t xml:space="preserve">        random</w:t>
+        <w:t xml:space="preserve">        </w:t>
+      </w:r>
+      <w:proofErr w:type="spellStart"/>
+      <w:proofErr w:type="gramStart"/>
+      <w:r>
+        <w:rPr>
+          <w:rFonts w:ascii="Consolas" w:hAnsi="Consolas" w:cs="Courier New"/>
+          <w:color w:val="000000"/>
+          <w:sz w:val="17"/>
+          <w:szCs w:val="17"/>
+        </w:rPr>
+        <w:t>random</w:t>
       </w:r>
       <w:r>
         <w:rPr>
@@ -6111,15 +10176,28 @@
         </w:rPr>
         <w:t>nextDouble</w:t>
       </w:r>
-      <w:r>
-        <w:rPr>
-          <w:rFonts w:ascii="Consolas" w:hAnsi="Consolas" w:cs="Courier New"/>
-          <w:color w:val="666600"/>
-          <w:sz w:val="17"/>
-          <w:szCs w:val="17"/>
-        </w:rPr>
-        <w:t>());</w:t>
-      </w:r>
+      <w:proofErr w:type="spellEnd"/>
+      <w:proofErr w:type="gramEnd"/>
+      <w:r>
+        <w:rPr>
+          <w:rFonts w:ascii="Consolas" w:hAnsi="Consolas" w:cs="Courier New"/>
+          <w:color w:val="666600"/>
+          <w:sz w:val="17"/>
+          <w:szCs w:val="17"/>
+        </w:rPr>
+        <w:t>()</w:t>
+      </w:r>
+      <w:proofErr w:type="gramStart"/>
+      <w:r>
+        <w:rPr>
+          <w:rFonts w:ascii="Consolas" w:hAnsi="Consolas" w:cs="Courier New"/>
+          <w:color w:val="666600"/>
+          <w:sz w:val="17"/>
+          <w:szCs w:val="17"/>
+        </w:rPr>
+        <w:t>);</w:t>
+      </w:r>
+      <w:proofErr w:type="gramEnd"/>
     </w:p>
     <w:p>
       <w:pPr>
@@ -6171,7 +10249,17 @@
           <w:sz w:val="17"/>
           <w:szCs w:val="17"/>
         </w:rPr>
-        <w:t xml:space="preserve">      blueDot</w:t>
+        <w:t xml:space="preserve">      </w:t>
+      </w:r>
+      <w:proofErr w:type="spellStart"/>
+      <w:r>
+        <w:rPr>
+          <w:rFonts w:ascii="Consolas" w:hAnsi="Consolas" w:cs="Courier New"/>
+          <w:color w:val="000000"/>
+          <w:sz w:val="17"/>
+          <w:szCs w:val="17"/>
+        </w:rPr>
+        <w:t>blueDot</w:t>
       </w:r>
       <w:r>
         <w:rPr>
@@ -6191,6 +10279,7 @@
         </w:rPr>
         <w:t>setColor</w:t>
       </w:r>
+      <w:proofErr w:type="spellEnd"/>
       <w:r>
         <w:rPr>
           <w:rFonts w:ascii="Consolas" w:hAnsi="Consolas" w:cs="Courier New"/>
@@ -6200,6 +10289,7 @@
         </w:rPr>
         <w:t>(</w:t>
       </w:r>
+      <w:proofErr w:type="spellStart"/>
       <w:r>
         <w:rPr>
           <w:rFonts w:ascii="Consolas" w:hAnsi="Consolas" w:cs="Courier New"/>
@@ -6227,6 +10317,8 @@
         </w:rPr>
         <w:t>BLUE</w:t>
       </w:r>
+      <w:proofErr w:type="spellEnd"/>
+      <w:proofErr w:type="gramStart"/>
       <w:r>
         <w:rPr>
           <w:rFonts w:ascii="Consolas" w:hAnsi="Consolas" w:cs="Courier New"/>
@@ -6236,6 +10328,7 @@
         </w:rPr>
         <w:t>);</w:t>
       </w:r>
+      <w:proofErr w:type="gramEnd"/>
       <w:r>
         <w:rPr>
           <w:rFonts w:ascii="Consolas" w:hAnsi="Consolas" w:cs="Courier New"/>
@@ -6349,8 +10442,19 @@
           <w:sz w:val="17"/>
           <w:szCs w:val="17"/>
         </w:rPr>
-        <w:t xml:space="preserve">   scoreSprite</w:t>
-      </w:r>
+        <w:t xml:space="preserve">   </w:t>
+      </w:r>
+      <w:proofErr w:type="spellStart"/>
+      <w:r>
+        <w:rPr>
+          <w:rFonts w:ascii="Consolas" w:hAnsi="Consolas" w:cs="Courier New"/>
+          <w:color w:val="000000"/>
+          <w:sz w:val="17"/>
+          <w:szCs w:val="17"/>
+        </w:rPr>
+        <w:t>scoreSprite</w:t>
+      </w:r>
+      <w:proofErr w:type="spellEnd"/>
       <w:r>
         <w:rPr>
           <w:rFonts w:ascii="Consolas" w:hAnsi="Consolas" w:cs="Courier New"/>
@@ -6378,6 +10482,8 @@
         </w:rPr>
         <w:t xml:space="preserve"> </w:t>
       </w:r>
+      <w:proofErr w:type="spellStart"/>
+      <w:proofErr w:type="gramStart"/>
       <w:r>
         <w:rPr>
           <w:rFonts w:ascii="Consolas" w:hAnsi="Consolas" w:cs="Courier New"/>
@@ -6387,6 +10493,7 @@
         </w:rPr>
         <w:t>StringSprite</w:t>
       </w:r>
+      <w:proofErr w:type="spellEnd"/>
       <w:r>
         <w:rPr>
           <w:rFonts w:ascii="Consolas" w:hAnsi="Consolas" w:cs="Courier New"/>
@@ -6396,6 +10503,7 @@
         </w:rPr>
         <w:t>(</w:t>
       </w:r>
+      <w:proofErr w:type="gramEnd"/>
       <w:r>
         <w:rPr>
           <w:rFonts w:ascii="Consolas" w:hAnsi="Consolas" w:cs="Courier New"/>
@@ -6430,7 +10538,27 @@
           <w:sz w:val="17"/>
           <w:szCs w:val="17"/>
         </w:rPr>
-        <w:t xml:space="preserve"> redScore </w:t>
+        <w:t xml:space="preserve"> </w:t>
+      </w:r>
+      <w:proofErr w:type="spellStart"/>
+      <w:r>
+        <w:rPr>
+          <w:rFonts w:ascii="Consolas" w:hAnsi="Consolas" w:cs="Courier New"/>
+          <w:color w:val="000000"/>
+          <w:sz w:val="17"/>
+          <w:szCs w:val="17"/>
+        </w:rPr>
+        <w:t>redScore</w:t>
+      </w:r>
+      <w:proofErr w:type="spellEnd"/>
+      <w:r>
+        <w:rPr>
+          <w:rFonts w:ascii="Consolas" w:hAnsi="Consolas" w:cs="Courier New"/>
+          <w:color w:val="000000"/>
+          <w:sz w:val="17"/>
+          <w:szCs w:val="17"/>
+        </w:rPr>
+        <w:t xml:space="preserve"> </w:t>
       </w:r>
       <w:r>
         <w:rPr>
@@ -6537,8 +10665,20 @@
           <w:sz w:val="17"/>
           <w:szCs w:val="17"/>
         </w:rPr>
-        <w:t xml:space="preserve"> blueScore</w:t>
-      </w:r>
+        <w:t xml:space="preserve"> </w:t>
+      </w:r>
+      <w:proofErr w:type="spellStart"/>
+      <w:r>
+        <w:rPr>
+          <w:rFonts w:ascii="Consolas" w:hAnsi="Consolas" w:cs="Courier New"/>
+          <w:color w:val="000000"/>
+          <w:sz w:val="17"/>
+          <w:szCs w:val="17"/>
+        </w:rPr>
+        <w:t>blueScore</w:t>
+      </w:r>
+      <w:proofErr w:type="spellEnd"/>
+      <w:proofErr w:type="gramStart"/>
       <w:r>
         <w:rPr>
           <w:rFonts w:ascii="Consolas" w:hAnsi="Consolas" w:cs="Courier New"/>
@@ -6548,6 +10688,7 @@
         </w:rPr>
         <w:t>);</w:t>
       </w:r>
+      <w:proofErr w:type="gramEnd"/>
     </w:p>
     <w:p>
       <w:pPr>
@@ -6599,7 +10740,17 @@
           <w:sz w:val="17"/>
           <w:szCs w:val="17"/>
         </w:rPr>
-        <w:t xml:space="preserve">   scoreSprite</w:t>
+        <w:t xml:space="preserve">   </w:t>
+      </w:r>
+      <w:proofErr w:type="spellStart"/>
+      <w:r>
+        <w:rPr>
+          <w:rFonts w:ascii="Consolas" w:hAnsi="Consolas" w:cs="Courier New"/>
+          <w:color w:val="000000"/>
+          <w:sz w:val="17"/>
+          <w:szCs w:val="17"/>
+        </w:rPr>
+        <w:t>scoreSprite</w:t>
       </w:r>
       <w:r>
         <w:rPr>
@@ -6619,6 +10770,7 @@
         </w:rPr>
         <w:t>setHeight</w:t>
       </w:r>
+      <w:proofErr w:type="spellEnd"/>
       <w:r>
         <w:rPr>
           <w:rFonts w:ascii="Consolas" w:hAnsi="Consolas" w:cs="Courier New"/>
@@ -6637,6 +10789,7 @@
         </w:rPr>
         <w:t>0.08</w:t>
       </w:r>
+      <w:proofErr w:type="gramStart"/>
       <w:r>
         <w:rPr>
           <w:rFonts w:ascii="Consolas" w:hAnsi="Consolas" w:cs="Courier New"/>
@@ -6646,6 +10799,7 @@
         </w:rPr>
         <w:t>);</w:t>
       </w:r>
+      <w:proofErr w:type="gramEnd"/>
     </w:p>
     <w:p>
       <w:pPr>
@@ -6697,7 +10851,17 @@
           <w:sz w:val="17"/>
           <w:szCs w:val="17"/>
         </w:rPr>
-        <w:t xml:space="preserve">   scoreSprite</w:t>
+        <w:t xml:space="preserve">   </w:t>
+      </w:r>
+      <w:proofErr w:type="spellStart"/>
+      <w:r>
+        <w:rPr>
+          <w:rFonts w:ascii="Consolas" w:hAnsi="Consolas" w:cs="Courier New"/>
+          <w:color w:val="000000"/>
+          <w:sz w:val="17"/>
+          <w:szCs w:val="17"/>
+        </w:rPr>
+        <w:t>scoreSprite</w:t>
       </w:r>
       <w:r>
         <w:rPr>
@@ -6717,15 +10881,27 @@
         </w:rPr>
         <w:t>rightJustify</w:t>
       </w:r>
-      <w:r>
-        <w:rPr>
-          <w:rFonts w:ascii="Consolas" w:hAnsi="Consolas" w:cs="Courier New"/>
-          <w:color w:val="666600"/>
-          <w:sz w:val="17"/>
-          <w:szCs w:val="17"/>
-        </w:rPr>
-        <w:t>();</w:t>
-      </w:r>
+      <w:proofErr w:type="spellEnd"/>
+      <w:r>
+        <w:rPr>
+          <w:rFonts w:ascii="Consolas" w:hAnsi="Consolas" w:cs="Courier New"/>
+          <w:color w:val="666600"/>
+          <w:sz w:val="17"/>
+          <w:szCs w:val="17"/>
+        </w:rPr>
+        <w:t>(</w:t>
+      </w:r>
+      <w:proofErr w:type="gramStart"/>
+      <w:r>
+        <w:rPr>
+          <w:rFonts w:ascii="Consolas" w:hAnsi="Consolas" w:cs="Courier New"/>
+          <w:color w:val="666600"/>
+          <w:sz w:val="17"/>
+          <w:szCs w:val="17"/>
+        </w:rPr>
+        <w:t>);</w:t>
+      </w:r>
+      <w:proofErr w:type="gramEnd"/>
     </w:p>
     <w:p>
       <w:pPr>
@@ -6777,7 +10953,17 @@
           <w:sz w:val="17"/>
           <w:szCs w:val="17"/>
         </w:rPr>
-        <w:t xml:space="preserve">   scoreSprite</w:t>
+        <w:t xml:space="preserve">   </w:t>
+      </w:r>
+      <w:proofErr w:type="spellStart"/>
+      <w:r>
+        <w:rPr>
+          <w:rFonts w:ascii="Consolas" w:hAnsi="Consolas" w:cs="Courier New"/>
+          <w:color w:val="000000"/>
+          <w:sz w:val="17"/>
+          <w:szCs w:val="17"/>
+        </w:rPr>
+        <w:t>scoreSprite</w:t>
       </w:r>
       <w:r>
         <w:rPr>
@@ -6797,15 +10983,27 @@
         </w:rPr>
         <w:t>topJustify</w:t>
       </w:r>
-      <w:r>
-        <w:rPr>
-          <w:rFonts w:ascii="Consolas" w:hAnsi="Consolas" w:cs="Courier New"/>
-          <w:color w:val="666600"/>
-          <w:sz w:val="17"/>
-          <w:szCs w:val="17"/>
-        </w:rPr>
-        <w:t>();</w:t>
-      </w:r>
+      <w:proofErr w:type="spellEnd"/>
+      <w:r>
+        <w:rPr>
+          <w:rFonts w:ascii="Consolas" w:hAnsi="Consolas" w:cs="Courier New"/>
+          <w:color w:val="666600"/>
+          <w:sz w:val="17"/>
+          <w:szCs w:val="17"/>
+        </w:rPr>
+        <w:t>(</w:t>
+      </w:r>
+      <w:proofErr w:type="gramStart"/>
+      <w:r>
+        <w:rPr>
+          <w:rFonts w:ascii="Consolas" w:hAnsi="Consolas" w:cs="Courier New"/>
+          <w:color w:val="666600"/>
+          <w:sz w:val="17"/>
+          <w:szCs w:val="17"/>
+        </w:rPr>
+        <w:t>);</w:t>
+      </w:r>
+      <w:proofErr w:type="gramEnd"/>
     </w:p>
     <w:p>
       <w:pPr>
@@ -6857,7 +11055,17 @@
           <w:sz w:val="17"/>
           <w:szCs w:val="17"/>
         </w:rPr>
-        <w:t xml:space="preserve">   scoreSprite</w:t>
+        <w:t xml:space="preserve">   </w:t>
+      </w:r>
+      <w:proofErr w:type="spellStart"/>
+      <w:r>
+        <w:rPr>
+          <w:rFonts w:ascii="Consolas" w:hAnsi="Consolas" w:cs="Courier New"/>
+          <w:color w:val="000000"/>
+          <w:sz w:val="17"/>
+          <w:szCs w:val="17"/>
+        </w:rPr>
+        <w:t>scoreSprite</w:t>
       </w:r>
       <w:r>
         <w:rPr>
@@ -6877,6 +11085,7 @@
         </w:rPr>
         <w:t>setLocation</w:t>
       </w:r>
+      <w:proofErr w:type="spellEnd"/>
       <w:r>
         <w:rPr>
           <w:rFonts w:ascii="Consolas" w:hAnsi="Consolas" w:cs="Courier New"/>
@@ -6922,6 +11131,7 @@
         </w:rPr>
         <w:t>0</w:t>
       </w:r>
+      <w:proofErr w:type="gramStart"/>
       <w:r>
         <w:rPr>
           <w:rFonts w:ascii="Consolas" w:hAnsi="Consolas" w:cs="Courier New"/>
@@ -6931,6 +11141,7 @@
         </w:rPr>
         <w:t>);</w:t>
       </w:r>
+      <w:proofErr w:type="gramEnd"/>
     </w:p>
     <w:p>
       <w:pPr>
@@ -7035,7 +11246,17 @@
           <w:sz w:val="17"/>
           <w:szCs w:val="17"/>
         </w:rPr>
-        <w:t xml:space="preserve">    </w:t>
+        <w:t xml:space="preserve">  </w:t>
+      </w:r>
+      <w:proofErr w:type="gramStart"/>
+      <w:r>
+        <w:rPr>
+          <w:rFonts w:ascii="Consolas" w:hAnsi="Consolas" w:cs="Courier New"/>
+          <w:color w:val="000000"/>
+          <w:sz w:val="17"/>
+          <w:szCs w:val="17"/>
+        </w:rPr>
+        <w:t xml:space="preserve">  </w:t>
       </w:r>
       <w:r>
         <w:rPr>
@@ -7046,6 +11267,7 @@
         </w:rPr>
         <w:t>}</w:t>
       </w:r>
+      <w:proofErr w:type="gramEnd"/>
     </w:p>
     <w:p>
       <w:pPr>
@@ -7133,16 +11355,38 @@
           <w:sz w:val="17"/>
           <w:szCs w:val="17"/>
         </w:rPr>
-        <w:t xml:space="preserve"> addSprites</w:t>
-      </w:r>
-      <w:r>
-        <w:rPr>
-          <w:rFonts w:ascii="Consolas" w:hAnsi="Consolas" w:cs="Courier New"/>
-          <w:color w:val="666600"/>
-          <w:sz w:val="17"/>
-          <w:szCs w:val="17"/>
-        </w:rPr>
-        <w:t>()</w:t>
+        <w:t xml:space="preserve"> </w:t>
+      </w:r>
+      <w:proofErr w:type="spellStart"/>
+      <w:proofErr w:type="gramStart"/>
+      <w:r>
+        <w:rPr>
+          <w:rFonts w:ascii="Consolas" w:hAnsi="Consolas" w:cs="Courier New"/>
+          <w:color w:val="000000"/>
+          <w:sz w:val="17"/>
+          <w:szCs w:val="17"/>
+        </w:rPr>
+        <w:t>addSprites</w:t>
+      </w:r>
+      <w:proofErr w:type="spellEnd"/>
+      <w:r>
+        <w:rPr>
+          <w:rFonts w:ascii="Consolas" w:hAnsi="Consolas" w:cs="Courier New"/>
+          <w:color w:val="666600"/>
+          <w:sz w:val="17"/>
+          <w:szCs w:val="17"/>
+        </w:rPr>
+        <w:t>(</w:t>
+      </w:r>
+      <w:proofErr w:type="gramEnd"/>
+      <w:r>
+        <w:rPr>
+          <w:rFonts w:ascii="Consolas" w:hAnsi="Consolas" w:cs="Courier New"/>
+          <w:color w:val="666600"/>
+          <w:sz w:val="17"/>
+          <w:szCs w:val="17"/>
+        </w:rPr>
+        <w:t>)</w:t>
       </w:r>
     </w:p>
     <w:p>
@@ -7186,7 +11430,16 @@
           <w:sz w:val="17"/>
           <w:szCs w:val="17"/>
         </w:rPr>
-        <w:t xml:space="preserve"> 75. </w:t>
+        <w:t xml:space="preserve"> 75.</w:t>
+      </w:r>
+      <w:proofErr w:type="gramStart"/>
+      <w:r>
+        <w:rPr>
+          <w:rFonts w:ascii="Consolas" w:hAnsi="Consolas" w:cs="Courier New"/>
+          <w:sz w:val="17"/>
+          <w:szCs w:val="17"/>
+        </w:rPr>
+        <w:t xml:space="preserve"> </w:t>
       </w:r>
       <w:r>
         <w:rPr>
@@ -7206,6 +11459,7 @@
         </w:rPr>
         <w:t>{</w:t>
       </w:r>
+      <w:proofErr w:type="gramEnd"/>
     </w:p>
     <w:p>
       <w:pPr>
@@ -7257,7 +11511,18 @@
           <w:sz w:val="17"/>
           <w:szCs w:val="17"/>
         </w:rPr>
-        <w:t xml:space="preserve">      canvas</w:t>
+        <w:t xml:space="preserve">      </w:t>
+      </w:r>
+      <w:proofErr w:type="spellStart"/>
+      <w:proofErr w:type="gramStart"/>
+      <w:r>
+        <w:rPr>
+          <w:rFonts w:ascii="Consolas" w:hAnsi="Consolas" w:cs="Courier New"/>
+          <w:color w:val="000000"/>
+          <w:sz w:val="17"/>
+          <w:szCs w:val="17"/>
+        </w:rPr>
+        <w:t>canvas</w:t>
       </w:r>
       <w:r>
         <w:rPr>
@@ -7277,6 +11542,8 @@
         </w:rPr>
         <w:t>addSprite</w:t>
       </w:r>
+      <w:proofErr w:type="spellEnd"/>
+      <w:proofErr w:type="gramEnd"/>
       <w:r>
         <w:rPr>
           <w:rFonts w:ascii="Consolas" w:hAnsi="Consolas" w:cs="Courier New"/>
@@ -7295,6 +11562,7 @@
         </w:rPr>
         <w:t>dot</w:t>
       </w:r>
+      <w:proofErr w:type="gramStart"/>
       <w:r>
         <w:rPr>
           <w:rFonts w:ascii="Consolas" w:hAnsi="Consolas" w:cs="Courier New"/>
@@ -7304,6 +11572,7 @@
         </w:rPr>
         <w:t>);</w:t>
       </w:r>
+      <w:proofErr w:type="gramEnd"/>
     </w:p>
     <w:p>
       <w:pPr>
@@ -7355,7 +11624,18 @@
           <w:sz w:val="17"/>
           <w:szCs w:val="17"/>
         </w:rPr>
-        <w:t xml:space="preserve">      canvas</w:t>
+        <w:t xml:space="preserve">      </w:t>
+      </w:r>
+      <w:proofErr w:type="spellStart"/>
+      <w:proofErr w:type="gramStart"/>
+      <w:r>
+        <w:rPr>
+          <w:rFonts w:ascii="Consolas" w:hAnsi="Consolas" w:cs="Courier New"/>
+          <w:color w:val="000000"/>
+          <w:sz w:val="17"/>
+          <w:szCs w:val="17"/>
+        </w:rPr>
+        <w:t>canvas</w:t>
       </w:r>
       <w:r>
         <w:rPr>
@@ -7375,6 +11655,8 @@
         </w:rPr>
         <w:t>addSprite</w:t>
       </w:r>
+      <w:proofErr w:type="spellEnd"/>
+      <w:proofErr w:type="gramEnd"/>
       <w:r>
         <w:rPr>
           <w:rFonts w:ascii="Consolas" w:hAnsi="Consolas" w:cs="Courier New"/>
@@ -7384,6 +11666,7 @@
         </w:rPr>
         <w:t>(</w:t>
       </w:r>
+      <w:proofErr w:type="spellStart"/>
       <w:r>
         <w:rPr>
           <w:rFonts w:ascii="Consolas" w:hAnsi="Consolas" w:cs="Courier New"/>
@@ -7393,6 +11676,8 @@
         </w:rPr>
         <w:t>redDot</w:t>
       </w:r>
+      <w:proofErr w:type="spellEnd"/>
+      <w:proofErr w:type="gramStart"/>
       <w:r>
         <w:rPr>
           <w:rFonts w:ascii="Consolas" w:hAnsi="Consolas" w:cs="Courier New"/>
@@ -7402,6 +11687,7 @@
         </w:rPr>
         <w:t>);</w:t>
       </w:r>
+      <w:proofErr w:type="gramEnd"/>
     </w:p>
     <w:p>
       <w:pPr>
@@ -7453,7 +11739,18 @@
           <w:sz w:val="17"/>
           <w:szCs w:val="17"/>
         </w:rPr>
-        <w:t xml:space="preserve">      canvas</w:t>
+        <w:t xml:space="preserve">      </w:t>
+      </w:r>
+      <w:proofErr w:type="spellStart"/>
+      <w:proofErr w:type="gramStart"/>
+      <w:r>
+        <w:rPr>
+          <w:rFonts w:ascii="Consolas" w:hAnsi="Consolas" w:cs="Courier New"/>
+          <w:color w:val="000000"/>
+          <w:sz w:val="17"/>
+          <w:szCs w:val="17"/>
+        </w:rPr>
+        <w:t>canvas</w:t>
       </w:r>
       <w:r>
         <w:rPr>
@@ -7473,6 +11770,8 @@
         </w:rPr>
         <w:t>addSprite</w:t>
       </w:r>
+      <w:proofErr w:type="spellEnd"/>
+      <w:proofErr w:type="gramEnd"/>
       <w:r>
         <w:rPr>
           <w:rFonts w:ascii="Consolas" w:hAnsi="Consolas" w:cs="Courier New"/>
@@ -7482,6 +11781,7 @@
         </w:rPr>
         <w:t>(</w:t>
       </w:r>
+      <w:proofErr w:type="spellStart"/>
       <w:r>
         <w:rPr>
           <w:rFonts w:ascii="Consolas" w:hAnsi="Consolas" w:cs="Courier New"/>
@@ -7491,6 +11791,8 @@
         </w:rPr>
         <w:t>blueDot</w:t>
       </w:r>
+      <w:proofErr w:type="spellEnd"/>
+      <w:proofErr w:type="gramStart"/>
       <w:r>
         <w:rPr>
           <w:rFonts w:ascii="Consolas" w:hAnsi="Consolas" w:cs="Courier New"/>
@@ -7500,6 +11802,7 @@
         </w:rPr>
         <w:t>);</w:t>
       </w:r>
+      <w:proofErr w:type="gramEnd"/>
     </w:p>
     <w:p>
       <w:pPr>
@@ -7551,7 +11854,18 @@
           <w:sz w:val="17"/>
           <w:szCs w:val="17"/>
         </w:rPr>
-        <w:t xml:space="preserve">      canvas</w:t>
+        <w:t xml:space="preserve">      </w:t>
+      </w:r>
+      <w:proofErr w:type="spellStart"/>
+      <w:proofErr w:type="gramStart"/>
+      <w:r>
+        <w:rPr>
+          <w:rFonts w:ascii="Consolas" w:hAnsi="Consolas" w:cs="Courier New"/>
+          <w:color w:val="000000"/>
+          <w:sz w:val="17"/>
+          <w:szCs w:val="17"/>
+        </w:rPr>
+        <w:t>canvas</w:t>
       </w:r>
       <w:r>
         <w:rPr>
@@ -7571,6 +11885,8 @@
         </w:rPr>
         <w:t>addSprite</w:t>
       </w:r>
+      <w:proofErr w:type="spellEnd"/>
+      <w:proofErr w:type="gramEnd"/>
       <w:r>
         <w:rPr>
           <w:rFonts w:ascii="Consolas" w:hAnsi="Consolas" w:cs="Courier New"/>
@@ -7580,6 +11896,7 @@
         </w:rPr>
         <w:t>(</w:t>
       </w:r>
+      <w:proofErr w:type="spellStart"/>
       <w:r>
         <w:rPr>
           <w:rFonts w:ascii="Consolas" w:hAnsi="Consolas" w:cs="Courier New"/>
@@ -7589,6 +11906,8 @@
         </w:rPr>
         <w:t>scoreSprite</w:t>
       </w:r>
+      <w:proofErr w:type="spellEnd"/>
+      <w:proofErr w:type="gramStart"/>
       <w:r>
         <w:rPr>
           <w:rFonts w:ascii="Consolas" w:hAnsi="Consolas" w:cs="Courier New"/>
@@ -7598,6 +11917,7 @@
         </w:rPr>
         <w:t>);</w:t>
       </w:r>
+      <w:proofErr w:type="gramEnd"/>
     </w:p>
     <w:p>
       <w:pPr>
@@ -7642,6 +11962,7 @@
         </w:rPr>
         <w:t xml:space="preserve"> 80. </w:t>
       </w:r>
+      <w:proofErr w:type="gramStart"/>
       <w:r>
         <w:rPr>
           <w:rFonts w:ascii="Consolas" w:hAnsi="Consolas" w:cs="Courier New"/>
@@ -7660,6 +11981,7 @@
         </w:rPr>
         <w:t>}</w:t>
       </w:r>
+      <w:proofErr w:type="gramEnd"/>
     </w:p>
     <w:p>
       <w:pPr>
@@ -7800,16 +12122,38 @@
           <w:sz w:val="17"/>
           <w:szCs w:val="17"/>
         </w:rPr>
-        <w:t xml:space="preserve"> handleCollisions</w:t>
-      </w:r>
-      <w:r>
-        <w:rPr>
-          <w:rFonts w:ascii="Consolas" w:hAnsi="Consolas" w:cs="Courier New"/>
-          <w:color w:val="666600"/>
-          <w:sz w:val="17"/>
-          <w:szCs w:val="17"/>
-        </w:rPr>
-        <w:t>()</w:t>
+        <w:t xml:space="preserve"> </w:t>
+      </w:r>
+      <w:proofErr w:type="spellStart"/>
+      <w:proofErr w:type="gramStart"/>
+      <w:r>
+        <w:rPr>
+          <w:rFonts w:ascii="Consolas" w:hAnsi="Consolas" w:cs="Courier New"/>
+          <w:color w:val="000000"/>
+          <w:sz w:val="17"/>
+          <w:szCs w:val="17"/>
+        </w:rPr>
+        <w:t>handleCollisions</w:t>
+      </w:r>
+      <w:proofErr w:type="spellEnd"/>
+      <w:r>
+        <w:rPr>
+          <w:rFonts w:ascii="Consolas" w:hAnsi="Consolas" w:cs="Courier New"/>
+          <w:color w:val="666600"/>
+          <w:sz w:val="17"/>
+          <w:szCs w:val="17"/>
+        </w:rPr>
+        <w:t>(</w:t>
+      </w:r>
+      <w:proofErr w:type="gramEnd"/>
+      <w:r>
+        <w:rPr>
+          <w:rFonts w:ascii="Consolas" w:hAnsi="Consolas" w:cs="Courier New"/>
+          <w:color w:val="666600"/>
+          <w:sz w:val="17"/>
+          <w:szCs w:val="17"/>
+        </w:rPr>
+        <w:t>)</w:t>
       </w:r>
     </w:p>
     <w:p>
@@ -7853,7 +12197,16 @@
           <w:sz w:val="17"/>
           <w:szCs w:val="17"/>
         </w:rPr>
-        <w:t xml:space="preserve"> 83. </w:t>
+        <w:t xml:space="preserve"> 83.</w:t>
+      </w:r>
+      <w:proofErr w:type="gramStart"/>
+      <w:r>
+        <w:rPr>
+          <w:rFonts w:ascii="Consolas" w:hAnsi="Consolas" w:cs="Courier New"/>
+          <w:sz w:val="17"/>
+          <w:szCs w:val="17"/>
+        </w:rPr>
+        <w:t xml:space="preserve"> </w:t>
       </w:r>
       <w:r>
         <w:rPr>
@@ -7873,6 +12226,7 @@
         </w:rPr>
         <w:t>{</w:t>
       </w:r>
+      <w:proofErr w:type="gramEnd"/>
       <w:r>
         <w:rPr>
           <w:rFonts w:ascii="Consolas" w:hAnsi="Consolas" w:cs="Courier New"/>
@@ -7962,6 +12316,8 @@
         </w:rPr>
         <w:t>(</w:t>
       </w:r>
+      <w:proofErr w:type="spellStart"/>
+      <w:proofErr w:type="gramStart"/>
       <w:r>
         <w:rPr>
           <w:rFonts w:ascii="Consolas" w:hAnsi="Consolas" w:cs="Courier New"/>
@@ -7989,6 +12345,8 @@
         </w:rPr>
         <w:t>intersects</w:t>
       </w:r>
+      <w:proofErr w:type="spellEnd"/>
+      <w:proofErr w:type="gramEnd"/>
       <w:r>
         <w:rPr>
           <w:rFonts w:ascii="Consolas" w:hAnsi="Consolas" w:cs="Courier New"/>
@@ -7998,6 +12356,7 @@
         </w:rPr>
         <w:t>(</w:t>
       </w:r>
+      <w:proofErr w:type="spellStart"/>
       <w:r>
         <w:rPr>
           <w:rFonts w:ascii="Consolas" w:hAnsi="Consolas" w:cs="Courier New"/>
@@ -8007,6 +12366,7 @@
         </w:rPr>
         <w:t>blueDot</w:t>
       </w:r>
+      <w:proofErr w:type="spellEnd"/>
       <w:r>
         <w:rPr>
           <w:rFonts w:ascii="Consolas" w:hAnsi="Consolas" w:cs="Courier New"/>
@@ -8067,7 +12427,17 @@
           <w:sz w:val="17"/>
           <w:szCs w:val="17"/>
         </w:rPr>
-        <w:t xml:space="preserve">      </w:t>
+        <w:t xml:space="preserve">   </w:t>
+      </w:r>
+      <w:proofErr w:type="gramStart"/>
+      <w:r>
+        <w:rPr>
+          <w:rFonts w:ascii="Consolas" w:hAnsi="Consolas" w:cs="Courier New"/>
+          <w:color w:val="000000"/>
+          <w:sz w:val="17"/>
+          <w:szCs w:val="17"/>
+        </w:rPr>
+        <w:t xml:space="preserve">   </w:t>
       </w:r>
       <w:r>
         <w:rPr>
@@ -8078,6 +12448,7 @@
         </w:rPr>
         <w:t>{</w:t>
       </w:r>
+      <w:proofErr w:type="gramEnd"/>
       <w:r>
         <w:rPr>
           <w:rFonts w:ascii="Consolas" w:hAnsi="Consolas" w:cs="Courier New"/>
@@ -8138,7 +12509,17 @@
           <w:sz w:val="17"/>
           <w:szCs w:val="17"/>
         </w:rPr>
-        <w:t xml:space="preserve">          blueDot</w:t>
+        <w:t xml:space="preserve">          </w:t>
+      </w:r>
+      <w:proofErr w:type="spellStart"/>
+      <w:r>
+        <w:rPr>
+          <w:rFonts w:ascii="Consolas" w:hAnsi="Consolas" w:cs="Courier New"/>
+          <w:color w:val="000000"/>
+          <w:sz w:val="17"/>
+          <w:szCs w:val="17"/>
+        </w:rPr>
+        <w:t>blueDot</w:t>
       </w:r>
       <w:r>
         <w:rPr>
@@ -8158,6 +12539,7 @@
         </w:rPr>
         <w:t>setLocation</w:t>
       </w:r>
+      <w:proofErr w:type="spellEnd"/>
       <w:r>
         <w:rPr>
           <w:rFonts w:ascii="Consolas" w:hAnsi="Consolas" w:cs="Courier New"/>
@@ -8218,7 +12600,18 @@
           <w:sz w:val="17"/>
           <w:szCs w:val="17"/>
         </w:rPr>
-        <w:t xml:space="preserve">          random</w:t>
+        <w:t xml:space="preserve">          </w:t>
+      </w:r>
+      <w:proofErr w:type="spellStart"/>
+      <w:proofErr w:type="gramStart"/>
+      <w:r>
+        <w:rPr>
+          <w:rFonts w:ascii="Consolas" w:hAnsi="Consolas" w:cs="Courier New"/>
+          <w:color w:val="000000"/>
+          <w:sz w:val="17"/>
+          <w:szCs w:val="17"/>
+        </w:rPr>
+        <w:t>random</w:t>
       </w:r>
       <w:r>
         <w:rPr>
@@ -8238,6 +12631,8 @@
         </w:rPr>
         <w:t>nextDouble</w:t>
       </w:r>
+      <w:proofErr w:type="spellEnd"/>
+      <w:proofErr w:type="gramEnd"/>
       <w:r>
         <w:rPr>
           <w:rFonts w:ascii="Consolas" w:hAnsi="Consolas" w:cs="Courier New"/>
@@ -8298,7 +12693,18 @@
           <w:sz w:val="17"/>
           <w:szCs w:val="17"/>
         </w:rPr>
-        <w:t xml:space="preserve">          random</w:t>
+        <w:t xml:space="preserve">          </w:t>
+      </w:r>
+      <w:proofErr w:type="spellStart"/>
+      <w:proofErr w:type="gramStart"/>
+      <w:r>
+        <w:rPr>
+          <w:rFonts w:ascii="Consolas" w:hAnsi="Consolas" w:cs="Courier New"/>
+          <w:color w:val="000000"/>
+          <w:sz w:val="17"/>
+          <w:szCs w:val="17"/>
+        </w:rPr>
+        <w:t>random</w:t>
       </w:r>
       <w:r>
         <w:rPr>
@@ -8318,15 +12724,28 @@
         </w:rPr>
         <w:t>nextDouble</w:t>
       </w:r>
-      <w:r>
-        <w:rPr>
-          <w:rFonts w:ascii="Consolas" w:hAnsi="Consolas" w:cs="Courier New"/>
-          <w:color w:val="666600"/>
-          <w:sz w:val="17"/>
-          <w:szCs w:val="17"/>
-        </w:rPr>
-        <w:t>());</w:t>
-      </w:r>
+      <w:proofErr w:type="spellEnd"/>
+      <w:proofErr w:type="gramEnd"/>
+      <w:r>
+        <w:rPr>
+          <w:rFonts w:ascii="Consolas" w:hAnsi="Consolas" w:cs="Courier New"/>
+          <w:color w:val="666600"/>
+          <w:sz w:val="17"/>
+          <w:szCs w:val="17"/>
+        </w:rPr>
+        <w:t>()</w:t>
+      </w:r>
+      <w:proofErr w:type="gramStart"/>
+      <w:r>
+        <w:rPr>
+          <w:rFonts w:ascii="Consolas" w:hAnsi="Consolas" w:cs="Courier New"/>
+          <w:color w:val="666600"/>
+          <w:sz w:val="17"/>
+          <w:szCs w:val="17"/>
+        </w:rPr>
+        <w:t>);</w:t>
+      </w:r>
+      <w:proofErr w:type="gramEnd"/>
     </w:p>
     <w:p>
       <w:pPr>
@@ -8378,17 +12797,39 @@
           <w:sz w:val="17"/>
           <w:szCs w:val="17"/>
         </w:rPr>
-        <w:t xml:space="preserve">          blueScore</w:t>
-      </w:r>
-      <w:r>
-        <w:rPr>
-          <w:rFonts w:ascii="Consolas" w:hAnsi="Consolas" w:cs="Courier New"/>
-          <w:color w:val="666600"/>
-          <w:sz w:val="17"/>
-          <w:szCs w:val="17"/>
-        </w:rPr>
-        <w:t>++;</w:t>
-      </w:r>
+        <w:t xml:space="preserve">          </w:t>
+      </w:r>
+      <w:proofErr w:type="spellStart"/>
+      <w:r>
+        <w:rPr>
+          <w:rFonts w:ascii="Consolas" w:hAnsi="Consolas" w:cs="Courier New"/>
+          <w:color w:val="000000"/>
+          <w:sz w:val="17"/>
+          <w:szCs w:val="17"/>
+        </w:rPr>
+        <w:t>blueScore</w:t>
+      </w:r>
+      <w:proofErr w:type="spellEnd"/>
+      <w:r>
+        <w:rPr>
+          <w:rFonts w:ascii="Consolas" w:hAnsi="Consolas" w:cs="Courier New"/>
+          <w:color w:val="666600"/>
+          <w:sz w:val="17"/>
+          <w:szCs w:val="17"/>
+        </w:rPr>
+        <w:t>+</w:t>
+      </w:r>
+      <w:proofErr w:type="gramStart"/>
+      <w:r>
+        <w:rPr>
+          <w:rFonts w:ascii="Consolas" w:hAnsi="Consolas" w:cs="Courier New"/>
+          <w:color w:val="666600"/>
+          <w:sz w:val="17"/>
+          <w:szCs w:val="17"/>
+        </w:rPr>
+        <w:t>+;</w:t>
+      </w:r>
+      <w:proofErr w:type="gramEnd"/>
     </w:p>
     <w:p>
       <w:pPr>
@@ -8440,7 +12881,17 @@
           <w:sz w:val="17"/>
           <w:szCs w:val="17"/>
         </w:rPr>
-        <w:t xml:space="preserve">          scoreSprite</w:t>
+        <w:t xml:space="preserve">          </w:t>
+      </w:r>
+      <w:proofErr w:type="spellStart"/>
+      <w:r>
+        <w:rPr>
+          <w:rFonts w:ascii="Consolas" w:hAnsi="Consolas" w:cs="Courier New"/>
+          <w:color w:val="000000"/>
+          <w:sz w:val="17"/>
+          <w:szCs w:val="17"/>
+        </w:rPr>
+        <w:t>scoreSprite</w:t>
       </w:r>
       <w:r>
         <w:rPr>
@@ -8460,6 +12911,7 @@
         </w:rPr>
         <w:t>setText</w:t>
       </w:r>
+      <w:proofErr w:type="spellEnd"/>
       <w:r>
         <w:rPr>
           <w:rFonts w:ascii="Consolas" w:hAnsi="Consolas" w:cs="Courier New"/>
@@ -8503,7 +12955,27 @@
           <w:sz w:val="17"/>
           <w:szCs w:val="17"/>
         </w:rPr>
-        <w:t xml:space="preserve"> redScore </w:t>
+        <w:t xml:space="preserve"> </w:t>
+      </w:r>
+      <w:proofErr w:type="spellStart"/>
+      <w:r>
+        <w:rPr>
+          <w:rFonts w:ascii="Consolas" w:hAnsi="Consolas" w:cs="Courier New"/>
+          <w:color w:val="000000"/>
+          <w:sz w:val="17"/>
+          <w:szCs w:val="17"/>
+        </w:rPr>
+        <w:t>redScore</w:t>
+      </w:r>
+      <w:proofErr w:type="spellEnd"/>
+      <w:r>
+        <w:rPr>
+          <w:rFonts w:ascii="Consolas" w:hAnsi="Consolas" w:cs="Courier New"/>
+          <w:color w:val="000000"/>
+          <w:sz w:val="17"/>
+          <w:szCs w:val="17"/>
+        </w:rPr>
+        <w:t xml:space="preserve"> </w:t>
       </w:r>
       <w:r>
         <w:rPr>
@@ -8610,8 +13082,20 @@
           <w:sz w:val="17"/>
           <w:szCs w:val="17"/>
         </w:rPr>
-        <w:t xml:space="preserve"> blueScore</w:t>
-      </w:r>
+        <w:t xml:space="preserve"> </w:t>
+      </w:r>
+      <w:proofErr w:type="spellStart"/>
+      <w:r>
+        <w:rPr>
+          <w:rFonts w:ascii="Consolas" w:hAnsi="Consolas" w:cs="Courier New"/>
+          <w:color w:val="000000"/>
+          <w:sz w:val="17"/>
+          <w:szCs w:val="17"/>
+        </w:rPr>
+        <w:t>blueScore</w:t>
+      </w:r>
+      <w:proofErr w:type="spellEnd"/>
+      <w:proofErr w:type="gramStart"/>
       <w:r>
         <w:rPr>
           <w:rFonts w:ascii="Consolas" w:hAnsi="Consolas" w:cs="Courier New"/>
@@ -8621,6 +13105,7 @@
         </w:rPr>
         <w:t>);</w:t>
       </w:r>
+      <w:proofErr w:type="gramEnd"/>
     </w:p>
     <w:p>
       <w:pPr>
@@ -8672,7 +13157,17 @@
           <w:sz w:val="17"/>
           <w:szCs w:val="17"/>
         </w:rPr>
-        <w:t xml:space="preserve">      </w:t>
+        <w:t xml:space="preserve">    </w:t>
+      </w:r>
+      <w:proofErr w:type="gramStart"/>
+      <w:r>
+        <w:rPr>
+          <w:rFonts w:ascii="Consolas" w:hAnsi="Consolas" w:cs="Courier New"/>
+          <w:color w:val="000000"/>
+          <w:sz w:val="17"/>
+          <w:szCs w:val="17"/>
+        </w:rPr>
+        <w:t xml:space="preserve">  </w:t>
       </w:r>
       <w:r>
         <w:rPr>
@@ -8683,6 +13178,7 @@
         </w:rPr>
         <w:t>}</w:t>
       </w:r>
+      <w:proofErr w:type="gramEnd"/>
     </w:p>
     <w:p>
       <w:pPr>
@@ -8763,6 +13259,8 @@
         </w:rPr>
         <w:t>(</w:t>
       </w:r>
+      <w:proofErr w:type="spellStart"/>
+      <w:proofErr w:type="gramStart"/>
       <w:r>
         <w:rPr>
           <w:rFonts w:ascii="Consolas" w:hAnsi="Consolas" w:cs="Courier New"/>
@@ -8790,6 +13288,8 @@
         </w:rPr>
         <w:t>intersects</w:t>
       </w:r>
+      <w:proofErr w:type="spellEnd"/>
+      <w:proofErr w:type="gramEnd"/>
       <w:r>
         <w:rPr>
           <w:rFonts w:ascii="Consolas" w:hAnsi="Consolas" w:cs="Courier New"/>
@@ -8799,6 +13299,7 @@
         </w:rPr>
         <w:t>(</w:t>
       </w:r>
+      <w:proofErr w:type="spellStart"/>
       <w:r>
         <w:rPr>
           <w:rFonts w:ascii="Consolas" w:hAnsi="Consolas" w:cs="Courier New"/>
@@ -8808,6 +13309,7 @@
         </w:rPr>
         <w:t>redDot</w:t>
       </w:r>
+      <w:proofErr w:type="spellEnd"/>
       <w:r>
         <w:rPr>
           <w:rFonts w:ascii="Consolas" w:hAnsi="Consolas" w:cs="Courier New"/>
@@ -8868,7 +13370,17 @@
           <w:sz w:val="17"/>
           <w:szCs w:val="17"/>
         </w:rPr>
-        <w:t xml:space="preserve">      </w:t>
+        <w:t xml:space="preserve">   </w:t>
+      </w:r>
+      <w:proofErr w:type="gramStart"/>
+      <w:r>
+        <w:rPr>
+          <w:rFonts w:ascii="Consolas" w:hAnsi="Consolas" w:cs="Courier New"/>
+          <w:color w:val="000000"/>
+          <w:sz w:val="17"/>
+          <w:szCs w:val="17"/>
+        </w:rPr>
+        <w:t xml:space="preserve">   </w:t>
       </w:r>
       <w:r>
         <w:rPr>
@@ -8879,6 +13391,7 @@
         </w:rPr>
         <w:t>{</w:t>
       </w:r>
+      <w:proofErr w:type="gramEnd"/>
       <w:r>
         <w:rPr>
           <w:rFonts w:ascii="Consolas" w:hAnsi="Consolas" w:cs="Courier New"/>
@@ -8939,7 +13452,17 @@
           <w:sz w:val="17"/>
           <w:szCs w:val="17"/>
         </w:rPr>
-        <w:t xml:space="preserve">          redDot</w:t>
+        <w:t xml:space="preserve">          </w:t>
+      </w:r>
+      <w:proofErr w:type="spellStart"/>
+      <w:r>
+        <w:rPr>
+          <w:rFonts w:ascii="Consolas" w:hAnsi="Consolas" w:cs="Courier New"/>
+          <w:color w:val="000000"/>
+          <w:sz w:val="17"/>
+          <w:szCs w:val="17"/>
+        </w:rPr>
+        <w:t>redDot</w:t>
       </w:r>
       <w:r>
         <w:rPr>
@@ -8959,6 +13482,7 @@
         </w:rPr>
         <w:t>setLocation</w:t>
       </w:r>
+      <w:proofErr w:type="spellEnd"/>
       <w:r>
         <w:rPr>
           <w:rFonts w:ascii="Consolas" w:hAnsi="Consolas" w:cs="Courier New"/>
@@ -9019,7 +13543,18 @@
           <w:sz w:val="17"/>
           <w:szCs w:val="17"/>
         </w:rPr>
-        <w:t xml:space="preserve">          random</w:t>
+        <w:t xml:space="preserve">          </w:t>
+      </w:r>
+      <w:proofErr w:type="spellStart"/>
+      <w:proofErr w:type="gramStart"/>
+      <w:r>
+        <w:rPr>
+          <w:rFonts w:ascii="Consolas" w:hAnsi="Consolas" w:cs="Courier New"/>
+          <w:color w:val="000000"/>
+          <w:sz w:val="17"/>
+          <w:szCs w:val="17"/>
+        </w:rPr>
+        <w:t>random</w:t>
       </w:r>
       <w:r>
         <w:rPr>
@@ -9039,6 +13574,8 @@
         </w:rPr>
         <w:t>nextDouble</w:t>
       </w:r>
+      <w:proofErr w:type="spellEnd"/>
+      <w:proofErr w:type="gramEnd"/>
       <w:r>
         <w:rPr>
           <w:rFonts w:ascii="Consolas" w:hAnsi="Consolas" w:cs="Courier New"/>
@@ -9099,7 +13636,18 @@
           <w:sz w:val="17"/>
           <w:szCs w:val="17"/>
         </w:rPr>
-        <w:t xml:space="preserve">          random</w:t>
+        <w:t xml:space="preserve">          </w:t>
+      </w:r>
+      <w:proofErr w:type="spellStart"/>
+      <w:proofErr w:type="gramStart"/>
+      <w:r>
+        <w:rPr>
+          <w:rFonts w:ascii="Consolas" w:hAnsi="Consolas" w:cs="Courier New"/>
+          <w:color w:val="000000"/>
+          <w:sz w:val="17"/>
+          <w:szCs w:val="17"/>
+        </w:rPr>
+        <w:t>random</w:t>
       </w:r>
       <w:r>
         <w:rPr>
@@ -9119,15 +13667,28 @@
         </w:rPr>
         <w:t>nextDouble</w:t>
       </w:r>
-      <w:r>
-        <w:rPr>
-          <w:rFonts w:ascii="Consolas" w:hAnsi="Consolas" w:cs="Courier New"/>
-          <w:color w:val="666600"/>
-          <w:sz w:val="17"/>
-          <w:szCs w:val="17"/>
-        </w:rPr>
-        <w:t>());</w:t>
-      </w:r>
+      <w:proofErr w:type="spellEnd"/>
+      <w:proofErr w:type="gramEnd"/>
+      <w:r>
+        <w:rPr>
+          <w:rFonts w:ascii="Consolas" w:hAnsi="Consolas" w:cs="Courier New"/>
+          <w:color w:val="666600"/>
+          <w:sz w:val="17"/>
+          <w:szCs w:val="17"/>
+        </w:rPr>
+        <w:t>()</w:t>
+      </w:r>
+      <w:proofErr w:type="gramStart"/>
+      <w:r>
+        <w:rPr>
+          <w:rFonts w:ascii="Consolas" w:hAnsi="Consolas" w:cs="Courier New"/>
+          <w:color w:val="666600"/>
+          <w:sz w:val="17"/>
+          <w:szCs w:val="17"/>
+        </w:rPr>
+        <w:t>);</w:t>
+      </w:r>
+      <w:proofErr w:type="gramEnd"/>
     </w:p>
     <w:p>
       <w:pPr>
@@ -9179,17 +13740,39 @@
           <w:sz w:val="17"/>
           <w:szCs w:val="17"/>
         </w:rPr>
-        <w:t xml:space="preserve">          redScore</w:t>
-      </w:r>
-      <w:r>
-        <w:rPr>
-          <w:rFonts w:ascii="Consolas" w:hAnsi="Consolas" w:cs="Courier New"/>
-          <w:color w:val="666600"/>
-          <w:sz w:val="17"/>
-          <w:szCs w:val="17"/>
-        </w:rPr>
-        <w:t>++;</w:t>
-      </w:r>
+        <w:t xml:space="preserve">          </w:t>
+      </w:r>
+      <w:proofErr w:type="spellStart"/>
+      <w:r>
+        <w:rPr>
+          <w:rFonts w:ascii="Consolas" w:hAnsi="Consolas" w:cs="Courier New"/>
+          <w:color w:val="000000"/>
+          <w:sz w:val="17"/>
+          <w:szCs w:val="17"/>
+        </w:rPr>
+        <w:t>redScore</w:t>
+      </w:r>
+      <w:proofErr w:type="spellEnd"/>
+      <w:r>
+        <w:rPr>
+          <w:rFonts w:ascii="Consolas" w:hAnsi="Consolas" w:cs="Courier New"/>
+          <w:color w:val="666600"/>
+          <w:sz w:val="17"/>
+          <w:szCs w:val="17"/>
+        </w:rPr>
+        <w:t>+</w:t>
+      </w:r>
+      <w:proofErr w:type="gramStart"/>
+      <w:r>
+        <w:rPr>
+          <w:rFonts w:ascii="Consolas" w:hAnsi="Consolas" w:cs="Courier New"/>
+          <w:color w:val="666600"/>
+          <w:sz w:val="17"/>
+          <w:szCs w:val="17"/>
+        </w:rPr>
+        <w:t>+;</w:t>
+      </w:r>
+      <w:proofErr w:type="gramEnd"/>
     </w:p>
     <w:p>
       <w:pPr>
@@ -9241,7 +13824,17 @@
           <w:sz w:val="17"/>
           <w:szCs w:val="17"/>
         </w:rPr>
-        <w:t xml:space="preserve">          scoreSprite</w:t>
+        <w:t xml:space="preserve">          </w:t>
+      </w:r>
+      <w:proofErr w:type="spellStart"/>
+      <w:r>
+        <w:rPr>
+          <w:rFonts w:ascii="Consolas" w:hAnsi="Consolas" w:cs="Courier New"/>
+          <w:color w:val="000000"/>
+          <w:sz w:val="17"/>
+          <w:szCs w:val="17"/>
+        </w:rPr>
+        <w:t>scoreSprite</w:t>
       </w:r>
       <w:r>
         <w:rPr>
@@ -9261,6 +13854,7 @@
         </w:rPr>
         <w:t>setText</w:t>
       </w:r>
+      <w:proofErr w:type="spellEnd"/>
       <w:r>
         <w:rPr>
           <w:rFonts w:ascii="Consolas" w:hAnsi="Consolas" w:cs="Courier New"/>
@@ -9304,7 +13898,27 @@
           <w:sz w:val="17"/>
           <w:szCs w:val="17"/>
         </w:rPr>
-        <w:t xml:space="preserve"> redScore </w:t>
+        <w:t xml:space="preserve"> </w:t>
+      </w:r>
+      <w:proofErr w:type="spellStart"/>
+      <w:r>
+        <w:rPr>
+          <w:rFonts w:ascii="Consolas" w:hAnsi="Consolas" w:cs="Courier New"/>
+          <w:color w:val="000000"/>
+          <w:sz w:val="17"/>
+          <w:szCs w:val="17"/>
+        </w:rPr>
+        <w:t>redScore</w:t>
+      </w:r>
+      <w:proofErr w:type="spellEnd"/>
+      <w:r>
+        <w:rPr>
+          <w:rFonts w:ascii="Consolas" w:hAnsi="Consolas" w:cs="Courier New"/>
+          <w:color w:val="000000"/>
+          <w:sz w:val="17"/>
+          <w:szCs w:val="17"/>
+        </w:rPr>
+        <w:t xml:space="preserve"> </w:t>
       </w:r>
       <w:r>
         <w:rPr>
@@ -9411,8 +14025,20 @@
           <w:sz w:val="17"/>
           <w:szCs w:val="17"/>
         </w:rPr>
-        <w:t xml:space="preserve"> blueScore</w:t>
-      </w:r>
+        <w:t xml:space="preserve"> </w:t>
+      </w:r>
+      <w:proofErr w:type="spellStart"/>
+      <w:r>
+        <w:rPr>
+          <w:rFonts w:ascii="Consolas" w:hAnsi="Consolas" w:cs="Courier New"/>
+          <w:color w:val="000000"/>
+          <w:sz w:val="17"/>
+          <w:szCs w:val="17"/>
+        </w:rPr>
+        <w:t>blueScore</w:t>
+      </w:r>
+      <w:proofErr w:type="spellEnd"/>
+      <w:proofErr w:type="gramStart"/>
       <w:r>
         <w:rPr>
           <w:rFonts w:ascii="Consolas" w:hAnsi="Consolas" w:cs="Courier New"/>
@@ -9422,6 +14048,7 @@
         </w:rPr>
         <w:t>);</w:t>
       </w:r>
+      <w:proofErr w:type="gramEnd"/>
     </w:p>
     <w:p>
       <w:pPr>
@@ -9473,7 +14100,17 @@
           <w:sz w:val="17"/>
           <w:szCs w:val="17"/>
         </w:rPr>
-        <w:t xml:space="preserve">      </w:t>
+        <w:t xml:space="preserve">    </w:t>
+      </w:r>
+      <w:proofErr w:type="gramStart"/>
+      <w:r>
+        <w:rPr>
+          <w:rFonts w:ascii="Consolas" w:hAnsi="Consolas" w:cs="Courier New"/>
+          <w:color w:val="000000"/>
+          <w:sz w:val="17"/>
+          <w:szCs w:val="17"/>
+        </w:rPr>
+        <w:t xml:space="preserve">  </w:t>
       </w:r>
       <w:r>
         <w:rPr>
@@ -9484,6 +14121,7 @@
         </w:rPr>
         <w:t>}</w:t>
       </w:r>
+      <w:proofErr w:type="gramEnd"/>
       <w:r>
         <w:rPr>
           <w:rFonts w:ascii="Consolas" w:hAnsi="Consolas" w:cs="Courier New"/>
@@ -9597,7 +14235,17 @@
           <w:sz w:val="17"/>
           <w:szCs w:val="17"/>
         </w:rPr>
-        <w:t xml:space="preserve">    </w:t>
+        <w:t xml:space="preserve">  </w:t>
+      </w:r>
+      <w:proofErr w:type="gramStart"/>
+      <w:r>
+        <w:rPr>
+          <w:rFonts w:ascii="Consolas" w:hAnsi="Consolas" w:cs="Courier New"/>
+          <w:color w:val="000000"/>
+          <w:sz w:val="17"/>
+          <w:szCs w:val="17"/>
+        </w:rPr>
+        <w:t xml:space="preserve">  </w:t>
       </w:r>
       <w:r>
         <w:rPr>
@@ -9608,6 +14256,7 @@
         </w:rPr>
         <w:t>}</w:t>
       </w:r>
+      <w:proofErr w:type="gramEnd"/>
     </w:p>
     <w:p>
       <w:pPr>
@@ -9644,6 +14293,7 @@
           <w:szCs w:val="17"/>
         </w:rPr>
       </w:pPr>
+      <w:proofErr w:type="gramStart"/>
       <w:r>
         <w:rPr>
           <w:rFonts w:ascii="Consolas" w:hAnsi="Consolas" w:cs="Courier New"/>
@@ -9661,6 +14311,7 @@
         </w:rPr>
         <w:t>}</w:t>
       </w:r>
+      <w:proofErr w:type="gramEnd"/>
     </w:p>
     <w:p>
       <w:pPr>
@@ -9717,8 +14368,8 @@
     </w:p>
     <w:p/>
     <w:sectPr>
-      <w:headerReference w:type="default" r:id="rId13"/>
-      <w:footerReference w:type="default" r:id="rId14"/>
+      <w:headerReference w:type="default" r:id="rId18"/>
+      <w:footerReference w:type="default" r:id="rId19"/>
       <w:pgSz w:w="12240" w:h="15840"/>
       <w:pgMar w:top="1440" w:right="1440" w:bottom="1440" w:left="1440" w:header="720" w:footer="720" w:gutter="0"/>
       <w:cols w:space="720"/>
@@ -9847,6 +14498,707 @@
     </w:pPr>
   </w:p>
 </w:hdr>
+</file>
+
+<file path=word/numbering.xml><?xml version="1.0" encoding="utf-8"?>
+<w:numbering xmlns:wpc="http://schemas.microsoft.com/office/word/2010/wordprocessingCanvas" xmlns:cx="http://schemas.microsoft.com/office/drawing/2014/chartex" xmlns:cx1="http://schemas.microsoft.com/office/drawing/2015/9/8/chartex" xmlns:cx2="http://schemas.microsoft.com/office/drawing/2015/10/21/chartex" xmlns:cx3="http://schemas.microsoft.com/office/drawing/2016/5/9/chartex" xmlns:cx4="http://schemas.microsoft.com/office/drawing/2016/5/10/chartex" xmlns:cx5="http://schemas.microsoft.com/office/drawing/2016/5/11/chartex" xmlns:cx6="http://schemas.microsoft.com/office/drawing/2016/5/12/chartex" xmlns:cx7="http://schemas.microsoft.com/office/drawing/2016/5/13/chartex" xmlns:cx8="http://schemas.microsoft.com/office/drawing/2016/5/14/chartex" xmlns:mc="http://schemas.openxmlformats.org/markup-compatibility/2006" xmlns:aink="http://schemas.microsoft.com/office/drawing/2016/ink" xmlns:am3d="http://schemas.microsoft.com/office/drawing/2017/model3d" xmlns:o="urn:schemas-microsoft-com:office:office" xmlns:oel="http://schemas.microsoft.com/office/2019/extlst" xmlns:r="http://schemas.openxmlformats.org/officeDocument/2006/relationships" xmlns:m="http://schemas.openxmlformats.org/officeDocument/2006/math" xmlns:v="urn:schemas-microsoft-com:vml" xmlns:wp14="http://schemas.microsoft.com/office/word/2010/wordprocessingDrawing" xmlns:wp="http://schemas.openxmlformats.org/drawingml/2006/wordprocessingDrawing" xmlns:w10="urn:schemas-microsoft-com:office:word" xmlns:w="http://schemas.openxmlformats.org/wordprocessingml/2006/main" xmlns:w14="http://schemas.microsoft.com/office/word/2010/wordml" xmlns:w15="http://schemas.microsoft.com/office/word/2012/wordml" xmlns:w16cex="http://schemas.microsoft.com/office/word/2018/wordml/cex" xmlns:w16cid="http://schemas.microsoft.com/office/word/2016/wordml/cid" xmlns:w16="http://schemas.microsoft.com/office/word/2018/wordml" xmlns:w16du="http://schemas.microsoft.com/office/word/2023/wordml/word16du" xmlns:w16sdtdh="http://schemas.microsoft.com/office/word/2020/wordml/sdtdatahash" xmlns:w16sdtfl="http://schemas.microsoft.com/office/word/2024/wordml/sdtformatlock" xmlns:w16se="http://schemas.microsoft.com/office/word/2015/wordml/symex" xmlns:wpg="http://schemas.microsoft.com/office/word/2010/wordprocessingGroup" xmlns:wpi="http://schemas.microsoft.com/office/word/2010/wordprocessingInk" xmlns:wne="http://schemas.microsoft.com/office/word/2006/wordml" xmlns:wps="http://schemas.microsoft.com/office/word/2010/wordprocessingShape" mc:Ignorable="w14 w15 w16se w16cid w16 w16cex w16sdtdh w16sdtfl w16du wp14">
+  <w:abstractNum w:abstractNumId="0" w15:restartNumberingAfterBreak="0">
+    <w:nsid w:val="0DBE7401"/>
+    <w:multiLevelType w:val="hybridMultilevel"/>
+    <w:tmpl w:val="1DC67C7E"/>
+    <w:lvl w:ilvl="0" w:tplc="04090001">
+      <w:start w:val="1"/>
+      <w:numFmt w:val="bullet"/>
+      <w:lvlText w:val=""/>
+      <w:lvlJc w:val="left"/>
+      <w:pPr>
+        <w:ind w:left="720" w:hanging="360"/>
+      </w:pPr>
+      <w:rPr>
+        <w:rFonts w:ascii="Symbol" w:hAnsi="Symbol" w:hint="default"/>
+      </w:rPr>
+    </w:lvl>
+    <w:lvl w:ilvl="1" w:tplc="04090003" w:tentative="1">
+      <w:start w:val="1"/>
+      <w:numFmt w:val="bullet"/>
+      <w:lvlText w:val="o"/>
+      <w:lvlJc w:val="left"/>
+      <w:pPr>
+        <w:ind w:left="1440" w:hanging="360"/>
+      </w:pPr>
+      <w:rPr>
+        <w:rFonts w:ascii="Courier New" w:hAnsi="Courier New" w:cs="Courier New" w:hint="default"/>
+      </w:rPr>
+    </w:lvl>
+    <w:lvl w:ilvl="2" w:tplc="04090005" w:tentative="1">
+      <w:start w:val="1"/>
+      <w:numFmt w:val="bullet"/>
+      <w:lvlText w:val=""/>
+      <w:lvlJc w:val="left"/>
+      <w:pPr>
+        <w:ind w:left="2160" w:hanging="360"/>
+      </w:pPr>
+      <w:rPr>
+        <w:rFonts w:ascii="Wingdings" w:hAnsi="Wingdings" w:hint="default"/>
+      </w:rPr>
+    </w:lvl>
+    <w:lvl w:ilvl="3" w:tplc="04090001" w:tentative="1">
+      <w:start w:val="1"/>
+      <w:numFmt w:val="bullet"/>
+      <w:lvlText w:val=""/>
+      <w:lvlJc w:val="left"/>
+      <w:pPr>
+        <w:ind w:left="2880" w:hanging="360"/>
+      </w:pPr>
+      <w:rPr>
+        <w:rFonts w:ascii="Symbol" w:hAnsi="Symbol" w:hint="default"/>
+      </w:rPr>
+    </w:lvl>
+    <w:lvl w:ilvl="4" w:tplc="04090003" w:tentative="1">
+      <w:start w:val="1"/>
+      <w:numFmt w:val="bullet"/>
+      <w:lvlText w:val="o"/>
+      <w:lvlJc w:val="left"/>
+      <w:pPr>
+        <w:ind w:left="3600" w:hanging="360"/>
+      </w:pPr>
+      <w:rPr>
+        <w:rFonts w:ascii="Courier New" w:hAnsi="Courier New" w:cs="Courier New" w:hint="default"/>
+      </w:rPr>
+    </w:lvl>
+    <w:lvl w:ilvl="5" w:tplc="04090005" w:tentative="1">
+      <w:start w:val="1"/>
+      <w:numFmt w:val="bullet"/>
+      <w:lvlText w:val=""/>
+      <w:lvlJc w:val="left"/>
+      <w:pPr>
+        <w:ind w:left="4320" w:hanging="360"/>
+      </w:pPr>
+      <w:rPr>
+        <w:rFonts w:ascii="Wingdings" w:hAnsi="Wingdings" w:hint="default"/>
+      </w:rPr>
+    </w:lvl>
+    <w:lvl w:ilvl="6" w:tplc="04090001" w:tentative="1">
+      <w:start w:val="1"/>
+      <w:numFmt w:val="bullet"/>
+      <w:lvlText w:val=""/>
+      <w:lvlJc w:val="left"/>
+      <w:pPr>
+        <w:ind w:left="5040" w:hanging="360"/>
+      </w:pPr>
+      <w:rPr>
+        <w:rFonts w:ascii="Symbol" w:hAnsi="Symbol" w:hint="default"/>
+      </w:rPr>
+    </w:lvl>
+    <w:lvl w:ilvl="7" w:tplc="04090003" w:tentative="1">
+      <w:start w:val="1"/>
+      <w:numFmt w:val="bullet"/>
+      <w:lvlText w:val="o"/>
+      <w:lvlJc w:val="left"/>
+      <w:pPr>
+        <w:ind w:left="5760" w:hanging="360"/>
+      </w:pPr>
+      <w:rPr>
+        <w:rFonts w:ascii="Courier New" w:hAnsi="Courier New" w:cs="Courier New" w:hint="default"/>
+      </w:rPr>
+    </w:lvl>
+    <w:lvl w:ilvl="8" w:tplc="04090005" w:tentative="1">
+      <w:start w:val="1"/>
+      <w:numFmt w:val="bullet"/>
+      <w:lvlText w:val=""/>
+      <w:lvlJc w:val="left"/>
+      <w:pPr>
+        <w:ind w:left="6480" w:hanging="360"/>
+      </w:pPr>
+      <w:rPr>
+        <w:rFonts w:ascii="Wingdings" w:hAnsi="Wingdings" w:hint="default"/>
+      </w:rPr>
+    </w:lvl>
+  </w:abstractNum>
+  <w:abstractNum w:abstractNumId="1" w15:restartNumberingAfterBreak="0">
+    <w:nsid w:val="4DF8767C"/>
+    <w:multiLevelType w:val="hybridMultilevel"/>
+    <w:tmpl w:val="93408CE4"/>
+    <w:lvl w:ilvl="0" w:tplc="04090001">
+      <w:start w:val="1"/>
+      <w:numFmt w:val="bullet"/>
+      <w:lvlText w:val=""/>
+      <w:lvlJc w:val="left"/>
+      <w:pPr>
+        <w:ind w:left="720" w:hanging="360"/>
+      </w:pPr>
+      <w:rPr>
+        <w:rFonts w:ascii="Symbol" w:hAnsi="Symbol" w:hint="default"/>
+      </w:rPr>
+    </w:lvl>
+    <w:lvl w:ilvl="1" w:tplc="04090003" w:tentative="1">
+      <w:start w:val="1"/>
+      <w:numFmt w:val="bullet"/>
+      <w:lvlText w:val="o"/>
+      <w:lvlJc w:val="left"/>
+      <w:pPr>
+        <w:ind w:left="1440" w:hanging="360"/>
+      </w:pPr>
+      <w:rPr>
+        <w:rFonts w:ascii="Courier New" w:hAnsi="Courier New" w:cs="Courier New" w:hint="default"/>
+      </w:rPr>
+    </w:lvl>
+    <w:lvl w:ilvl="2" w:tplc="04090005" w:tentative="1">
+      <w:start w:val="1"/>
+      <w:numFmt w:val="bullet"/>
+      <w:lvlText w:val=""/>
+      <w:lvlJc w:val="left"/>
+      <w:pPr>
+        <w:ind w:left="2160" w:hanging="360"/>
+      </w:pPr>
+      <w:rPr>
+        <w:rFonts w:ascii="Wingdings" w:hAnsi="Wingdings" w:hint="default"/>
+      </w:rPr>
+    </w:lvl>
+    <w:lvl w:ilvl="3" w:tplc="04090001" w:tentative="1">
+      <w:start w:val="1"/>
+      <w:numFmt w:val="bullet"/>
+      <w:lvlText w:val=""/>
+      <w:lvlJc w:val="left"/>
+      <w:pPr>
+        <w:ind w:left="2880" w:hanging="360"/>
+      </w:pPr>
+      <w:rPr>
+        <w:rFonts w:ascii="Symbol" w:hAnsi="Symbol" w:hint="default"/>
+      </w:rPr>
+    </w:lvl>
+    <w:lvl w:ilvl="4" w:tplc="04090003" w:tentative="1">
+      <w:start w:val="1"/>
+      <w:numFmt w:val="bullet"/>
+      <w:lvlText w:val="o"/>
+      <w:lvlJc w:val="left"/>
+      <w:pPr>
+        <w:ind w:left="3600" w:hanging="360"/>
+      </w:pPr>
+      <w:rPr>
+        <w:rFonts w:ascii="Courier New" w:hAnsi="Courier New" w:cs="Courier New" w:hint="default"/>
+      </w:rPr>
+    </w:lvl>
+    <w:lvl w:ilvl="5" w:tplc="04090005" w:tentative="1">
+      <w:start w:val="1"/>
+      <w:numFmt w:val="bullet"/>
+      <w:lvlText w:val=""/>
+      <w:lvlJc w:val="left"/>
+      <w:pPr>
+        <w:ind w:left="4320" w:hanging="360"/>
+      </w:pPr>
+      <w:rPr>
+        <w:rFonts w:ascii="Wingdings" w:hAnsi="Wingdings" w:hint="default"/>
+      </w:rPr>
+    </w:lvl>
+    <w:lvl w:ilvl="6" w:tplc="04090001" w:tentative="1">
+      <w:start w:val="1"/>
+      <w:numFmt w:val="bullet"/>
+      <w:lvlText w:val=""/>
+      <w:lvlJc w:val="left"/>
+      <w:pPr>
+        <w:ind w:left="5040" w:hanging="360"/>
+      </w:pPr>
+      <w:rPr>
+        <w:rFonts w:ascii="Symbol" w:hAnsi="Symbol" w:hint="default"/>
+      </w:rPr>
+    </w:lvl>
+    <w:lvl w:ilvl="7" w:tplc="04090003" w:tentative="1">
+      <w:start w:val="1"/>
+      <w:numFmt w:val="bullet"/>
+      <w:lvlText w:val="o"/>
+      <w:lvlJc w:val="left"/>
+      <w:pPr>
+        <w:ind w:left="5760" w:hanging="360"/>
+      </w:pPr>
+      <w:rPr>
+        <w:rFonts w:ascii="Courier New" w:hAnsi="Courier New" w:cs="Courier New" w:hint="default"/>
+      </w:rPr>
+    </w:lvl>
+    <w:lvl w:ilvl="8" w:tplc="04090005" w:tentative="1">
+      <w:start w:val="1"/>
+      <w:numFmt w:val="bullet"/>
+      <w:lvlText w:val=""/>
+      <w:lvlJc w:val="left"/>
+      <w:pPr>
+        <w:ind w:left="6480" w:hanging="360"/>
+      </w:pPr>
+      <w:rPr>
+        <w:rFonts w:ascii="Wingdings" w:hAnsi="Wingdings" w:hint="default"/>
+      </w:rPr>
+    </w:lvl>
+  </w:abstractNum>
+  <w:abstractNum w:abstractNumId="2" w15:restartNumberingAfterBreak="0">
+    <w:nsid w:val="5DC5125D"/>
+    <w:multiLevelType w:val="hybridMultilevel"/>
+    <w:tmpl w:val="5E5687EA"/>
+    <w:lvl w:ilvl="0" w:tplc="04090001">
+      <w:start w:val="1"/>
+      <w:numFmt w:val="bullet"/>
+      <w:lvlText w:val=""/>
+      <w:lvlJc w:val="left"/>
+      <w:pPr>
+        <w:ind w:left="360" w:hanging="360"/>
+      </w:pPr>
+      <w:rPr>
+        <w:rFonts w:ascii="Symbol" w:hAnsi="Symbol" w:hint="default"/>
+      </w:rPr>
+    </w:lvl>
+    <w:lvl w:ilvl="1" w:tplc="04090003" w:tentative="1">
+      <w:start w:val="1"/>
+      <w:numFmt w:val="bullet"/>
+      <w:lvlText w:val="o"/>
+      <w:lvlJc w:val="left"/>
+      <w:pPr>
+        <w:ind w:left="1080" w:hanging="360"/>
+      </w:pPr>
+      <w:rPr>
+        <w:rFonts w:ascii="Courier New" w:hAnsi="Courier New" w:cs="Courier New" w:hint="default"/>
+      </w:rPr>
+    </w:lvl>
+    <w:lvl w:ilvl="2" w:tplc="04090005" w:tentative="1">
+      <w:start w:val="1"/>
+      <w:numFmt w:val="bullet"/>
+      <w:lvlText w:val=""/>
+      <w:lvlJc w:val="left"/>
+      <w:pPr>
+        <w:ind w:left="1800" w:hanging="360"/>
+      </w:pPr>
+      <w:rPr>
+        <w:rFonts w:ascii="Wingdings" w:hAnsi="Wingdings" w:hint="default"/>
+      </w:rPr>
+    </w:lvl>
+    <w:lvl w:ilvl="3" w:tplc="04090001" w:tentative="1">
+      <w:start w:val="1"/>
+      <w:numFmt w:val="bullet"/>
+      <w:lvlText w:val=""/>
+      <w:lvlJc w:val="left"/>
+      <w:pPr>
+        <w:ind w:left="2520" w:hanging="360"/>
+      </w:pPr>
+      <w:rPr>
+        <w:rFonts w:ascii="Symbol" w:hAnsi="Symbol" w:hint="default"/>
+      </w:rPr>
+    </w:lvl>
+    <w:lvl w:ilvl="4" w:tplc="04090003" w:tentative="1">
+      <w:start w:val="1"/>
+      <w:numFmt w:val="bullet"/>
+      <w:lvlText w:val="o"/>
+      <w:lvlJc w:val="left"/>
+      <w:pPr>
+        <w:ind w:left="3240" w:hanging="360"/>
+      </w:pPr>
+      <w:rPr>
+        <w:rFonts w:ascii="Courier New" w:hAnsi="Courier New" w:cs="Courier New" w:hint="default"/>
+      </w:rPr>
+    </w:lvl>
+    <w:lvl w:ilvl="5" w:tplc="04090005" w:tentative="1">
+      <w:start w:val="1"/>
+      <w:numFmt w:val="bullet"/>
+      <w:lvlText w:val=""/>
+      <w:lvlJc w:val="left"/>
+      <w:pPr>
+        <w:ind w:left="3960" w:hanging="360"/>
+      </w:pPr>
+      <w:rPr>
+        <w:rFonts w:ascii="Wingdings" w:hAnsi="Wingdings" w:hint="default"/>
+      </w:rPr>
+    </w:lvl>
+    <w:lvl w:ilvl="6" w:tplc="04090001" w:tentative="1">
+      <w:start w:val="1"/>
+      <w:numFmt w:val="bullet"/>
+      <w:lvlText w:val=""/>
+      <w:lvlJc w:val="left"/>
+      <w:pPr>
+        <w:ind w:left="4680" w:hanging="360"/>
+      </w:pPr>
+      <w:rPr>
+        <w:rFonts w:ascii="Symbol" w:hAnsi="Symbol" w:hint="default"/>
+      </w:rPr>
+    </w:lvl>
+    <w:lvl w:ilvl="7" w:tplc="04090003" w:tentative="1">
+      <w:start w:val="1"/>
+      <w:numFmt w:val="bullet"/>
+      <w:lvlText w:val="o"/>
+      <w:lvlJc w:val="left"/>
+      <w:pPr>
+        <w:ind w:left="5400" w:hanging="360"/>
+      </w:pPr>
+      <w:rPr>
+        <w:rFonts w:ascii="Courier New" w:hAnsi="Courier New" w:cs="Courier New" w:hint="default"/>
+      </w:rPr>
+    </w:lvl>
+    <w:lvl w:ilvl="8" w:tplc="04090005" w:tentative="1">
+      <w:start w:val="1"/>
+      <w:numFmt w:val="bullet"/>
+      <w:lvlText w:val=""/>
+      <w:lvlJc w:val="left"/>
+      <w:pPr>
+        <w:ind w:left="6120" w:hanging="360"/>
+      </w:pPr>
+      <w:rPr>
+        <w:rFonts w:ascii="Wingdings" w:hAnsi="Wingdings" w:hint="default"/>
+      </w:rPr>
+    </w:lvl>
+  </w:abstractNum>
+  <w:abstractNum w:abstractNumId="3" w15:restartNumberingAfterBreak="0">
+    <w:nsid w:val="5FC560D3"/>
+    <w:multiLevelType w:val="hybridMultilevel"/>
+    <w:tmpl w:val="7A22F8C2"/>
+    <w:lvl w:ilvl="0" w:tplc="04090001">
+      <w:start w:val="1"/>
+      <w:numFmt w:val="bullet"/>
+      <w:lvlText w:val=""/>
+      <w:lvlJc w:val="left"/>
+      <w:pPr>
+        <w:ind w:left="720" w:hanging="360"/>
+      </w:pPr>
+      <w:rPr>
+        <w:rFonts w:ascii="Symbol" w:hAnsi="Symbol" w:hint="default"/>
+      </w:rPr>
+    </w:lvl>
+    <w:lvl w:ilvl="1" w:tplc="04090003" w:tentative="1">
+      <w:start w:val="1"/>
+      <w:numFmt w:val="bullet"/>
+      <w:lvlText w:val="o"/>
+      <w:lvlJc w:val="left"/>
+      <w:pPr>
+        <w:ind w:left="1440" w:hanging="360"/>
+      </w:pPr>
+      <w:rPr>
+        <w:rFonts w:ascii="Courier New" w:hAnsi="Courier New" w:cs="Courier New" w:hint="default"/>
+      </w:rPr>
+    </w:lvl>
+    <w:lvl w:ilvl="2" w:tplc="04090005" w:tentative="1">
+      <w:start w:val="1"/>
+      <w:numFmt w:val="bullet"/>
+      <w:lvlText w:val=""/>
+      <w:lvlJc w:val="left"/>
+      <w:pPr>
+        <w:ind w:left="2160" w:hanging="360"/>
+      </w:pPr>
+      <w:rPr>
+        <w:rFonts w:ascii="Wingdings" w:hAnsi="Wingdings" w:hint="default"/>
+      </w:rPr>
+    </w:lvl>
+    <w:lvl w:ilvl="3" w:tplc="04090001" w:tentative="1">
+      <w:start w:val="1"/>
+      <w:numFmt w:val="bullet"/>
+      <w:lvlText w:val=""/>
+      <w:lvlJc w:val="left"/>
+      <w:pPr>
+        <w:ind w:left="2880" w:hanging="360"/>
+      </w:pPr>
+      <w:rPr>
+        <w:rFonts w:ascii="Symbol" w:hAnsi="Symbol" w:hint="default"/>
+      </w:rPr>
+    </w:lvl>
+    <w:lvl w:ilvl="4" w:tplc="04090003" w:tentative="1">
+      <w:start w:val="1"/>
+      <w:numFmt w:val="bullet"/>
+      <w:lvlText w:val="o"/>
+      <w:lvlJc w:val="left"/>
+      <w:pPr>
+        <w:ind w:left="3600" w:hanging="360"/>
+      </w:pPr>
+      <w:rPr>
+        <w:rFonts w:ascii="Courier New" w:hAnsi="Courier New" w:cs="Courier New" w:hint="default"/>
+      </w:rPr>
+    </w:lvl>
+    <w:lvl w:ilvl="5" w:tplc="04090005" w:tentative="1">
+      <w:start w:val="1"/>
+      <w:numFmt w:val="bullet"/>
+      <w:lvlText w:val=""/>
+      <w:lvlJc w:val="left"/>
+      <w:pPr>
+        <w:ind w:left="4320" w:hanging="360"/>
+      </w:pPr>
+      <w:rPr>
+        <w:rFonts w:ascii="Wingdings" w:hAnsi="Wingdings" w:hint="default"/>
+      </w:rPr>
+    </w:lvl>
+    <w:lvl w:ilvl="6" w:tplc="04090001" w:tentative="1">
+      <w:start w:val="1"/>
+      <w:numFmt w:val="bullet"/>
+      <w:lvlText w:val=""/>
+      <w:lvlJc w:val="left"/>
+      <w:pPr>
+        <w:ind w:left="5040" w:hanging="360"/>
+      </w:pPr>
+      <w:rPr>
+        <w:rFonts w:ascii="Symbol" w:hAnsi="Symbol" w:hint="default"/>
+      </w:rPr>
+    </w:lvl>
+    <w:lvl w:ilvl="7" w:tplc="04090003" w:tentative="1">
+      <w:start w:val="1"/>
+      <w:numFmt w:val="bullet"/>
+      <w:lvlText w:val="o"/>
+      <w:lvlJc w:val="left"/>
+      <w:pPr>
+        <w:ind w:left="5760" w:hanging="360"/>
+      </w:pPr>
+      <w:rPr>
+        <w:rFonts w:ascii="Courier New" w:hAnsi="Courier New" w:cs="Courier New" w:hint="default"/>
+      </w:rPr>
+    </w:lvl>
+    <w:lvl w:ilvl="8" w:tplc="04090005" w:tentative="1">
+      <w:start w:val="1"/>
+      <w:numFmt w:val="bullet"/>
+      <w:lvlText w:val=""/>
+      <w:lvlJc w:val="left"/>
+      <w:pPr>
+        <w:ind w:left="6480" w:hanging="360"/>
+      </w:pPr>
+      <w:rPr>
+        <w:rFonts w:ascii="Wingdings" w:hAnsi="Wingdings" w:hint="default"/>
+      </w:rPr>
+    </w:lvl>
+  </w:abstractNum>
+  <w:abstractNum w:abstractNumId="4" w15:restartNumberingAfterBreak="0">
+    <w:nsid w:val="76FC7582"/>
+    <w:multiLevelType w:val="hybridMultilevel"/>
+    <w:tmpl w:val="78FA77CC"/>
+    <w:lvl w:ilvl="0" w:tplc="04090001">
+      <w:start w:val="1"/>
+      <w:numFmt w:val="bullet"/>
+      <w:lvlText w:val=""/>
+      <w:lvlJc w:val="left"/>
+      <w:pPr>
+        <w:ind w:left="720" w:hanging="360"/>
+      </w:pPr>
+      <w:rPr>
+        <w:rFonts w:ascii="Symbol" w:hAnsi="Symbol" w:hint="default"/>
+      </w:rPr>
+    </w:lvl>
+    <w:lvl w:ilvl="1" w:tplc="04090003">
+      <w:start w:val="1"/>
+      <w:numFmt w:val="bullet"/>
+      <w:lvlText w:val="o"/>
+      <w:lvlJc w:val="left"/>
+      <w:pPr>
+        <w:ind w:left="1440" w:hanging="360"/>
+      </w:pPr>
+      <w:rPr>
+        <w:rFonts w:ascii="Courier New" w:hAnsi="Courier New" w:cs="Courier New" w:hint="default"/>
+      </w:rPr>
+    </w:lvl>
+    <w:lvl w:ilvl="2" w:tplc="04090005">
+      <w:start w:val="1"/>
+      <w:numFmt w:val="bullet"/>
+      <w:lvlText w:val=""/>
+      <w:lvlJc w:val="left"/>
+      <w:pPr>
+        <w:ind w:left="2160" w:hanging="360"/>
+      </w:pPr>
+      <w:rPr>
+        <w:rFonts w:ascii="Wingdings" w:hAnsi="Wingdings" w:hint="default"/>
+      </w:rPr>
+    </w:lvl>
+    <w:lvl w:ilvl="3" w:tplc="04090001" w:tentative="1">
+      <w:start w:val="1"/>
+      <w:numFmt w:val="bullet"/>
+      <w:lvlText w:val=""/>
+      <w:lvlJc w:val="left"/>
+      <w:pPr>
+        <w:ind w:left="2880" w:hanging="360"/>
+      </w:pPr>
+      <w:rPr>
+        <w:rFonts w:ascii="Symbol" w:hAnsi="Symbol" w:hint="default"/>
+      </w:rPr>
+    </w:lvl>
+    <w:lvl w:ilvl="4" w:tplc="04090003" w:tentative="1">
+      <w:start w:val="1"/>
+      <w:numFmt w:val="bullet"/>
+      <w:lvlText w:val="o"/>
+      <w:lvlJc w:val="left"/>
+      <w:pPr>
+        <w:ind w:left="3600" w:hanging="360"/>
+      </w:pPr>
+      <w:rPr>
+        <w:rFonts w:ascii="Courier New" w:hAnsi="Courier New" w:cs="Courier New" w:hint="default"/>
+      </w:rPr>
+    </w:lvl>
+    <w:lvl w:ilvl="5" w:tplc="04090005" w:tentative="1">
+      <w:start w:val="1"/>
+      <w:numFmt w:val="bullet"/>
+      <w:lvlText w:val=""/>
+      <w:lvlJc w:val="left"/>
+      <w:pPr>
+        <w:ind w:left="4320" w:hanging="360"/>
+      </w:pPr>
+      <w:rPr>
+        <w:rFonts w:ascii="Wingdings" w:hAnsi="Wingdings" w:hint="default"/>
+      </w:rPr>
+    </w:lvl>
+    <w:lvl w:ilvl="6" w:tplc="04090001" w:tentative="1">
+      <w:start w:val="1"/>
+      <w:numFmt w:val="bullet"/>
+      <w:lvlText w:val=""/>
+      <w:lvlJc w:val="left"/>
+      <w:pPr>
+        <w:ind w:left="5040" w:hanging="360"/>
+      </w:pPr>
+      <w:rPr>
+        <w:rFonts w:ascii="Symbol" w:hAnsi="Symbol" w:hint="default"/>
+      </w:rPr>
+    </w:lvl>
+    <w:lvl w:ilvl="7" w:tplc="04090003" w:tentative="1">
+      <w:start w:val="1"/>
+      <w:numFmt w:val="bullet"/>
+      <w:lvlText w:val="o"/>
+      <w:lvlJc w:val="left"/>
+      <w:pPr>
+        <w:ind w:left="5760" w:hanging="360"/>
+      </w:pPr>
+      <w:rPr>
+        <w:rFonts w:ascii="Courier New" w:hAnsi="Courier New" w:cs="Courier New" w:hint="default"/>
+      </w:rPr>
+    </w:lvl>
+    <w:lvl w:ilvl="8" w:tplc="04090005" w:tentative="1">
+      <w:start w:val="1"/>
+      <w:numFmt w:val="bullet"/>
+      <w:lvlText w:val=""/>
+      <w:lvlJc w:val="left"/>
+      <w:pPr>
+        <w:ind w:left="6480" w:hanging="360"/>
+      </w:pPr>
+      <w:rPr>
+        <w:rFonts w:ascii="Wingdings" w:hAnsi="Wingdings" w:hint="default"/>
+      </w:rPr>
+    </w:lvl>
+  </w:abstractNum>
+  <w:abstractNum w:abstractNumId="5" w15:restartNumberingAfterBreak="0">
+    <w:nsid w:val="7F2A44C2"/>
+    <w:multiLevelType w:val="hybridMultilevel"/>
+    <w:tmpl w:val="3EACD6A8"/>
+    <w:lvl w:ilvl="0" w:tplc="04090001">
+      <w:start w:val="1"/>
+      <w:numFmt w:val="bullet"/>
+      <w:lvlText w:val=""/>
+      <w:lvlJc w:val="left"/>
+      <w:pPr>
+        <w:ind w:left="720" w:hanging="360"/>
+      </w:pPr>
+      <w:rPr>
+        <w:rFonts w:ascii="Symbol" w:hAnsi="Symbol" w:hint="default"/>
+      </w:rPr>
+    </w:lvl>
+    <w:lvl w:ilvl="1" w:tplc="04090003" w:tentative="1">
+      <w:start w:val="1"/>
+      <w:numFmt w:val="bullet"/>
+      <w:lvlText w:val="o"/>
+      <w:lvlJc w:val="left"/>
+      <w:pPr>
+        <w:ind w:left="1440" w:hanging="360"/>
+      </w:pPr>
+      <w:rPr>
+        <w:rFonts w:ascii="Courier New" w:hAnsi="Courier New" w:cs="Courier New" w:hint="default"/>
+      </w:rPr>
+    </w:lvl>
+    <w:lvl w:ilvl="2" w:tplc="04090005" w:tentative="1">
+      <w:start w:val="1"/>
+      <w:numFmt w:val="bullet"/>
+      <w:lvlText w:val=""/>
+      <w:lvlJc w:val="left"/>
+      <w:pPr>
+        <w:ind w:left="2160" w:hanging="360"/>
+      </w:pPr>
+      <w:rPr>
+        <w:rFonts w:ascii="Wingdings" w:hAnsi="Wingdings" w:hint="default"/>
+      </w:rPr>
+    </w:lvl>
+    <w:lvl w:ilvl="3" w:tplc="04090001" w:tentative="1">
+      <w:start w:val="1"/>
+      <w:numFmt w:val="bullet"/>
+      <w:lvlText w:val=""/>
+      <w:lvlJc w:val="left"/>
+      <w:pPr>
+        <w:ind w:left="2880" w:hanging="360"/>
+      </w:pPr>
+      <w:rPr>
+        <w:rFonts w:ascii="Symbol" w:hAnsi="Symbol" w:hint="default"/>
+      </w:rPr>
+    </w:lvl>
+    <w:lvl w:ilvl="4" w:tplc="04090003" w:tentative="1">
+      <w:start w:val="1"/>
+      <w:numFmt w:val="bullet"/>
+      <w:lvlText w:val="o"/>
+      <w:lvlJc w:val="left"/>
+      <w:pPr>
+        <w:ind w:left="3600" w:hanging="360"/>
+      </w:pPr>
+      <w:rPr>
+        <w:rFonts w:ascii="Courier New" w:hAnsi="Courier New" w:cs="Courier New" w:hint="default"/>
+      </w:rPr>
+    </w:lvl>
+    <w:lvl w:ilvl="5" w:tplc="04090005" w:tentative="1">
+      <w:start w:val="1"/>
+      <w:numFmt w:val="bullet"/>
+      <w:lvlText w:val=""/>
+      <w:lvlJc w:val="left"/>
+      <w:pPr>
+        <w:ind w:left="4320" w:hanging="360"/>
+      </w:pPr>
+      <w:rPr>
+        <w:rFonts w:ascii="Wingdings" w:hAnsi="Wingdings" w:hint="default"/>
+      </w:rPr>
+    </w:lvl>
+    <w:lvl w:ilvl="6" w:tplc="04090001" w:tentative="1">
+      <w:start w:val="1"/>
+      <w:numFmt w:val="bullet"/>
+      <w:lvlText w:val=""/>
+      <w:lvlJc w:val="left"/>
+      <w:pPr>
+        <w:ind w:left="5040" w:hanging="360"/>
+      </w:pPr>
+      <w:rPr>
+        <w:rFonts w:ascii="Symbol" w:hAnsi="Symbol" w:hint="default"/>
+      </w:rPr>
+    </w:lvl>
+    <w:lvl w:ilvl="7" w:tplc="04090003" w:tentative="1">
+      <w:start w:val="1"/>
+      <w:numFmt w:val="bullet"/>
+      <w:lvlText w:val="o"/>
+      <w:lvlJc w:val="left"/>
+      <w:pPr>
+        <w:ind w:left="5760" w:hanging="360"/>
+      </w:pPr>
+      <w:rPr>
+        <w:rFonts w:ascii="Courier New" w:hAnsi="Courier New" w:cs="Courier New" w:hint="default"/>
+      </w:rPr>
+    </w:lvl>
+    <w:lvl w:ilvl="8" w:tplc="04090005" w:tentative="1">
+      <w:start w:val="1"/>
+      <w:numFmt w:val="bullet"/>
+      <w:lvlText w:val=""/>
+      <w:lvlJc w:val="left"/>
+      <w:pPr>
+        <w:ind w:left="6480" w:hanging="360"/>
+      </w:pPr>
+      <w:rPr>
+        <w:rFonts w:ascii="Wingdings" w:hAnsi="Wingdings" w:hint="default"/>
+      </w:rPr>
+    </w:lvl>
+  </w:abstractNum>
+  <w:num w:numId="1" w16cid:durableId="1630471067">
+    <w:abstractNumId w:val="4"/>
+  </w:num>
+  <w:num w:numId="2" w16cid:durableId="1615399311">
+    <w:abstractNumId w:val="2"/>
+  </w:num>
+  <w:num w:numId="3" w16cid:durableId="1197618856">
+    <w:abstractNumId w:val="5"/>
+  </w:num>
+  <w:num w:numId="4" w16cid:durableId="1148397500">
+    <w:abstractNumId w:val="0"/>
+  </w:num>
+  <w:num w:numId="5" w16cid:durableId="1509519476">
+    <w:abstractNumId w:val="3"/>
+  </w:num>
+  <w:num w:numId="6" w16cid:durableId="906955991">
+    <w:abstractNumId w:val="1"/>
+  </w:num>
+</w:numbering>
 </file>
 
 <file path=word/styles.xml><?xml version="1.0" encoding="utf-8"?>
@@ -10299,7 +15651,6 @@
     <w:next w:val="Normal"/>
     <w:link w:val="Heading3Char"/>
     <w:uiPriority w:val="9"/>
-    <w:semiHidden/>
     <w:unhideWhenUsed/>
     <w:qFormat/>
     <w:rsid w:val="00C61CC1"/>
@@ -10506,7 +15857,6 @@
     <w:basedOn w:val="DefaultParagraphFont"/>
     <w:link w:val="Heading3"/>
     <w:uiPriority w:val="9"/>
-    <w:semiHidden/>
     <w:rsid w:val="00C61CC1"/>
     <w:rPr>
       <w:rFonts w:eastAsiaTheme="majorEastAsia" w:cstheme="majorBidi"/>
